--- a/docs/NordPSA_Manual.docx
+++ b/docs/NordPSA_Manual.docx
@@ -4,56 +4,29 @@
   <w:body>
     <w:p>
       <w:pPr>
-        <w:jc w:val="center"/>
+        <w:pStyle w:val="Title"/>
       </w:pPr>
       <w:r>
-        <w:rPr>
-          <w:b/>
-          <w:color w:val="1F4E79"/>
-          <w:sz w:val="80"/>
-        </w:rPr>
         <w:t>NordPSA</w:t>
       </w:r>
     </w:p>
     <w:p>
-      <w:pPr>
-        <w:jc w:val="center"/>
-      </w:pPr>
       <w:r>
         <w:rPr>
           <w:i/>
-          <w:color w:val="555555"/>
-          <w:sz w:val="30"/>
         </w:rPr>
         <w:t>Nordisk kraftsystemmodell — modellbeskrivning och användarmanual</w:t>
       </w:r>
     </w:p>
-    <w:p/>
     <w:p>
-      <w:pPr>
-        <w:jc w:val="center"/>
-      </w:pPr>
       <w:r>
         <w:rPr>
-          <w:sz w:val="22"/>
+          <w:color w:val="555555"/>
+          <w:sz w:val="19"/>
         </w:rPr>
         <w:t>PyPSA-baserad LP-dispatch + kapacitetsexpansion · 6 zoner · 2023–2025</w:t>
-      </w:r>
-    </w:p>
-    <w:p>
-      <w:pPr>
-        <w:jc w:val="center"/>
-      </w:pPr>
-      <w:r>
-        <w:rPr>
-          <w:sz w:val="20"/>
-        </w:rPr>
-        <w:t>Version juni 2026</w:t>
-      </w:r>
-    </w:p>
-    <w:p>
-      <w:r>
-        <w:br w:type="page"/>
+        <w:br/>
+        <w:t>Version juni 2026 (reviderad — sektorkoppling, SvK-scenarier)</w:t>
       </w:r>
     </w:p>
     <w:p>
@@ -66,57 +39,106 @@
     </w:p>
     <w:p>
       <w:r>
+        <w:rPr>
+          <w:i w:val="0"/>
+        </w:rPr>
         <w:t>1.  Vad är NordPSA</w:t>
       </w:r>
     </w:p>
     <w:p>
       <w:r>
+        <w:rPr>
+          <w:i w:val="0"/>
+        </w:rPr>
         <w:t>2.  Arkitektur och komponenter</w:t>
       </w:r>
     </w:p>
     <w:p>
       <w:r>
+        <w:rPr>
+          <w:i w:val="0"/>
+        </w:rPr>
         <w:t>3.  Installation och uppsättning</w:t>
       </w:r>
     </w:p>
     <w:p>
       <w:r>
+        <w:rPr>
+          <w:i w:val="0"/>
+        </w:rPr>
         <w:t>4.  Datapipeline</w:t>
       </w:r>
     </w:p>
     <w:p>
       <w:r>
+        <w:rPr>
+          <w:i w:val="0"/>
+        </w:rPr>
         <w:t>5.  Köra modellen</w:t>
       </w:r>
     </w:p>
     <w:p>
       <w:r>
-        <w:t>6.  Kostnadsmodellen</w:t>
+        <w:rPr>
+          <w:i w:val="0"/>
+        </w:rPr>
+        <w:t>6.  Scenarier (kostnad + efterfrågan)</w:t>
       </w:r>
     </w:p>
     <w:p>
       <w:r>
-        <w:t>7.  Funktionsreferens (flaggor)</w:t>
+        <w:rPr>
+          <w:i w:val="0"/>
+        </w:rPr>
+        <w:t>7.  Sektorkoppling (värme, EV, vätgas)</w:t>
       </w:r>
     </w:p>
     <w:p>
       <w:r>
-        <w:t>8.  Genomgångna exempel</w:t>
+        <w:rPr>
+          <w:i w:val="0"/>
+        </w:rPr>
+        <w:t>8.  Kostnadsmodellen</w:t>
       </w:r>
     </w:p>
     <w:p>
       <w:r>
-        <w:t>9.  Konfiguration (zones.yaml)</w:t>
+        <w:rPr>
+          <w:i w:val="0"/>
+        </w:rPr>
+        <w:t>9.  Funktionsreferens (flaggor)</w:t>
       </w:r>
     </w:p>
     <w:p>
       <w:r>
-        <w:t>10.  Bilaga: fullständig flaggtabell</w:t>
+        <w:rPr>
+          <w:i w:val="0"/>
+        </w:rPr>
+        <w:t>10. Solver och prestanda</w:t>
       </w:r>
     </w:p>
     <w:p>
       <w:r>
-        <w:br w:type="page"/>
+        <w:rPr>
+          <w:i w:val="0"/>
+        </w:rPr>
+        <w:t>11. Genomgångna exempel</w:t>
+      </w:r>
+    </w:p>
+    <w:p>
+      <w:r>
+        <w:rPr>
+          <w:i w:val="0"/>
+        </w:rPr>
+        <w:t>12. Konfiguration (zones.yaml)</w:t>
+      </w:r>
+    </w:p>
+    <w:p>
+      <w:r>
+        <w:rPr>
+          <w:i w:val="0"/>
+        </w:rPr>
+        <w:t>13. Bilaga: fullständig flaggtabell</w:t>
       </w:r>
     </w:p>
     <w:p>
@@ -129,11 +151,17 @@
     </w:p>
     <w:p>
       <w:r>
-        <w:t>NordPSA är en modell av det nordiska kraftsystemet byggd på PyPSA. Den kombinerar linjär dispatch-optimering (LP) med kapacitetsexpansion (investering) för sex aggregerade zoner och täcker 2023–2025 i tim- eller 3-timmarsupplösning.</w:t>
+        <w:rPr>
+          <w:i w:val="0"/>
+        </w:rPr>
+        <w:t>NordPSA är en modell av det nordiska kraftsystemet byggd på PyPSA. Den kombinerar linjär dispatch-optimering (LP) med kapacitetsexpansion (investering) för sex aggregerade zoner och täcker 2023–2025 i tim- eller 3-timmarsupplösning. Modellen har vuxit från ren dispatch till en sektorkopplad expansionsmodell med värme, vägtransport (EV), vätgas och SvK-baserade 2040-scenarier.</w:t>
       </w:r>
     </w:p>
     <w:p>
       <w:r>
+        <w:rPr>
+          <w:i w:val="0"/>
+        </w:rPr>
         <w:t>Zonerna är:</w:t>
       </w:r>
     </w:p>
@@ -141,7 +169,7 @@
       <w:tblPr>
         <w:tblStyle w:val="LightGrid-Accent1"/>
         <w:tblW w:type="auto" w:w="0"/>
-        <w:jc w:val="center"/>
+        <w:jc w:val="left"/>
         <w:tblLook w:firstColumn="1" w:firstRow="1" w:lastColumn="0" w:lastRow="0" w:noHBand="0" w:noVBand="1" w:val="04A0"/>
       </w:tblPr>
       <w:tblGrid>
@@ -152,7 +180,7 @@
       <w:tr>
         <w:tc>
           <w:tcPr>
-            <w:tcW w:type="dxa" w:w="1152"/>
+            <w:tcW w:type="dxa" w:w="1008"/>
           </w:tcPr>
           <w:p>
             <w:r/>
@@ -182,7 +210,7 @@
         </w:tc>
         <w:tc>
           <w:tcPr>
-            <w:tcW w:type="dxa" w:w="5040"/>
+            <w:tcW w:type="dxa" w:w="6048"/>
           </w:tcPr>
           <w:p>
             <w:r/>
@@ -199,13 +227,13 @@
       <w:tr>
         <w:tc>
           <w:tcPr>
-            <w:tcW w:type="dxa" w:w="1152"/>
+            <w:tcW w:type="dxa" w:w="1008"/>
           </w:tcPr>
           <w:p>
             <w:r/>
             <w:r>
               <w:rPr>
-                <w:sz w:val="19"/>
+                <w:sz w:val="18"/>
               </w:rPr>
               <w:t>SE-N</w:t>
             </w:r>
@@ -219,7 +247,7 @@
             <w:r/>
             <w:r>
               <w:rPr>
-                <w:sz w:val="19"/>
+                <w:sz w:val="18"/>
               </w:rPr>
               <w:t>SE1+SE2</w:t>
             </w:r>
@@ -227,13 +255,13 @@
         </w:tc>
         <w:tc>
           <w:tcPr>
-            <w:tcW w:type="dxa" w:w="5040"/>
+            <w:tcW w:type="dxa" w:w="6048"/>
           </w:tcPr>
           <w:p>
             <w:r/>
             <w:r>
               <w:rPr>
-                <w:sz w:val="19"/>
+                <w:sz w:val="18"/>
               </w:rPr>
               <w:t>Vattenkraftsrik, exporterande, ingen kontinentkoppling</w:t>
             </w:r>
@@ -243,13 +271,13 @@
       <w:tr>
         <w:tc>
           <w:tcPr>
-            <w:tcW w:type="dxa" w:w="1152"/>
+            <w:tcW w:type="dxa" w:w="1008"/>
           </w:tcPr>
           <w:p>
             <w:r/>
             <w:r>
               <w:rPr>
-                <w:sz w:val="19"/>
+                <w:sz w:val="18"/>
               </w:rPr>
               <w:t>SE-S</w:t>
             </w:r>
@@ -263,7 +291,7 @@
             <w:r/>
             <w:r>
               <w:rPr>
-                <w:sz w:val="19"/>
+                <w:sz w:val="18"/>
               </w:rPr>
               <w:t>SE3+SE4</w:t>
             </w:r>
@@ -271,13 +299,13 @@
         </w:tc>
         <w:tc>
           <w:tcPr>
-            <w:tcW w:type="dxa" w:w="5040"/>
+            <w:tcW w:type="dxa" w:w="6048"/>
           </w:tcPr>
           <w:p>
             <w:r/>
             <w:r>
               <w:rPr>
-                <w:sz w:val="19"/>
+                <w:sz w:val="18"/>
               </w:rPr>
               <w:t>Kärnkraft + last, kontinentkopplad (DE/PL/LT)</w:t>
             </w:r>
@@ -287,13 +315,13 @@
       <w:tr>
         <w:tc>
           <w:tcPr>
-            <w:tcW w:type="dxa" w:w="1152"/>
+            <w:tcW w:type="dxa" w:w="1008"/>
           </w:tcPr>
           <w:p>
             <w:r/>
             <w:r>
               <w:rPr>
-                <w:sz w:val="19"/>
+                <w:sz w:val="18"/>
               </w:rPr>
               <w:t>NO-N</w:t>
             </w:r>
@@ -307,7 +335,7 @@
             <w:r/>
             <w:r>
               <w:rPr>
-                <w:sz w:val="19"/>
+                <w:sz w:val="18"/>
               </w:rPr>
               <w:t>NO3+NO4</w:t>
             </w:r>
@@ -315,15 +343,15 @@
         </w:tc>
         <w:tc>
           <w:tcPr>
-            <w:tcW w:type="dxa" w:w="5040"/>
+            <w:tcW w:type="dxa" w:w="6048"/>
           </w:tcPr>
           <w:p>
             <w:r/>
             <w:r>
               <w:rPr>
-                <w:sz w:val="19"/>
+                <w:sz w:val="18"/>
               </w:rPr>
-              <w:t>Vattenkraft, 30 TWh reservoar</w:t>
+              <w:t>Vattenkraft, ~30 TWh reservoar, ingen kontinentkoppling</w:t>
             </w:r>
           </w:p>
         </w:tc>
@@ -331,13 +359,13 @@
       <w:tr>
         <w:tc>
           <w:tcPr>
-            <w:tcW w:type="dxa" w:w="1152"/>
+            <w:tcW w:type="dxa" w:w="1008"/>
           </w:tcPr>
           <w:p>
             <w:r/>
             <w:r>
               <w:rPr>
-                <w:sz w:val="19"/>
+                <w:sz w:val="18"/>
               </w:rPr>
               <w:t>NO-S</w:t>
             </w:r>
@@ -351,7 +379,7 @@
             <w:r/>
             <w:r>
               <w:rPr>
-                <w:sz w:val="19"/>
+                <w:sz w:val="18"/>
               </w:rPr>
               <w:t>NO1+NO2+NO5</w:t>
             </w:r>
@@ -359,15 +387,15 @@
         </w:tc>
         <w:tc>
           <w:tcPr>
-            <w:tcW w:type="dxa" w:w="5040"/>
+            <w:tcW w:type="dxa" w:w="6048"/>
           </w:tcPr>
           <w:p>
             <w:r/>
             <w:r>
               <w:rPr>
-                <w:sz w:val="19"/>
+                <w:sz w:val="18"/>
               </w:rPr>
-              <w:t>Stor vattenkraft, 57.4 TWh reservoar, kontinentkopplad</w:t>
+              <w:t>Stor vattenkraft, ~57 TWh reservoar, kontinentkopplad</w:t>
             </w:r>
           </w:p>
         </w:tc>
@@ -375,13 +403,13 @@
       <w:tr>
         <w:tc>
           <w:tcPr>
-            <w:tcW w:type="dxa" w:w="1152"/>
+            <w:tcW w:type="dxa" w:w="1008"/>
           </w:tcPr>
           <w:p>
             <w:r/>
             <w:r>
               <w:rPr>
-                <w:sz w:val="19"/>
+                <w:sz w:val="18"/>
               </w:rPr>
               <w:t>DK</w:t>
             </w:r>
@@ -395,7 +423,7 @@
             <w:r/>
             <w:r>
               <w:rPr>
-                <w:sz w:val="19"/>
+                <w:sz w:val="18"/>
               </w:rPr>
               <w:t>DK1+DK2</w:t>
             </w:r>
@@ -403,13 +431,13 @@
         </w:tc>
         <w:tc>
           <w:tcPr>
-            <w:tcW w:type="dxa" w:w="5040"/>
+            <w:tcW w:type="dxa" w:w="6048"/>
           </w:tcPr>
           <w:p>
             <w:r/>
             <w:r>
               <w:rPr>
-                <w:sz w:val="19"/>
+                <w:sz w:val="18"/>
               </w:rPr>
               <w:t>Vindtung, djup kontinentkoppling (DE/NL/GB)</w:t>
             </w:r>
@@ -419,13 +447,13 @@
       <w:tr>
         <w:tc>
           <w:tcPr>
-            <w:tcW w:type="dxa" w:w="1152"/>
+            <w:tcW w:type="dxa" w:w="1008"/>
           </w:tcPr>
           <w:p>
             <w:r/>
             <w:r>
               <w:rPr>
-                <w:sz w:val="19"/>
+                <w:sz w:val="18"/>
               </w:rPr>
               <w:t>FI</w:t>
             </w:r>
@@ -439,7 +467,7 @@
             <w:r/>
             <w:r>
               <w:rPr>
-                <w:sz w:val="19"/>
+                <w:sz w:val="18"/>
               </w:rPr>
               <w:t>FI</w:t>
             </w:r>
@@ -447,13 +475,13 @@
         </w:tc>
         <w:tc>
           <w:tcPr>
-            <w:tcW w:type="dxa" w:w="5040"/>
+            <w:tcW w:type="dxa" w:w="6048"/>
           </w:tcPr>
           <w:p>
             <w:r/>
             <w:r>
               <w:rPr>
-                <w:sz w:val="19"/>
+                <w:sz w:val="18"/>
               </w:rPr>
               <w:t>Kärnkraft + import (EE), måttlig vattenkraft</w:t>
             </w:r>
@@ -464,7 +492,10 @@
     <w:p/>
     <w:p>
       <w:r>
-        <w:t>Modellen optimerar timvis dispatch (och valfritt investeringar) för att minimera systemets totalkostnad, givet last, väder (VRE-profiler), hydrologi och marknadspriser mot kontinenten.</w:t>
+        <w:rPr>
+          <w:i w:val="0"/>
+        </w:rPr>
+        <w:t>Modellen minimerar systemets totala kostnad (CAPEX + drift) för timvis dispatch och valfri investering, givet last, väder (VRE-profiler), hydrologi och prissatta marknadsanslutningar mot kontinenten.</w:t>
       </w:r>
     </w:p>
     <w:p>
@@ -487,7 +518,7 @@
       <w:tblPr>
         <w:tblStyle w:val="LightGrid-Accent1"/>
         <w:tblW w:type="auto" w:w="0"/>
-        <w:jc w:val="center"/>
+        <w:jc w:val="left"/>
         <w:tblLook w:firstColumn="1" w:firstRow="1" w:lastColumn="0" w:lastRow="0" w:noHBand="0" w:noVBand="1" w:val="04A0"/>
       </w:tblPr>
       <w:tblGrid>
@@ -513,7 +544,7 @@
         </w:tc>
         <w:tc>
           <w:tcPr>
-            <w:tcW w:type="dxa" w:w="2304"/>
+            <w:tcW w:type="dxa" w:w="2592"/>
           </w:tcPr>
           <w:p>
             <w:r/>
@@ -528,7 +559,7 @@
         </w:tc>
         <w:tc>
           <w:tcPr>
-            <w:tcW w:type="dxa" w:w="4752"/>
+            <w:tcW w:type="dxa" w:w="4464"/>
           </w:tcPr>
           <w:p>
             <w:r/>
@@ -551,7 +582,7 @@
             <w:r/>
             <w:r>
               <w:rPr>
-                <w:sz w:val="19"/>
+                <w:sz w:val="18"/>
               </w:rPr>
               <w:t>Bus</w:t>
             </w:r>
@@ -559,29 +590,29 @@
         </w:tc>
         <w:tc>
           <w:tcPr>
-            <w:tcW w:type="dxa" w:w="2304"/>
+            <w:tcW w:type="dxa" w:w="2592"/>
           </w:tcPr>
           <w:p>
             <w:r/>
             <w:r>
               <w:rPr>
-                <w:sz w:val="19"/>
+                <w:sz w:val="18"/>
               </w:rPr>
-              <w:t>AC / H2</w:t>
+              <w:t>AC</w:t>
             </w:r>
           </w:p>
         </w:tc>
         <w:tc>
           <w:tcPr>
-            <w:tcW w:type="dxa" w:w="4752"/>
+            <w:tcW w:type="dxa" w:w="4464"/>
           </w:tcPr>
           <w:p>
             <w:r/>
             <w:r>
               <w:rPr>
-                <w:sz w:val="19"/>
+                <w:sz w:val="18"/>
               </w:rPr>
-              <w:t>En elbuss per zon; valfri vätgasbuss per zon</w:t>
+              <w:t>En elbuss per zon</w:t>
             </w:r>
           </w:p>
         </w:tc>
@@ -595,37 +626,37 @@
             <w:r/>
             <w:r>
               <w:rPr>
-                <w:sz w:val="19"/>
+                <w:sz w:val="18"/>
               </w:rPr>
-              <w:t>Link</w:t>
+              <w:t>Bus</w:t>
             </w:r>
           </w:p>
         </w:tc>
         <w:tc>
           <w:tcPr>
-            <w:tcW w:type="dxa" w:w="2304"/>
+            <w:tcW w:type="dxa" w:w="2592"/>
           </w:tcPr>
           <w:p>
             <w:r/>
             <w:r>
               <w:rPr>
-                <w:sz w:val="19"/>
+                <w:sz w:val="18"/>
               </w:rPr>
-              <w:t>—</w:t>
+              <w:t>H2 / heat / EV / chp fuel</w:t>
             </w:r>
           </w:p>
         </w:tc>
         <w:tc>
           <w:tcPr>
-            <w:tcW w:type="dxa" w:w="4752"/>
+            <w:tcW w:type="dxa" w:w="4464"/>
           </w:tcPr>
           <w:p>
             <w:r/>
             <w:r>
               <w:rPr>
-                <w:sz w:val="19"/>
+                <w:sz w:val="18"/>
               </w:rPr>
-              <w:t>Bidirektionell NTC mellan zoner (p_min_pu=-1)</w:t>
+              <w:t>Sektorbussar per zon (tillval, se kap. 7)</w:t>
             </w:r>
           </w:p>
         </w:tc>
@@ -639,37 +670,37 @@
             <w:r/>
             <w:r>
               <w:rPr>
-                <w:sz w:val="19"/>
+                <w:sz w:val="18"/>
               </w:rPr>
-              <w:t>StorageUnit</w:t>
+              <w:t>Link</w:t>
             </w:r>
           </w:p>
         </w:tc>
         <w:tc>
           <w:tcPr>
-            <w:tcW w:type="dxa" w:w="2304"/>
+            <w:tcW w:type="dxa" w:w="2592"/>
           </w:tcPr>
           <w:p>
             <w:r/>
             <w:r>
               <w:rPr>
-                <w:sz w:val="19"/>
+                <w:sz w:val="18"/>
               </w:rPr>
-              <w:t>hydro</w:t>
+              <w:t>—</w:t>
             </w:r>
           </w:p>
         </w:tc>
         <w:tc>
           <w:tcPr>
-            <w:tcW w:type="dxa" w:w="4752"/>
+            <w:tcW w:type="dxa" w:w="4464"/>
           </w:tcPr>
           <w:p>
             <w:r/>
             <w:r>
               <w:rPr>
-                <w:sz w:val="19"/>
+                <w:sz w:val="18"/>
               </w:rPr>
-              <w:t>Reservoar med faktiskt inflöde, cyklisk SOC, inget pumpning</w:t>
+              <w:t>Bidirektionell NTC mellan zoner (p_min_pu=−1)</w:t>
             </w:r>
           </w:p>
         </w:tc>
@@ -683,37 +714,37 @@
             <w:r/>
             <w:r>
               <w:rPr>
-                <w:sz w:val="19"/>
+                <w:sz w:val="18"/>
               </w:rPr>
-              <w:t>StorageUnit</w:t>
+              <w:t>Link</w:t>
             </w:r>
           </w:p>
         </w:tc>
         <w:tc>
           <w:tcPr>
-            <w:tcW w:type="dxa" w:w="2304"/>
+            <w:tcW w:type="dxa" w:w="2592"/>
           </w:tcPr>
           <w:p>
             <w:r/>
             <w:r>
               <w:rPr>
-                <w:sz w:val="19"/>
+                <w:sz w:val="18"/>
               </w:rPr>
-              <w:t>battery</w:t>
+              <w:t>electrolyser / heat hp / chp …</w:t>
             </w:r>
           </w:p>
         </w:tc>
         <w:tc>
           <w:tcPr>
-            <w:tcW w:type="dxa" w:w="4752"/>
+            <w:tcW w:type="dxa" w:w="4464"/>
           </w:tcPr>
           <w:p>
             <w:r/>
             <w:r>
               <w:rPr>
-                <w:sz w:val="19"/>
+                <w:sz w:val="18"/>
               </w:rPr>
-              <w:t>Li-ion, ~90% round-trip, cyklisk SOC (tillval)</w:t>
+              <w:t>Omvandlingslänkar el→H2/värme (sektorkoppling)</w:t>
             </w:r>
           </w:p>
         </w:tc>
@@ -727,37 +758,37 @@
             <w:r/>
             <w:r>
               <w:rPr>
-                <w:sz w:val="19"/>
+                <w:sz w:val="18"/>
               </w:rPr>
-              <w:t>Generator</w:t>
+              <w:t>StorageUnit</w:t>
             </w:r>
           </w:p>
         </w:tc>
         <w:tc>
           <w:tcPr>
-            <w:tcW w:type="dxa" w:w="2304"/>
+            <w:tcW w:type="dxa" w:w="2592"/>
           </w:tcPr>
           <w:p>
             <w:r/>
             <w:r>
               <w:rPr>
-                <w:sz w:val="19"/>
+                <w:sz w:val="18"/>
               </w:rPr>
-              <w:t>nuclear</w:t>
+              <w:t>hydro</w:t>
             </w:r>
           </w:p>
         </w:tc>
         <w:tc>
           <w:tcPr>
-            <w:tcW w:type="dxa" w:w="4752"/>
+            <w:tcW w:type="dxa" w:w="4464"/>
           </w:tcPr>
           <w:p>
             <w:r/>
             <w:r>
               <w:rPr>
-                <w:sz w:val="19"/>
+                <w:sz w:val="18"/>
               </w:rPr>
-              <w:t>Must-run låst till faktisk produktion (p_min=p_max)</w:t>
+              <w:t>Reservoar med faktiskt inflöde, cyklisk SOC, ingen pumpning</w:t>
             </w:r>
           </w:p>
         </w:tc>
@@ -771,37 +802,37 @@
             <w:r/>
             <w:r>
               <w:rPr>
-                <w:sz w:val="19"/>
+                <w:sz w:val="18"/>
               </w:rPr>
-              <w:t>Generator</w:t>
+              <w:t>StorageUnit</w:t>
             </w:r>
           </w:p>
         </w:tc>
         <w:tc>
           <w:tcPr>
-            <w:tcW w:type="dxa" w:w="2304"/>
+            <w:tcW w:type="dxa" w:w="2592"/>
           </w:tcPr>
           <w:p>
             <w:r/>
             <w:r>
               <w:rPr>
-                <w:sz w:val="19"/>
+                <w:sz w:val="18"/>
               </w:rPr>
-              <w:t>wind_onshore/offshore, solar</w:t>
+              <w:t>battery</w:t>
             </w:r>
           </w:p>
         </w:tc>
         <w:tc>
           <w:tcPr>
-            <w:tcW w:type="dxa" w:w="4752"/>
+            <w:tcW w:type="dxa" w:w="4464"/>
           </w:tcPr>
           <w:p>
             <w:r/>
             <w:r>
               <w:rPr>
-                <w:sz w:val="19"/>
+                <w:sz w:val="18"/>
               </w:rPr>
-              <w:t>VRE med kapacitetsfaktor-profiler</w:t>
+              <w:t>Li-ion, cyklisk SOC (tillval)</w:t>
             </w:r>
           </w:p>
         </w:tc>
@@ -815,7 +846,7 @@
             <w:r/>
             <w:r>
               <w:rPr>
-                <w:sz w:val="19"/>
+                <w:sz w:val="18"/>
               </w:rPr>
               <w:t>Generator</w:t>
             </w:r>
@@ -823,13 +854,101 @@
         </w:tc>
         <w:tc>
           <w:tcPr>
-            <w:tcW w:type="dxa" w:w="2304"/>
+            <w:tcW w:type="dxa" w:w="2592"/>
           </w:tcPr>
           <w:p>
             <w:r/>
             <w:r>
               <w:rPr>
-                <w:sz w:val="19"/>
+                <w:sz w:val="18"/>
+              </w:rPr>
+              <w:t>nuclear</w:t>
+            </w:r>
+          </w:p>
+        </w:tc>
+        <w:tc>
+          <w:tcPr>
+            <w:tcW w:type="dxa" w:w="4464"/>
+          </w:tcPr>
+          <w:p>
+            <w:r/>
+            <w:r>
+              <w:rPr>
+                <w:sz w:val="18"/>
+              </w:rPr>
+              <w:t>Befintlig flotta fast; ny via --add-nuclear (syntetisk, extendable)</w:t>
+            </w:r>
+          </w:p>
+        </w:tc>
+      </w:tr>
+      <w:tr>
+        <w:tc>
+          <w:tcPr>
+            <w:tcW w:type="dxa" w:w="1872"/>
+          </w:tcPr>
+          <w:p>
+            <w:r/>
+            <w:r>
+              <w:rPr>
+                <w:sz w:val="18"/>
+              </w:rPr>
+              <w:t>Generator</w:t>
+            </w:r>
+          </w:p>
+        </w:tc>
+        <w:tc>
+          <w:tcPr>
+            <w:tcW w:type="dxa" w:w="2592"/>
+          </w:tcPr>
+          <w:p>
+            <w:r/>
+            <w:r>
+              <w:rPr>
+                <w:sz w:val="18"/>
+              </w:rPr>
+              <w:t>wind_onshore/offshore, solar</w:t>
+            </w:r>
+          </w:p>
+        </w:tc>
+        <w:tc>
+          <w:tcPr>
+            <w:tcW w:type="dxa" w:w="4464"/>
+          </w:tcPr>
+          <w:p>
+            <w:r/>
+            <w:r>
+              <w:rPr>
+                <w:sz w:val="18"/>
+              </w:rPr>
+              <w:t>VRE med kapacitetsfaktor-profiler, extendable</w:t>
+            </w:r>
+          </w:p>
+        </w:tc>
+      </w:tr>
+      <w:tr>
+        <w:tc>
+          <w:tcPr>
+            <w:tcW w:type="dxa" w:w="1872"/>
+          </w:tcPr>
+          <w:p>
+            <w:r/>
+            <w:r>
+              <w:rPr>
+                <w:sz w:val="18"/>
+              </w:rPr>
+              <w:t>Generator</w:t>
+            </w:r>
+          </w:p>
+        </w:tc>
+        <w:tc>
+          <w:tcPr>
+            <w:tcW w:type="dxa" w:w="2592"/>
+          </w:tcPr>
+          <w:p>
+            <w:r/>
+            <w:r>
+              <w:rPr>
+                <w:sz w:val="18"/>
               </w:rPr>
               <w:t>thermal</w:t>
             </w:r>
@@ -837,13 +956,13 @@
         </w:tc>
         <w:tc>
           <w:tcPr>
-            <w:tcW w:type="dxa" w:w="4752"/>
+            <w:tcW w:type="dxa" w:w="4464"/>
           </w:tcPr>
           <w:p>
             <w:r/>
             <w:r>
               <w:rPr>
-                <w:sz w:val="19"/>
+                <w:sz w:val="18"/>
               </w:rPr>
               <w:t>Must-run (p_min=p_max=faktisk profil)</w:t>
             </w:r>
@@ -859,7 +978,7 @@
             <w:r/>
             <w:r>
               <w:rPr>
-                <w:sz w:val="19"/>
+                <w:sz w:val="18"/>
               </w:rPr>
               <w:t>Generator</w:t>
             </w:r>
@@ -867,13 +986,13 @@
         </w:tc>
         <w:tc>
           <w:tcPr>
-            <w:tcW w:type="dxa" w:w="2304"/>
+            <w:tcW w:type="dxa" w:w="2592"/>
           </w:tcPr>
           <w:p>
             <w:r/>
             <w:r>
               <w:rPr>
-                <w:sz w:val="19"/>
+                <w:sz w:val="18"/>
               </w:rPr>
               <w:t>gas</w:t>
             </w:r>
@@ -881,13 +1000,13 @@
         </w:tc>
         <w:tc>
           <w:tcPr>
-            <w:tcW w:type="dxa" w:w="4752"/>
+            <w:tcW w:type="dxa" w:w="4464"/>
           </w:tcPr>
           <w:p>
             <w:r/>
             <w:r>
               <w:rPr>
-                <w:sz w:val="19"/>
+                <w:sz w:val="18"/>
               </w:rPr>
               <w:t>Dispatchbar peaker, extendable</w:t>
             </w:r>
@@ -903,7 +1022,7 @@
             <w:r/>
             <w:r>
               <w:rPr>
-                <w:sz w:val="19"/>
+                <w:sz w:val="18"/>
               </w:rPr>
               <w:t>Generator</w:t>
             </w:r>
@@ -911,13 +1030,13 @@
         </w:tc>
         <w:tc>
           <w:tcPr>
-            <w:tcW w:type="dxa" w:w="2304"/>
+            <w:tcW w:type="dxa" w:w="2592"/>
           </w:tcPr>
           <w:p>
             <w:r/>
             <w:r>
               <w:rPr>
-                <w:sz w:val="19"/>
+                <w:sz w:val="18"/>
               </w:rPr>
               <w:t>market</w:t>
             </w:r>
@@ -925,15 +1044,15 @@
         </w:tc>
         <w:tc>
           <w:tcPr>
-            <w:tcW w:type="dxa" w:w="4752"/>
+            <w:tcW w:type="dxa" w:w="4464"/>
           </w:tcPr>
           <w:p>
             <w:r/>
             <w:r>
               <w:rPr>
-                <w:sz w:val="19"/>
+                <w:sz w:val="18"/>
               </w:rPr>
-              <w:t>Import/export-ventil mot kontinentpris (p_min_pu=-1)</w:t>
+              <w:t>Import/export-ventil mot kontinentpris (pris-elastisk trappa)</w:t>
             </w:r>
           </w:p>
         </w:tc>
@@ -947,7 +1066,7 @@
             <w:r/>
             <w:r>
               <w:rPr>
-                <w:sz w:val="19"/>
+                <w:sz w:val="18"/>
               </w:rPr>
               <w:t>Generator</w:t>
             </w:r>
@@ -955,13 +1074,13 @@
         </w:tc>
         <w:tc>
           <w:tcPr>
-            <w:tcW w:type="dxa" w:w="2304"/>
+            <w:tcW w:type="dxa" w:w="2592"/>
           </w:tcPr>
           <w:p>
             <w:r/>
             <w:r>
               <w:rPr>
-                <w:sz w:val="19"/>
+                <w:sz w:val="18"/>
               </w:rPr>
               <w:t>slack</w:t>
             </w:r>
@@ -969,13 +1088,13 @@
         </w:tc>
         <w:tc>
           <w:tcPr>
-            <w:tcW w:type="dxa" w:w="4752"/>
+            <w:tcW w:type="dxa" w:w="4464"/>
           </w:tcPr>
           <w:p>
             <w:r/>
             <w:r>
               <w:rPr>
-                <w:sz w:val="19"/>
+                <w:sz w:val="18"/>
               </w:rPr>
               <w:t>Lastavkoppling (3000 EUR/MWh)</w:t>
             </w:r>
@@ -991,37 +1110,37 @@
             <w:r/>
             <w:r>
               <w:rPr>
-                <w:sz w:val="19"/>
+                <w:sz w:val="18"/>
               </w:rPr>
-              <w:t>Link/Store/Load</w:t>
+              <w:t>Store / Load</w:t>
             </w:r>
           </w:p>
         </w:tc>
         <w:tc>
           <w:tcPr>
-            <w:tcW w:type="dxa" w:w="2304"/>
+            <w:tcW w:type="dxa" w:w="2592"/>
           </w:tcPr>
           <w:p>
             <w:r/>
             <w:r>
               <w:rPr>
-                <w:sz w:val="19"/>
+                <w:sz w:val="18"/>
               </w:rPr>
-              <w:t>H2 (power-to-X)</w:t>
+              <w:t>H2 / heat / EV</w:t>
             </w:r>
           </w:p>
         </w:tc>
         <w:tc>
           <w:tcPr>
-            <w:tcW w:type="dxa" w:w="4752"/>
+            <w:tcW w:type="dxa" w:w="4464"/>
           </w:tcPr>
           <w:p>
             <w:r/>
             <w:r>
               <w:rPr>
-                <w:sz w:val="19"/>
+                <w:sz w:val="18"/>
               </w:rPr>
-              <w:t>Elektrolys, vätgaslager, baslast, valfri turbin (tillval)</w:t>
+              <w:t>Lager + baslast i sektorbussarna (tillval)</w:t>
             </w:r>
           </w:p>
         </w:tc>
@@ -1038,38 +1157,131 @@
     </w:p>
     <w:p>
       <w:pPr>
-        <w:shd w:val="clear" w:color="auto" w:fill="F2F2F2"/>
-        <w:spacing w:before="80" w:after="160"/>
-        <w:ind w:left="216"/>
+        <w:spacing w:before="60" w:after="120"/>
+        <w:ind w:left="288"/>
       </w:pPr>
       <w:r>
         <w:rPr>
           <w:rFonts w:ascii="Consolas" w:hAnsi="Consolas"/>
-          <w:sz w:val="19"/>
+          <w:color w:val="222222"/>
+          <w:sz w:val="18"/>
         </w:rPr>
-        <w:t>eSett API   → data/raw/production_*.parquet   (last + produktion per carrier)</w:t>
+        <w:t>eSett API     → data/raw/production_*.parquet   (last + produktion per carrier)</w:t>
+      </w:r>
+      <w:r>
+        <w:rPr>
+          <w:rFonts w:ascii="Consolas" w:hAnsi="Consolas"/>
+          <w:color w:val="222222"/>
+          <w:sz w:val="18"/>
+        </w:rPr>
         <w:br/>
-        <w:t>ENTSO-E     → reservoar + produktion (hydro), NO-priser</w:t>
+        <w:t>ENTSO-E       → reservoar + produktion (hydro), NO-priser</w:t>
+      </w:r>
+      <w:r>
+        <w:rPr>
+          <w:rFonts w:ascii="Consolas" w:hAnsi="Consolas"/>
+          <w:color w:val="222222"/>
+          <w:sz w:val="18"/>
+        </w:rPr>
         <w:br/>
-        <w:t>NVE         → norska reservoarnivåer (inflöde)</w:t>
+        <w:t>NVE           → norska reservoarnivåer (inflöde)</w:t>
+      </w:r>
+      <w:r>
+        <w:rPr>
+          <w:rFonts w:ascii="Consolas" w:hAnsi="Consolas"/>
+          <w:color w:val="222222"/>
+          <w:sz w:val="18"/>
+        </w:rPr>
         <w:br/>
-        <w:t>Energy Charts → VRE-profiler + DE-LU dagprispris</w:t>
+        <w:t>Energy Charts → VRE-profiler + DE-LU dagspris</w:t>
+      </w:r>
+      <w:r>
+        <w:rPr>
+          <w:rFonts w:ascii="Consolas" w:hAnsi="Consolas"/>
+          <w:color w:val="222222"/>
+          <w:sz w:val="18"/>
+        </w:rPr>
+        <w:br/>
+        <w:t>Renewables.ninja → syntetiska offshore-profiler (kap. 7)</w:t>
+      </w:r>
+      <w:r>
+        <w:rPr>
+          <w:rFonts w:ascii="Consolas" w:hAnsi="Consolas"/>
+          <w:color w:val="222222"/>
+          <w:sz w:val="18"/>
+        </w:rPr>
         <w:br/>
         <w:t xml:space="preserve">        │</w:t>
+      </w:r>
+      <w:r>
+        <w:rPr>
+          <w:rFonts w:ascii="Consolas" w:hAnsi="Consolas"/>
+          <w:color w:val="222222"/>
+          <w:sz w:val="18"/>
+        </w:rPr>
         <w:br/>
         <w:t xml:space="preserve">        ▼</w:t>
+      </w:r>
+      <w:r>
+        <w:rPr>
+          <w:rFonts w:ascii="Consolas" w:hAnsi="Consolas"/>
+          <w:color w:val="222222"/>
+          <w:sz w:val="18"/>
+        </w:rPr>
         <w:br/>
         <w:t>scripts/build_inputs.py  →  data/processed/*.parquet + *.yaml</w:t>
+      </w:r>
+      <w:r>
+        <w:rPr>
+          <w:rFonts w:ascii="Consolas" w:hAnsi="Consolas"/>
+          <w:color w:val="222222"/>
+          <w:sz w:val="18"/>
+        </w:rPr>
         <w:br/>
         <w:t xml:space="preserve">        │</w:t>
+      </w:r>
+      <w:r>
+        <w:rPr>
+          <w:rFonts w:ascii="Consolas" w:hAnsi="Consolas"/>
+          <w:color w:val="222222"/>
+          <w:sz w:val="18"/>
+        </w:rPr>
         <w:br/>
         <w:t xml:space="preserve">        ▼</w:t>
+      </w:r>
+      <w:r>
+        <w:rPr>
+          <w:rFonts w:ascii="Consolas" w:hAnsi="Consolas"/>
+          <w:color w:val="222222"/>
+          <w:sz w:val="18"/>
+        </w:rPr>
         <w:br/>
         <w:t>nordpsa/network.py  →  pypsa.Network</w:t>
+      </w:r>
+      <w:r>
+        <w:rPr>
+          <w:rFonts w:ascii="Consolas" w:hAnsi="Consolas"/>
+          <w:color w:val="222222"/>
+          <w:sz w:val="18"/>
+        </w:rPr>
         <w:br/>
         <w:t xml:space="preserve">        │</w:t>
+      </w:r>
+      <w:r>
+        <w:rPr>
+          <w:rFonts w:ascii="Consolas" w:hAnsi="Consolas"/>
+          <w:color w:val="222222"/>
+          <w:sz w:val="18"/>
+        </w:rPr>
         <w:br/>
         <w:t xml:space="preserve">        ▼</w:t>
+      </w:r>
+      <w:r>
+        <w:rPr>
+          <w:rFonts w:ascii="Consolas" w:hAnsi="Consolas"/>
+          <w:color w:val="222222"/>
+          <w:sz w:val="18"/>
+        </w:rPr>
         <w:br/>
         <w:t>scripts/run_model.py  →  results/&lt;output&gt;/</w:t>
       </w:r>
@@ -1086,48 +1298,120 @@
       <w:pPr>
         <w:pStyle w:val="ListBullet"/>
       </w:pPr>
+      <w:r/>
       <w:r>
-        <w:t>nordpsa/network.py — bygger PyPSA-nätet från processad indata (build_network).</w:t>
+        <w:rPr>
+          <w:b/>
+        </w:rPr>
+        <w:t>nordpsa/network.py</w:t>
+      </w:r>
+      <w:r>
+        <w:t xml:space="preserve"> — bygger PyPSA-nätet från processad indata (build_network).</w:t>
       </w:r>
     </w:p>
     <w:p>
       <w:pPr>
         <w:pStyle w:val="ListBullet"/>
       </w:pPr>
+      <w:r/>
       <w:r>
-        <w:t>nordpsa/esett.py — eSett open-data-klient, aggregerar MBA:er till zoner.</w:t>
+        <w:rPr>
+          <w:b/>
+        </w:rPr>
+        <w:t>nordpsa/esett.py</w:t>
+      </w:r>
+      <w:r>
+        <w:t xml:space="preserve"> — eSett open-data-klient, aggregerar MBA:er till zoner.</w:t>
       </w:r>
     </w:p>
     <w:p>
       <w:pPr>
         <w:pStyle w:val="ListBullet"/>
       </w:pPr>
+      <w:r/>
       <w:r>
-        <w:t>nordpsa/ec.py — Energy Charts-klient (VRE-profiler, DE-LU-pris).</w:t>
+        <w:rPr>
+          <w:b/>
+        </w:rPr>
+        <w:t>nordpsa/ec.py</w:t>
+      </w:r>
+      <w:r>
+        <w:t xml:space="preserve"> — Energy Charts-klient (VRE-profiler, DE-LU-pris).</w:t>
       </w:r>
     </w:p>
     <w:p>
       <w:pPr>
         <w:pStyle w:val="ListBullet"/>
       </w:pPr>
+      <w:r/>
       <w:r>
-        <w:t>nordpsa/entsoe.py — ENTSO-E (reservoar, produktion, NO-priser).</w:t>
+        <w:rPr>
+          <w:b/>
+        </w:rPr>
+        <w:t>nordpsa/entsoe.py</w:t>
+      </w:r>
+      <w:r>
+        <w:t xml:space="preserve"> — ENTSO-E (reservoar, produktion, NO-priser).</w:t>
       </w:r>
     </w:p>
     <w:p>
       <w:pPr>
         <w:pStyle w:val="ListBullet"/>
       </w:pPr>
+      <w:r/>
       <w:r>
-        <w:t>nordpsa/hydro.py — inflödesmodell (faktiska NVE/ENTSO-E-profiler + parametrisk fallback).</w:t>
+        <w:rPr>
+          <w:b/>
+        </w:rPr>
+        <w:t>nordpsa/ninja.py</w:t>
+      </w:r>
+      <w:r>
+        <w:t xml:space="preserve"> — Renewables.ninja-klient (offshore-profiler).</w:t>
       </w:r>
     </w:p>
     <w:p>
       <w:pPr>
         <w:pStyle w:val="ListBullet"/>
       </w:pPr>
+      <w:r/>
       <w:r>
-        <w:t>scripts/run_model.py — CLI: bygger och löser modellen.</w:t>
+        <w:rPr>
+          <w:b/>
+        </w:rPr>
+        <w:t>nordpsa/hydro.py</w:t>
+      </w:r>
+      <w:r>
+        <w:t xml:space="preserve"> — inflödesmodell (faktiska NVE/ENTSO-E-profiler + parametrisk fallback).</w:t>
+      </w:r>
+    </w:p>
+    <w:p>
+      <w:pPr>
+        <w:pStyle w:val="ListBullet"/>
+      </w:pPr>
+      <w:r/>
+      <w:r>
+        <w:rPr>
+          <w:b/>
+        </w:rPr>
+        <w:t>scripts/run_model.py</w:t>
+      </w:r>
+      <w:r>
+        <w:t xml:space="preserve"> — CLI: bygger och löser modellen.</w:t>
+      </w:r>
+    </w:p>
+    <w:p>
+      <w:pPr>
+        <w:pStyle w:val="ListBullet"/>
+      </w:pPr>
+      <w:r/>
+      <w:r>
+        <w:rPr>
+          <w:b/>
+        </w:rPr>
+        <w:t>scripts/build_inputs.py / build_heat.py</w:t>
+      </w:r>
+      <w:r>
+        <w:t xml:space="preserve"> — bygger processad indata resp. värmeprofiler.</w:t>
       </w:r>
     </w:p>
     <w:p>
@@ -1140,18 +1424,32 @@
     </w:p>
     <w:p>
       <w:pPr>
-        <w:shd w:val="clear" w:color="auto" w:fill="F2F2F2"/>
-        <w:spacing w:before="80" w:after="160"/>
-        <w:ind w:left="216"/>
+        <w:spacing w:before="60" w:after="120"/>
+        <w:ind w:left="288"/>
       </w:pPr>
       <w:r>
         <w:rPr>
           <w:rFonts w:ascii="Consolas" w:hAnsi="Consolas"/>
-          <w:sz w:val="19"/>
+          <w:color w:val="222222"/>
+          <w:sz w:val="18"/>
         </w:rPr>
         <w:t>conda env create -f environment.yml</w:t>
+      </w:r>
+      <w:r>
+        <w:rPr>
+          <w:rFonts w:ascii="Consolas" w:hAnsi="Consolas"/>
+          <w:color w:val="222222"/>
+          <w:sz w:val="18"/>
+        </w:rPr>
         <w:br/>
         <w:t>conda activate spyder-env        # arbetsmiljön</w:t>
+      </w:r>
+      <w:r>
+        <w:rPr>
+          <w:rFonts w:ascii="Consolas" w:hAnsi="Consolas"/>
+          <w:color w:val="222222"/>
+          <w:sz w:val="18"/>
+        </w:rPr>
         <w:br/>
         <w:t>pip install -e .                 # installera nordpsa-paketet</w:t>
       </w:r>
@@ -1160,6 +1458,7 @@
       <w:r>
         <w:rPr>
           <w:i/>
+          <w:color w:val="555555"/>
         </w:rPr>
         <w:t>Obs: den fungerande conda-miljön heter spyder-env.</w:t>
       </w:r>
@@ -1174,32 +1473,68 @@
     </w:p>
     <w:p>
       <w:r>
+        <w:rPr>
+          <w:i w:val="0"/>
+        </w:rPr>
         <w:t>Data måste hämtas och byggas innan modellen kan lösas:</w:t>
       </w:r>
     </w:p>
     <w:p>
       <w:pPr>
-        <w:shd w:val="clear" w:color="auto" w:fill="F2F2F2"/>
-        <w:spacing w:before="80" w:after="160"/>
-        <w:ind w:left="216"/>
+        <w:spacing w:before="60" w:after="120"/>
+        <w:ind w:left="288"/>
       </w:pPr>
       <w:r>
         <w:rPr>
           <w:rFonts w:ascii="Consolas" w:hAnsi="Consolas"/>
-          <w:sz w:val="19"/>
+          <w:color w:val="222222"/>
+          <w:sz w:val="18"/>
         </w:rPr>
         <w:t>make fetch      # eSett last + produktion</w:t>
+      </w:r>
+      <w:r>
+        <w:rPr>
+          <w:rFonts w:ascii="Consolas" w:hAnsi="Consolas"/>
+          <w:color w:val="222222"/>
+          <w:sz w:val="18"/>
+        </w:rPr>
         <w:br/>
         <w:t>make fetch-ec   # Energy Charts VRE-profiler + DE-LU-pris</w:t>
+      </w:r>
+      <w:r>
+        <w:rPr>
+          <w:rFonts w:ascii="Consolas" w:hAnsi="Consolas"/>
+          <w:color w:val="222222"/>
+          <w:sz w:val="18"/>
+        </w:rPr>
         <w:br/>
         <w:t>make build      # bygg processade parquet-inputs</w:t>
+      </w:r>
+      <w:r>
+        <w:rPr>
+          <w:rFonts w:ascii="Consolas" w:hAnsi="Consolas"/>
+          <w:color w:val="222222"/>
+          <w:sz w:val="18"/>
+        </w:rPr>
         <w:br/>
         <w:t>make solve      # kör modellen</w:t>
       </w:r>
     </w:p>
     <w:p>
       <w:r>
-        <w:t>Processad indata (data/processed/): load.parquet, vre_profiles.parquet, vre_pnom.yaml, nuclear_profile.parquet, thermal_profile.parquet, market_price.parquet. Hydrologiska inflödesprofiler hämtas från NVE+ENTSO-E (faktiska data, default).</w:t>
+        <w:rPr>
+          <w:i w:val="0"/>
+        </w:rPr>
+        <w:t>Processad indata (data/processed/): load.parquet, vre_profiles.parquet, vre_pnom.yaml, nuclear_profile.parquet, thermal_profile.parquet, market_prices.parquet, samt heat_load.parquet (värme, byggs av build_heat.py). Hydrologiska inflödesprofiler hämtas från NVE+ENTSO-E (faktiska data, default).</w:t>
+      </w:r>
+    </w:p>
+    <w:p>
+      <w:r>
+        <w:rPr>
+          <w:i/>
+          <w:color w:val="555555"/>
+        </w:rPr>
+        <w:t>Hydro-parametrar i config/hydro_params.yaml är manuellt kalibrerade och regenereras INTE av build_inputs.py (skilj från data/processed/hydro_params.yaml som är auto-genererad och inte ska användas).</w:t>
       </w:r>
     </w:p>
     <w:p>
@@ -1220,26 +1555,75 @@
     </w:p>
     <w:p>
       <w:pPr>
-        <w:shd w:val="clear" w:color="auto" w:fill="F2F2F2"/>
-        <w:spacing w:before="80" w:after="160"/>
-        <w:ind w:left="216"/>
+        <w:spacing w:before="60" w:after="120"/>
+        <w:ind w:left="288"/>
       </w:pPr>
       <w:r>
         <w:rPr>
           <w:rFonts w:ascii="Consolas" w:hAnsi="Consolas"/>
-          <w:sz w:val="19"/>
+          <w:color w:val="222222"/>
+          <w:sz w:val="18"/>
         </w:rPr>
         <w:t># Ren dispatch (3h), hela perioden</w:t>
+      </w:r>
+      <w:r>
+        <w:rPr>
+          <w:rFonts w:ascii="Consolas" w:hAnsi="Consolas"/>
+          <w:color w:val="222222"/>
+          <w:sz w:val="18"/>
+        </w:rPr>
         <w:br/>
         <w:t>python scripts/run_model.py --resolution 3 --no-expansion --output run_baseline</w:t>
+      </w:r>
+      <w:r>
+        <w:rPr>
+          <w:rFonts w:ascii="Consolas" w:hAnsi="Consolas"/>
+          <w:color w:val="222222"/>
+          <w:sz w:val="18"/>
+        </w:rPr>
         <w:br/>
+      </w:r>
+      <w:r>
+        <w:rPr>
+          <w:rFonts w:ascii="Consolas" w:hAnsi="Consolas"/>
+          <w:color w:val="222222"/>
+          <w:sz w:val="18"/>
+        </w:rPr>
         <w:br/>
         <w:t># Kapacitetsexpansion (kom ihåg --spill-cost 50!)</w:t>
+      </w:r>
+      <w:r>
+        <w:rPr>
+          <w:rFonts w:ascii="Consolas" w:hAnsi="Consolas"/>
+          <w:color w:val="222222"/>
+          <w:sz w:val="18"/>
+        </w:rPr>
         <w:br/>
         <w:t>python scripts/run_model.py --resolution 3 --spill-cost 50 --output run_expansion</w:t>
+      </w:r>
+      <w:r>
+        <w:rPr>
+          <w:rFonts w:ascii="Consolas" w:hAnsi="Consolas"/>
+          <w:color w:val="222222"/>
+          <w:sz w:val="18"/>
+        </w:rPr>
         <w:br/>
+      </w:r>
+      <w:r>
+        <w:rPr>
+          <w:rFonts w:ascii="Consolas" w:hAnsi="Consolas"/>
+          <w:color w:val="222222"/>
+          <w:sz w:val="18"/>
+        </w:rPr>
         <w:br/>
         <w:t># Ett enstaka år, timupplösning</w:t>
+      </w:r>
+      <w:r>
+        <w:rPr>
+          <w:rFonts w:ascii="Consolas" w:hAnsi="Consolas"/>
+          <w:color w:val="222222"/>
+          <w:sz w:val="18"/>
+        </w:rPr>
         <w:br/>
         <w:t>python scripts/run_model.py --resolution 1 --year 2024 --no-expansion --output run_2024</w:t>
       </w:r>
@@ -1254,6 +1638,9 @@
     </w:p>
     <w:p>
       <w:r>
+        <w:rPr>
+          <w:i w:val="0"/>
+        </w:rPr>
         <w:t>Resultat hamnar i results/&lt;output&gt;/ (gitignorerat):</w:t>
       </w:r>
     </w:p>
@@ -1261,40 +1648,90 @@
       <w:pPr>
         <w:pStyle w:val="ListBullet"/>
       </w:pPr>
+      <w:r/>
       <w:r>
-        <w:t>network.nc — fullständigt PyPSA-nät (inkl. inflöde, dispatch, p_nom_opt).</w:t>
+        <w:rPr>
+          <w:b/>
+        </w:rPr>
+        <w:t>network.nc</w:t>
+      </w:r>
+      <w:r>
+        <w:t xml:space="preserve"> — fullständigt PyPSA-nät (inkl. inflöde, dispatch, p_nom_opt).</w:t>
       </w:r>
     </w:p>
     <w:p>
       <w:pPr>
         <w:pStyle w:val="ListBullet"/>
       </w:pPr>
+      <w:r/>
       <w:r>
-        <w:t>prices.csv — buspriser (EUR/MWh) per zon och timme.</w:t>
+        <w:rPr>
+          <w:b/>
+        </w:rPr>
+        <w:t>prices.csv</w:t>
+      </w:r>
+      <w:r>
+        <w:t xml:space="preserve"> — buspriser (EUR/MWh) per zon och timme.</w:t>
       </w:r>
     </w:p>
     <w:p>
       <w:pPr>
         <w:pStyle w:val="ListBullet"/>
       </w:pPr>
+      <w:r/>
       <w:r>
-        <w:t>dispatch_generators.csv, dispatch_hydro.csv, flows.csv — dispatch och flöden.</w:t>
+        <w:rPr>
+          <w:b/>
+        </w:rPr>
+        <w:t>dispatch_generators.csv, dispatch_hydro.csv, flows.csv</w:t>
+      </w:r>
+      <w:r>
+        <w:t xml:space="preserve"> — dispatch och flöden.</w:t>
       </w:r>
     </w:p>
     <w:p>
       <w:pPr>
         <w:pStyle w:val="ListBullet"/>
       </w:pPr>
+      <w:r/>
       <w:r>
-        <w:t>hydro_soc.csv, hydro_spill.csv, water_value.csv — hydrologi och vattenvärde.</w:t>
+        <w:rPr>
+          <w:b/>
+        </w:rPr>
+        <w:t>hydro_soc.csv, hydro_spill.csv, water_value.csv</w:t>
+      </w:r>
+      <w:r>
+        <w:t xml:space="preserve"> — hydrologi och vattenvärde.</w:t>
       </w:r>
     </w:p>
     <w:p>
       <w:pPr>
         <w:pStyle w:val="ListBullet"/>
       </w:pPr>
+      <w:r/>
       <w:r>
-        <w:t>h2_store_soc.csv — vätgaslager-SOC (om H2 finns).</w:t>
+        <w:rPr>
+          <w:b/>
+        </w:rPr>
+        <w:t>h2_store_soc.csv</w:t>
+      </w:r>
+      <w:r>
+        <w:t xml:space="preserve"> — vätgaslager-SOC (om H2 finns).</w:t>
+      </w:r>
+    </w:p>
+    <w:p>
+      <w:pPr>
+        <w:pStyle w:val="ListBullet"/>
+      </w:pPr>
+      <w:r/>
+      <w:r>
+        <w:rPr>
+          <w:b/>
+        </w:rPr>
+        <w:t>run_meta.txt</w:t>
+      </w:r>
+      <w:r>
+        <w:t xml:space="preserve"> — körningens syfte (--desc), flaggor, git-state, tid.</w:t>
       </w:r>
     </w:p>
     <w:p>
@@ -1307,7 +1744,10 @@
     </w:p>
     <w:p>
       <w:r>
-        <w:t>Committa EFTER en lyckad simulering, inte före — så att bara goda körningar spåras till kodtillstånd. Namnge resultatmappen i commit-meddelandet för spårbarhet.</w:t>
+        <w:rPr>
+          <w:i w:val="0"/>
+        </w:rPr>
+        <w:t>Committa EFTER en lyckad simulering, inte före — så att bara goda körningar spåras till kodtillstånd. Namnge resultatmappen runXXX_&lt;beskrivning&gt; med löpnummer och ange den i commit-meddelandet för spårbarhet. Använd --dry-run för att verifiera nätbygget innan en tung körning startas.</w:t>
       </w:r>
     </w:p>
     <w:p>
@@ -1315,33 +1755,15 @@
         <w:pStyle w:val="Heading1"/>
       </w:pPr>
       <w:r>
-        <w:t>6.  Kostnadsmodellen</w:t>
+        <w:t>6.  Scenarier (kostnad + efterfrågan)</w:t>
       </w:r>
     </w:p>
     <w:p>
       <w:r>
-        <w:t>Kapitalkostnad annualiseras med Capital Recovery Factor (CRF):</w:t>
-      </w:r>
-    </w:p>
-    <w:p>
-      <w:pPr>
-        <w:shd w:val="clear" w:color="auto" w:fill="F2F2F2"/>
-        <w:spacing w:before="80" w:after="160"/>
-        <w:ind w:left="216"/>
-      </w:pPr>
-      <w:r>
         <w:rPr>
-          <w:rFonts w:ascii="Consolas" w:hAnsi="Consolas"/>
-          <w:sz w:val="19"/>
+          <w:i w:val="0"/>
         </w:rPr>
-        <w:t>CRF = r·(1+r)^L / ((1+r)^L − 1)        r = 0.06 (kalkylränta), L = livslängd</w:t>
-        <w:br/>
-        <w:t>capital_cost = overnight · (CRF + FOM) · n_years     FOM = 2% (default)</w:t>
-      </w:r>
-    </w:p>
-    <w:p>
-      <w:r>
-        <w:t>Kapitalkostnaden läggs på p_nom_opt (total installerad kapacitet). Alla extendable generatorer har p_nom_min = befintlig kapacitet. n_years skalar årskostnaden till körningens horisont så att CAPEX och OPEX väger rätt mot varandra.</w:t>
+        <w:t>Två ortogonala scenariolager läses ur config/zones.yaml och kombineras fritt. De är avsedda för expansionskörningar (framtidsår).</w:t>
       </w:r>
     </w:p>
     <w:p>
@@ -1349,14 +1771,194 @@
         <w:pStyle w:val="Heading2"/>
       </w:pPr>
       <w:r>
-        <w:t>6.1  Teknikkostnader (kalibrerade mot bl.a. DEA / NREL ATB)</w:t>
+        <w:t>6.1  Kostnadsscenario  (--cost-scenario)</w:t>
+      </w:r>
+    </w:p>
+    <w:p>
+      <w:r>
+        <w:rPr>
+          <w:i w:val="0"/>
+        </w:rPr>
+        <w:t>Skriver över costs-blocket med en framtida teknikkostnadsuppsättning ur cost_scenarios. Inkluderar byggränta (IDC, ränta under byggtid): overnight' = overnight·(1 + build_years/2·r). Tillgängliga: svk_2040, svk_2050.</w:t>
+      </w:r>
+    </w:p>
+    <w:p>
+      <w:pPr>
+        <w:pStyle w:val="Heading2"/>
+      </w:pPr>
+      <w:r>
+        <w:t>6.2  Efterfrågescenario  (--demand-scenario)</w:t>
+      </w:r>
+    </w:p>
+    <w:p>
+      <w:r>
+        <w:rPr>
+          <w:i w:val="0"/>
+        </w:rPr>
+        <w:t>Adderar ett efterfrågetillskott ADDITIVT ovanpå eSett-basen (basen bevaras). Per zon: extra flat last, vätgaslast (H2), elbilar (EV), VRE-utbyggnadstak (p_nom_max), exogena golv (p_nom_min) och NTC-höjningar. Tillgängligt: svk_2040_mm (SvK Långsiktig marknadsanalys 2026, scenario Mot Mål).</w:t>
+      </w:r>
+    </w:p>
+    <w:p>
+      <w:r>
+        <w:rPr>
+          <w:i w:val="0"/>
+          <w:color w:val="555555"/>
+          <w:sz w:val="19"/>
+        </w:rPr>
+        <w:t>svk_2040_mm i korthet: per-land landstotaler 2040 (TWh) SE 243 / NO 194 / FI 145 / DK 81. Landstotaler + SE:s H2 (24 TWh) är hårda SvK-tal; zon-split inom land, FI/DK:s H2-fördelning och VRE-potentialernas zonandelar är FLAGGADE ANTAGANDEN. NO är kalibrerat mot Statnett (ej SvK-split). VRE-potentialer (tak/golv) från LMA2026 Bilaga B, omräknade TWh→MW vid antagen CF.</w:t>
+      </w:r>
+    </w:p>
+    <w:p>
+      <w:r>
+        <w:rPr>
+          <w:i/>
+          <w:color w:val="555555"/>
+        </w:rPr>
+        <w:t>CLI-givna --add-h2/--add-ev har företräde och skrivs inte över av scenariot.</w:t>
+      </w:r>
+    </w:p>
+    <w:p>
+      <w:pPr>
+        <w:pStyle w:val="Heading1"/>
+      </w:pPr>
+      <w:r>
+        <w:t>7.  Sektorkoppling (värme, EV, vätgas)</w:t>
+      </w:r>
+    </w:p>
+    <w:p>
+      <w:r>
+        <w:rPr>
+          <w:i w:val="0"/>
+        </w:rPr>
+        <w:t>Sektorerna är opt-in och adderar bussar + omvandlingslänkar per zon. Dagens sektor-el dras bort ur AC-lasten där relevant (undviker dubbelräkning).</w:t>
+      </w:r>
+    </w:p>
+    <w:p>
+      <w:pPr>
+        <w:pStyle w:val="Heading2"/>
+      </w:pPr>
+      <w:r>
+        <w:t>7.1  Fjärrvärme  (--add-heat)</w:t>
+      </w:r>
+    </w:p>
+    <w:p>
+      <w:r>
+        <w:rPr>
+          <w:i w:val="0"/>
+        </w:rPr>
+        <w:t>Per-zon värmebuss (SE-N/SE-S/DK/FI) med: FV-behovsprofil (When2Heat+Open-Meteo), ackumulator (termiskt lager, e_cyclic), el-panna, stor-VP (COP per zon), bio-grundlast och bakpress-KVV (multi-output Link bränsle→el+värme). KVV-elen blir endogen och must-run-termiken reduceras med share_of_thermal (ingen dubbelräkning). Värmelagret är fast per zon (store_gwh) eller investerbart med --heat-store-ext.</w:t>
+      </w:r>
+    </w:p>
+    <w:p>
+      <w:r>
+        <w:rPr>
+          <w:i w:val="0"/>
+        </w:rPr>
+        <w:t>--chp-fixed-gw GW är ett snabbalternativ: kopplar bort hela värmebussen och återinför bara KVV-elen som ett fast must-run-block (totala toppen = GW). Ger ~samma systembild som full värmesektor men betydligt mindre LP (snabbare solve). Ömsesidigt uteslutande med --add-heat.</w:t>
+      </w:r>
+    </w:p>
+    <w:p>
+      <w:pPr>
+        <w:pStyle w:val="Heading2"/>
+      </w:pPr>
+      <w:r>
+        <w:t>7.2  Elfordon  (--add-ev)</w:t>
+      </w:r>
+    </w:p>
+    <w:p>
+      <w:r>
+        <w:rPr>
+          <w:i w:val="0"/>
+        </w:rPr>
+        <w:t>SvK-formulering (config ev.mode=svk): förbrukningen delas 50/50 flexibel/oflexibel. Oflexibel halva = fast AC-last formad som körprofilen (middagsdippen överbryggd). Flexibel halva = SvK-reservoar (batteri 12 GWh per flexibel-TWh, laddtak = batteri/10h, fri tidsförflyttning över dygnets billigaste timmar). Äldre per-fordon-läge finns som ev.mode=fleet.</w:t>
+      </w:r>
+    </w:p>
+    <w:p>
+      <w:pPr>
+        <w:pStyle w:val="Heading2"/>
+      </w:pPr>
+      <w:r>
+        <w:t>7.3  Vätgas  (--add-h2 / --add-h2-ext)</w:t>
+      </w:r>
+    </w:p>
+    <w:p>
+      <w:r>
+        <w:rPr>
+          <w:i w:val="0"/>
+        </w:rPr>
+        <w:t>Power-to-X per zon: elbuss → Link(elektrolys, η=0.66) → H2-buss → Store(lager, e_cyclic) + Load(konstant baslast) + valfri turbin tillbaka till el. --add-h2 ger fasta storlekar; --add-h2-ext gör elektrolys + lager investerbara. I svk_2040_mm är H2-lasten exogent fast medan elektrolysören är endogen (dimensioneras). Lagerkostnad är geologiberoende (urberg default, billig saltkavern för DK).</w:t>
+      </w:r>
+    </w:p>
+    <w:p>
+      <w:pPr>
+        <w:pStyle w:val="Heading1"/>
+      </w:pPr>
+      <w:r>
+        <w:t>8.  Kostnadsmodellen</w:t>
+      </w:r>
+    </w:p>
+    <w:p>
+      <w:r>
+        <w:rPr>
+          <w:i w:val="0"/>
+        </w:rPr>
+        <w:t>Kapitalkostnad annualiseras med Capital Recovery Factor (CRF):</w:t>
+      </w:r>
+    </w:p>
+    <w:p>
+      <w:pPr>
+        <w:spacing w:before="60" w:after="120"/>
+        <w:ind w:left="288"/>
+      </w:pPr>
+      <w:r>
+        <w:rPr>
+          <w:rFonts w:ascii="Consolas" w:hAnsi="Consolas"/>
+          <w:color w:val="222222"/>
+          <w:sz w:val="18"/>
+        </w:rPr>
+        <w:t>CRF = r·(1+r)^L / ((1+r)^L − 1)        r = 0.06 (kalkylränta), L = livslängd</w:t>
+      </w:r>
+      <w:r>
+        <w:rPr>
+          <w:rFonts w:ascii="Consolas" w:hAnsi="Consolas"/>
+          <w:color w:val="222222"/>
+          <w:sz w:val="18"/>
+        </w:rPr>
+        <w:br/>
+        <w:t>capital_cost = overnight · (CRF + FOM) · n_years     FOM = 2% (default)</w:t>
+      </w:r>
+    </w:p>
+    <w:p>
+      <w:r>
+        <w:rPr>
+          <w:i w:val="0"/>
+        </w:rPr>
+        <w:t>Kapitalkostnaden läggs på p_nom_opt (total installerad kapacitet). Alla extendable generatorer har p_nom_min = befintlig kapacitet. n_years skalar årskostnaden till körningens horisont så att CAPEX och OPEX väger rätt. Ny kärnkraft kan få egen kalkylränta per zon med --nuclear-discount-rate (påverkar bara den extendable expansionen).</w:t>
+      </w:r>
+    </w:p>
+    <w:p>
+      <w:pPr>
+        <w:pStyle w:val="Heading2"/>
+      </w:pPr>
+      <w:r>
+        <w:t>8.1  Baskostnader (config costs, default)</w:t>
+      </w:r>
+    </w:p>
+    <w:p>
+      <w:r>
+        <w:rPr>
+          <w:i w:val="0"/>
+          <w:color w:val="555555"/>
+          <w:sz w:val="19"/>
+        </w:rPr>
+        <w:t>Annualiserat = overnight·(CRF+FOM). Vid --cost-scenario svk_2040/svk_2050 byts dessa mot scenariots värden (inkl. byggränta).</w:t>
       </w:r>
     </w:p>
     <w:tbl>
       <w:tblPr>
         <w:tblStyle w:val="LightGrid-Accent1"/>
         <w:tblW w:type="auto" w:w="0"/>
-        <w:jc w:val="center"/>
+        <w:jc w:val="left"/>
         <w:tblLook w:firstColumn="1" w:firstRow="1" w:lastColumn="0" w:lastRow="0" w:noHBand="0" w:noVBand="1" w:val="04A0"/>
       </w:tblPr>
       <w:tblGrid>
@@ -1369,7 +1971,7 @@
       <w:tr>
         <w:tc>
           <w:tcPr>
-            <w:tcW w:type="dxa" w:w="1872"/>
+            <w:tcW w:type="dxa" w:w="2304"/>
           </w:tcPr>
           <w:p>
             <w:r/>
@@ -1384,7 +1986,7 @@
         </w:tc>
         <w:tc>
           <w:tcPr>
-            <w:tcW w:type="dxa" w:w="2448"/>
+            <w:tcW w:type="dxa" w:w="1872"/>
           </w:tcPr>
           <w:p>
             <w:r/>
@@ -1399,7 +2001,7 @@
         </w:tc>
         <w:tc>
           <w:tcPr>
-            <w:tcW w:type="dxa" w:w="1440"/>
+            <w:tcW w:type="dxa" w:w="1584"/>
           </w:tcPr>
           <w:p>
             <w:r/>
@@ -1429,7 +2031,7 @@
         </w:tc>
         <w:tc>
           <w:tcPr>
-            <w:tcW w:type="dxa" w:w="2304"/>
+            <w:tcW w:type="dxa" w:w="2016"/>
           </w:tcPr>
           <w:p>
             <w:r/>
@@ -1446,13 +2048,13 @@
       <w:tr>
         <w:tc>
           <w:tcPr>
-            <w:tcW w:type="dxa" w:w="1872"/>
+            <w:tcW w:type="dxa" w:w="2304"/>
           </w:tcPr>
           <w:p>
             <w:r/>
             <w:r>
               <w:rPr>
-                <w:sz w:val="19"/>
+                <w:sz w:val="18"/>
               </w:rPr>
               <w:t>nuclear</w:t>
             </w:r>
@@ -1460,13 +2062,13 @@
         </w:tc>
         <w:tc>
           <w:tcPr>
-            <w:tcW w:type="dxa" w:w="2448"/>
+            <w:tcW w:type="dxa" w:w="1872"/>
           </w:tcPr>
           <w:p>
             <w:r/>
             <w:r>
               <w:rPr>
-                <w:sz w:val="19"/>
+                <w:sz w:val="18"/>
               </w:rPr>
               <w:t>7.0 €/W</w:t>
             </w:r>
@@ -1474,13 +2076,13 @@
         </w:tc>
         <w:tc>
           <w:tcPr>
-            <w:tcW w:type="dxa" w:w="1440"/>
+            <w:tcW w:type="dxa" w:w="1584"/>
           </w:tcPr>
           <w:p>
             <w:r/>
             <w:r>
               <w:rPr>
-                <w:sz w:val="19"/>
+                <w:sz w:val="18"/>
               </w:rPr>
               <w:t>60</w:t>
             </w:r>
@@ -1494,7 +2096,7 @@
             <w:r/>
             <w:r>
               <w:rPr>
-                <w:sz w:val="19"/>
+                <w:sz w:val="18"/>
               </w:rPr>
               <w:t>20</w:t>
             </w:r>
@@ -1502,13 +2104,13 @@
         </w:tc>
         <w:tc>
           <w:tcPr>
-            <w:tcW w:type="dxa" w:w="2304"/>
+            <w:tcW w:type="dxa" w:w="2016"/>
           </w:tcPr>
           <w:p>
             <w:r/>
             <w:r>
               <w:rPr>
-                <w:sz w:val="19"/>
+                <w:sz w:val="18"/>
               </w:rPr>
               <w:t>573</w:t>
             </w:r>
@@ -1518,13 +2120,13 @@
       <w:tr>
         <w:tc>
           <w:tcPr>
-            <w:tcW w:type="dxa" w:w="1872"/>
+            <w:tcW w:type="dxa" w:w="2304"/>
           </w:tcPr>
           <w:p>
             <w:r/>
             <w:r>
               <w:rPr>
-                <w:sz w:val="19"/>
+                <w:sz w:val="18"/>
               </w:rPr>
               <w:t>wind_onshore</w:t>
             </w:r>
@@ -1532,29 +2134,15 @@
         </w:tc>
         <w:tc>
           <w:tcPr>
-            <w:tcW w:type="dxa" w:w="2448"/>
+            <w:tcW w:type="dxa" w:w="1872"/>
           </w:tcPr>
           <w:p>
             <w:r/>
             <w:r>
               <w:rPr>
-                <w:sz w:val="19"/>
+                <w:sz w:val="18"/>
               </w:rPr>
               <w:t>1.2 €/W</w:t>
-            </w:r>
-          </w:p>
-        </w:tc>
-        <w:tc>
-          <w:tcPr>
-            <w:tcW w:type="dxa" w:w="1440"/>
-          </w:tcPr>
-          <w:p>
-            <w:r/>
-            <w:r>
-              <w:rPr>
-                <w:sz w:val="19"/>
-              </w:rPr>
-              <w:t>25</w:t>
             </w:r>
           </w:p>
         </w:tc>
@@ -1566,137 +2154,7 @@
             <w:r/>
             <w:r>
               <w:rPr>
-                <w:sz w:val="19"/>
-              </w:rPr>
-              <w:t>1.5</w:t>
-            </w:r>
-          </w:p>
-        </w:tc>
-        <w:tc>
-          <w:tcPr>
-            <w:tcW w:type="dxa" w:w="2304"/>
-          </w:tcPr>
-          <w:p>
-            <w:r/>
-            <w:r>
-              <w:rPr>
-                <w:sz w:val="19"/>
-              </w:rPr>
-              <w:t>118</w:t>
-            </w:r>
-          </w:p>
-        </w:tc>
-      </w:tr>
-      <w:tr>
-        <w:tc>
-          <w:tcPr>
-            <w:tcW w:type="dxa" w:w="1872"/>
-          </w:tcPr>
-          <w:p>
-            <w:r/>
-            <w:r>
-              <w:rPr>
-                <w:sz w:val="19"/>
-              </w:rPr>
-              <w:t>wind_offshore</w:t>
-            </w:r>
-          </w:p>
-        </w:tc>
-        <w:tc>
-          <w:tcPr>
-            <w:tcW w:type="dxa" w:w="2448"/>
-          </w:tcPr>
-          <w:p>
-            <w:r/>
-            <w:r>
-              <w:rPr>
-                <w:sz w:val="19"/>
-              </w:rPr>
-              <w:t>2.5 €/W</w:t>
-            </w:r>
-          </w:p>
-        </w:tc>
-        <w:tc>
-          <w:tcPr>
-            <w:tcW w:type="dxa" w:w="1440"/>
-          </w:tcPr>
-          <w:p>
-            <w:r/>
-            <w:r>
-              <w:rPr>
-                <w:sz w:val="19"/>
-              </w:rPr>
-              <w:t>25</w:t>
-            </w:r>
-          </w:p>
-        </w:tc>
-        <w:tc>
-          <w:tcPr>
-            <w:tcW w:type="dxa" w:w="1584"/>
-          </w:tcPr>
-          <w:p>
-            <w:r/>
-            <w:r>
-              <w:rPr>
-                <w:sz w:val="19"/>
-              </w:rPr>
-              <w:t>3.0</w:t>
-            </w:r>
-          </w:p>
-        </w:tc>
-        <w:tc>
-          <w:tcPr>
-            <w:tcW w:type="dxa" w:w="2304"/>
-          </w:tcPr>
-          <w:p>
-            <w:r/>
-            <w:r>
-              <w:rPr>
-                <w:sz w:val="19"/>
-              </w:rPr>
-              <w:t>246</w:t>
-            </w:r>
-          </w:p>
-        </w:tc>
-      </w:tr>
-      <w:tr>
-        <w:tc>
-          <w:tcPr>
-            <w:tcW w:type="dxa" w:w="1872"/>
-          </w:tcPr>
-          <w:p>
-            <w:r/>
-            <w:r>
-              <w:rPr>
-                <w:sz w:val="19"/>
-              </w:rPr>
-              <w:t>solar</w:t>
-            </w:r>
-          </w:p>
-        </w:tc>
-        <w:tc>
-          <w:tcPr>
-            <w:tcW w:type="dxa" w:w="2448"/>
-          </w:tcPr>
-          <w:p>
-            <w:r/>
-            <w:r>
-              <w:rPr>
-                <w:sz w:val="19"/>
-              </w:rPr>
-              <w:t>0.5 €/W</w:t>
-            </w:r>
-          </w:p>
-        </w:tc>
-        <w:tc>
-          <w:tcPr>
-            <w:tcW w:type="dxa" w:w="1440"/>
-          </w:tcPr>
-          <w:p>
-            <w:r/>
-            <w:r>
-              <w:rPr>
-                <w:sz w:val="19"/>
+                <w:sz w:val="18"/>
               </w:rPr>
               <w:t>30</w:t>
             </w:r>
@@ -1710,12 +2168,28 @@
             <w:r/>
             <w:r>
               <w:rPr>
-                <w:sz w:val="19"/>
+                <w:sz w:val="18"/>
               </w:rPr>
-              <w:t>1.0</w:t>
+              <w:t>1.6</w:t>
             </w:r>
           </w:p>
         </w:tc>
+        <w:tc>
+          <w:tcPr>
+            <w:tcW w:type="dxa" w:w="2016"/>
+          </w:tcPr>
+          <w:p>
+            <w:r/>
+            <w:r>
+              <w:rPr>
+                <w:sz w:val="18"/>
+              </w:rPr>
+              <w:t>100</w:t>
+            </w:r>
+          </w:p>
+        </w:tc>
+      </w:tr>
+      <w:tr>
         <w:tc>
           <w:tcPr>
             <w:tcW w:type="dxa" w:w="2304"/>
@@ -1724,14 +2198,12 @@
             <w:r/>
             <w:r>
               <w:rPr>
-                <w:sz w:val="19"/>
+                <w:sz w:val="18"/>
               </w:rPr>
-              <w:t>46</w:t>
+              <w:t>wind_offshore</w:t>
             </w:r>
           </w:p>
         </w:tc>
-      </w:tr>
-      <w:tr>
         <w:tc>
           <w:tcPr>
             <w:tcW w:type="dxa" w:w="1872"/>
@@ -1740,37 +2212,9 @@
             <w:r/>
             <w:r>
               <w:rPr>
-                <w:sz w:val="19"/>
+                <w:sz w:val="18"/>
               </w:rPr>
-              <w:t>gas (peaker)</w:t>
-            </w:r>
-          </w:p>
-        </w:tc>
-        <w:tc>
-          <w:tcPr>
-            <w:tcW w:type="dxa" w:w="2448"/>
-          </w:tcPr>
-          <w:p>
-            <w:r/>
-            <w:r>
-              <w:rPr>
-                <w:sz w:val="19"/>
-              </w:rPr>
-              <w:t>2.0 €/W</w:t>
-            </w:r>
-          </w:p>
-        </w:tc>
-        <w:tc>
-          <w:tcPr>
-            <w:tcW w:type="dxa" w:w="1440"/>
-          </w:tcPr>
-          <w:p>
-            <w:r/>
-            <w:r>
-              <w:rPr>
-                <w:sz w:val="19"/>
-              </w:rPr>
-              <w:t>40</w:t>
+              <w:t>2.2 €/W</w:t>
             </w:r>
           </w:p>
         </w:tc>
@@ -1782,67 +2226,9 @@
             <w:r/>
             <w:r>
               <w:rPr>
-                <w:sz w:val="19"/>
+                <w:sz w:val="18"/>
               </w:rPr>
-              <w:t>100</w:t>
-            </w:r>
-          </w:p>
-        </w:tc>
-        <w:tc>
-          <w:tcPr>
-            <w:tcW w:type="dxa" w:w="2304"/>
-          </w:tcPr>
-          <w:p>
-            <w:r/>
-            <w:r>
-              <w:rPr>
-                <w:sz w:val="19"/>
-              </w:rPr>
-              <w:t>173</w:t>
-            </w:r>
-          </w:p>
-        </w:tc>
-      </w:tr>
-      <w:tr>
-        <w:tc>
-          <w:tcPr>
-            <w:tcW w:type="dxa" w:w="1872"/>
-          </w:tcPr>
-          <w:p>
-            <w:r/>
-            <w:r>
-              <w:rPr>
-                <w:sz w:val="19"/>
-              </w:rPr>
-              <w:t>battery</w:t>
-            </w:r>
-          </w:p>
-        </w:tc>
-        <w:tc>
-          <w:tcPr>
-            <w:tcW w:type="dxa" w:w="2448"/>
-          </w:tcPr>
-          <w:p>
-            <w:r/>
-            <w:r>
-              <w:rPr>
-                <w:sz w:val="19"/>
-              </w:rPr>
-              <w:t>(150 + h·180) €/kW</w:t>
-            </w:r>
-          </w:p>
-        </w:tc>
-        <w:tc>
-          <w:tcPr>
-            <w:tcW w:type="dxa" w:w="1440"/>
-          </w:tcPr>
-          <w:p>
-            <w:r/>
-            <w:r>
-              <w:rPr>
-                <w:sz w:val="19"/>
-              </w:rPr>
-              <w:t>15</w:t>
+              <w:t>30</w:t>
             </w:r>
           </w:p>
         </w:tc>
@@ -1854,12 +2240,28 @@
             <w:r/>
             <w:r>
               <w:rPr>
-                <w:sz w:val="19"/>
+                <w:sz w:val="18"/>
               </w:rPr>
-              <w:t>~0</w:t>
+              <w:t>3.0</w:t>
             </w:r>
           </w:p>
         </w:tc>
+        <w:tc>
+          <w:tcPr>
+            <w:tcW w:type="dxa" w:w="2016"/>
+          </w:tcPr>
+          <w:p>
+            <w:r/>
+            <w:r>
+              <w:rPr>
+                <w:sz w:val="18"/>
+              </w:rPr>
+              <w:t>199</w:t>
+            </w:r>
+          </w:p>
+        </w:tc>
+      </w:tr>
+      <w:tr>
         <w:tc>
           <w:tcPr>
             <w:tcW w:type="dxa" w:w="2304"/>
@@ -1868,14 +2270,12 @@
             <w:r/>
             <w:r>
               <w:rPr>
-                <w:sz w:val="19"/>
+                <w:sz w:val="18"/>
               </w:rPr>
-              <w:t>65/111/203 (2/4/8h)</w:t>
+              <w:t>solar</w:t>
             </w:r>
           </w:p>
         </w:tc>
-      </w:tr>
-      <w:tr>
         <w:tc>
           <w:tcPr>
             <w:tcW w:type="dxa" w:w="1872"/>
@@ -1884,7 +2284,137 @@
             <w:r/>
             <w:r>
               <w:rPr>
-                <w:sz w:val="19"/>
+                <w:sz w:val="18"/>
+              </w:rPr>
+              <w:t>0.4 €/W</w:t>
+            </w:r>
+          </w:p>
+        </w:tc>
+        <w:tc>
+          <w:tcPr>
+            <w:tcW w:type="dxa" w:w="1584"/>
+          </w:tcPr>
+          <w:p>
+            <w:r/>
+            <w:r>
+              <w:rPr>
+                <w:sz w:val="18"/>
+              </w:rPr>
+              <w:t>35</w:t>
+            </w:r>
+          </w:p>
+        </w:tc>
+        <w:tc>
+          <w:tcPr>
+            <w:tcW w:type="dxa" w:w="1584"/>
+          </w:tcPr>
+          <w:p>
+            <w:r/>
+            <w:r>
+              <w:rPr>
+                <w:sz w:val="18"/>
+              </w:rPr>
+              <w:t>1.0</w:t>
+            </w:r>
+          </w:p>
+        </w:tc>
+        <w:tc>
+          <w:tcPr>
+            <w:tcW w:type="dxa" w:w="2016"/>
+          </w:tcPr>
+          <w:p>
+            <w:r/>
+            <w:r>
+              <w:rPr>
+                <w:sz w:val="18"/>
+              </w:rPr>
+              <w:t>35</w:t>
+            </w:r>
+          </w:p>
+        </w:tc>
+      </w:tr>
+      <w:tr>
+        <w:tc>
+          <w:tcPr>
+            <w:tcW w:type="dxa" w:w="2304"/>
+          </w:tcPr>
+          <w:p>
+            <w:r/>
+            <w:r>
+              <w:rPr>
+                <w:sz w:val="18"/>
+              </w:rPr>
+              <w:t>gas (peaker)</w:t>
+            </w:r>
+          </w:p>
+        </w:tc>
+        <w:tc>
+          <w:tcPr>
+            <w:tcW w:type="dxa" w:w="1872"/>
+          </w:tcPr>
+          <w:p>
+            <w:r/>
+            <w:r>
+              <w:rPr>
+                <w:sz w:val="18"/>
+              </w:rPr>
+              <w:t>0.45 €/W</w:t>
+            </w:r>
+          </w:p>
+        </w:tc>
+        <w:tc>
+          <w:tcPr>
+            <w:tcW w:type="dxa" w:w="1584"/>
+          </w:tcPr>
+          <w:p>
+            <w:r/>
+            <w:r>
+              <w:rPr>
+                <w:sz w:val="18"/>
+              </w:rPr>
+              <w:t>30</w:t>
+            </w:r>
+          </w:p>
+        </w:tc>
+        <w:tc>
+          <w:tcPr>
+            <w:tcW w:type="dxa" w:w="1584"/>
+          </w:tcPr>
+          <w:p>
+            <w:r/>
+            <w:r>
+              <w:rPr>
+                <w:sz w:val="18"/>
+              </w:rPr>
+              <w:t>100</w:t>
+            </w:r>
+          </w:p>
+        </w:tc>
+        <w:tc>
+          <w:tcPr>
+            <w:tcW w:type="dxa" w:w="2016"/>
+          </w:tcPr>
+          <w:p>
+            <w:r/>
+            <w:r>
+              <w:rPr>
+                <w:sz w:val="18"/>
+              </w:rPr>
+              <w:t>51</w:t>
+            </w:r>
+          </w:p>
+        </w:tc>
+      </w:tr>
+      <w:tr>
+        <w:tc>
+          <w:tcPr>
+            <w:tcW w:type="dxa" w:w="2304"/>
+          </w:tcPr>
+          <w:p>
+            <w:r/>
+            <w:r>
+              <w:rPr>
+                <w:sz w:val="18"/>
               </w:rPr>
               <w:t>hydro</w:t>
             </w:r>
@@ -1892,13 +2422,13 @@
         </w:tc>
         <w:tc>
           <w:tcPr>
-            <w:tcW w:type="dxa" w:w="2448"/>
+            <w:tcW w:type="dxa" w:w="1872"/>
           </w:tcPr>
           <w:p>
             <w:r/>
             <w:r>
               <w:rPr>
-                <w:sz w:val="19"/>
+                <w:sz w:val="18"/>
               </w:rPr>
               <w:t>ej extendable</w:t>
             </w:r>
@@ -1906,13 +2436,13 @@
         </w:tc>
         <w:tc>
           <w:tcPr>
-            <w:tcW w:type="dxa" w:w="1440"/>
+            <w:tcW w:type="dxa" w:w="1584"/>
           </w:tcPr>
           <w:p>
             <w:r/>
             <w:r>
               <w:rPr>
-                <w:sz w:val="19"/>
+                <w:sz w:val="18"/>
               </w:rPr>
               <w:t>—</w:t>
             </w:r>
@@ -1926,7 +2456,7 @@
             <w:r/>
             <w:r>
               <w:rPr>
-                <w:sz w:val="19"/>
+                <w:sz w:val="18"/>
               </w:rPr>
               <w:t>0.6</w:t>
             </w:r>
@@ -1934,13 +2464,13 @@
         </w:tc>
         <w:tc>
           <w:tcPr>
-            <w:tcW w:type="dxa" w:w="2304"/>
+            <w:tcW w:type="dxa" w:w="2016"/>
           </w:tcPr>
           <w:p>
             <w:r/>
             <w:r>
               <w:rPr>
-                <w:sz w:val="19"/>
+                <w:sz w:val="18"/>
               </w:rPr>
               <w:t>—</w:t>
             </w:r>
@@ -1954,27 +2484,26 @@
         <w:pStyle w:val="Heading2"/>
       </w:pPr>
       <w:r>
-        <w:t>6.2  Vätgas (kalibrerat mot DEA 2030)</w:t>
+        <w:t>8.2  Vätgas (kalibrerat mot DEA)</w:t>
       </w:r>
     </w:p>
     <w:tbl>
       <w:tblPr>
         <w:tblStyle w:val="LightGrid-Accent1"/>
         <w:tblW w:type="auto" w:w="0"/>
-        <w:jc w:val="center"/>
+        <w:jc w:val="left"/>
         <w:tblLook w:firstColumn="1" w:firstRow="1" w:lastColumn="0" w:lastRow="0" w:noHBand="0" w:noVBand="1" w:val="04A0"/>
       </w:tblPr>
       <w:tblGrid>
-        <w:gridCol w:w="1728"/>
-        <w:gridCol w:w="1728"/>
-        <w:gridCol w:w="1728"/>
-        <w:gridCol w:w="1728"/>
-        <w:gridCol w:w="1728"/>
+        <w:gridCol w:w="2160"/>
+        <w:gridCol w:w="2160"/>
+        <w:gridCol w:w="2160"/>
+        <w:gridCol w:w="2160"/>
       </w:tblGrid>
       <w:tr>
         <w:tc>
           <w:tcPr>
-            <w:tcW w:type="dxa" w:w="2880"/>
+            <w:tcW w:type="dxa" w:w="3312"/>
           </w:tcPr>
           <w:p>
             <w:r/>
@@ -1989,7 +2518,7 @@
         </w:tc>
         <w:tc>
           <w:tcPr>
-            <w:tcW w:type="dxa" w:w="1728"/>
+            <w:tcW w:type="dxa" w:w="1872"/>
           </w:tcPr>
           <w:p>
             <w:r/>
@@ -2019,21 +2548,6 @@
         </w:tc>
         <w:tc>
           <w:tcPr>
-            <w:tcW w:type="dxa" w:w="1152"/>
-          </w:tcPr>
-          <w:p>
-            <w:r/>
-            <w:r>
-              <w:rPr>
-                <w:b/>
-                <w:sz w:val="19"/>
-              </w:rPr>
-              <w:t>Livsl.</w:t>
-            </w:r>
-          </w:p>
-        </w:tc>
-        <w:tc>
-          <w:tcPr>
             <w:tcW w:type="dxa" w:w="1872"/>
           </w:tcPr>
           <w:p>
@@ -2051,13 +2565,13 @@
       <w:tr>
         <w:tc>
           <w:tcPr>
-            <w:tcW w:type="dxa" w:w="2880"/>
+            <w:tcW w:type="dxa" w:w="3312"/>
           </w:tcPr>
           <w:p>
             <w:r/>
             <w:r>
               <w:rPr>
-                <w:sz w:val="19"/>
+                <w:sz w:val="18"/>
               </w:rPr>
               <w:t>Elektrolysör (alkalisk)</w:t>
             </w:r>
@@ -2065,13 +2579,13 @@
         </w:tc>
         <w:tc>
           <w:tcPr>
-            <w:tcW w:type="dxa" w:w="1728"/>
+            <w:tcW w:type="dxa" w:w="1872"/>
           </w:tcPr>
           <w:p>
             <w:r/>
             <w:r>
               <w:rPr>
-                <w:sz w:val="19"/>
+                <w:sz w:val="18"/>
               </w:rPr>
               <w:t>575 €/kW</w:t>
             </w:r>
@@ -2085,23 +2599,9 @@
             <w:r/>
             <w:r>
               <w:rPr>
-                <w:sz w:val="19"/>
+                <w:sz w:val="18"/>
               </w:rPr>
               <w:t>0.66 (LHV)</w:t>
-            </w:r>
-          </w:p>
-        </w:tc>
-        <w:tc>
-          <w:tcPr>
-            <w:tcW w:type="dxa" w:w="1152"/>
-          </w:tcPr>
-          <w:p>
-            <w:r/>
-            <w:r>
-              <w:rPr>
-                <w:sz w:val="19"/>
-              </w:rPr>
-              <w:t>25 år</w:t>
             </w:r>
           </w:p>
         </w:tc>
@@ -2113,7 +2613,7 @@
             <w:r/>
             <w:r>
               <w:rPr>
-                <w:sz w:val="19"/>
+                <w:sz w:val="18"/>
               </w:rPr>
               <w:t>68 €/kW/år</w:t>
             </w:r>
@@ -2123,13 +2623,13 @@
       <w:tr>
         <w:tc>
           <w:tcPr>
-            <w:tcW w:type="dxa" w:w="2880"/>
+            <w:tcW w:type="dxa" w:w="3312"/>
           </w:tcPr>
           <w:p>
             <w:r/>
             <w:r>
               <w:rPr>
-                <w:sz w:val="19"/>
+                <w:sz w:val="18"/>
               </w:rPr>
               <w:t>Turbin (H2-OCGT)</w:t>
             </w:r>
@@ -2137,13 +2637,13 @@
         </w:tc>
         <w:tc>
           <w:tcPr>
-            <w:tcW w:type="dxa" w:w="1728"/>
+            <w:tcW w:type="dxa" w:w="1872"/>
           </w:tcPr>
           <w:p>
             <w:r/>
             <w:r>
               <w:rPr>
-                <w:sz w:val="19"/>
+                <w:sz w:val="18"/>
               </w:rPr>
               <w:t>435 €/kW</w:t>
             </w:r>
@@ -2157,23 +2657,9 @@
             <w:r/>
             <w:r>
               <w:rPr>
-                <w:sz w:val="19"/>
+                <w:sz w:val="18"/>
               </w:rPr>
               <w:t>0.41 (el)</w:t>
-            </w:r>
-          </w:p>
-        </w:tc>
-        <w:tc>
-          <w:tcPr>
-            <w:tcW w:type="dxa" w:w="1152"/>
-          </w:tcPr>
-          <w:p>
-            <w:r/>
-            <w:r>
-              <w:rPr>
-                <w:sz w:val="19"/>
-              </w:rPr>
-              <w:t>25 år</w:t>
             </w:r>
           </w:p>
         </w:tc>
@@ -2185,7 +2671,7 @@
             <w:r/>
             <w:r>
               <w:rPr>
-                <w:sz w:val="19"/>
+                <w:sz w:val="18"/>
               </w:rPr>
               <w:t>47 €/kW/år</w:t>
             </w:r>
@@ -2195,13 +2681,13 @@
       <w:tr>
         <w:tc>
           <w:tcPr>
-            <w:tcW w:type="dxa" w:w="2880"/>
+            <w:tcW w:type="dxa" w:w="3312"/>
           </w:tcPr>
           <w:p>
             <w:r/>
             <w:r>
               <w:rPr>
-                <w:sz w:val="19"/>
+                <w:sz w:val="18"/>
               </w:rPr>
               <w:t>Lager — urberg (SE/NO/FI)</w:t>
             </w:r>
@@ -2209,13 +2695,13 @@
         </w:tc>
         <w:tc>
           <w:tcPr>
-            <w:tcW w:type="dxa" w:w="1728"/>
+            <w:tcW w:type="dxa" w:w="1872"/>
           </w:tcPr>
           <w:p>
             <w:r/>
             <w:r>
               <w:rPr>
-                <w:sz w:val="19"/>
+                <w:sz w:val="18"/>
               </w:rPr>
               <w:t>5 €/kWh</w:t>
             </w:r>
@@ -2229,23 +2715,9 @@
             <w:r/>
             <w:r>
               <w:rPr>
-                <w:sz w:val="19"/>
+                <w:sz w:val="18"/>
               </w:rPr>
               <w:t>—</w:t>
-            </w:r>
-          </w:p>
-        </w:tc>
-        <w:tc>
-          <w:tcPr>
-            <w:tcW w:type="dxa" w:w="1152"/>
-          </w:tcPr>
-          <w:p>
-            <w:r/>
-            <w:r>
-              <w:rPr>
-                <w:sz w:val="19"/>
-              </w:rPr>
-              <w:t>30 år</w:t>
             </w:r>
           </w:p>
         </w:tc>
@@ -2257,7 +2729,7 @@
             <w:r/>
             <w:r>
               <w:rPr>
-                <w:sz w:val="19"/>
+                <w:sz w:val="18"/>
               </w:rPr>
               <w:t>0.46 €/kWh/år</w:t>
             </w:r>
@@ -2267,13 +2739,13 @@
       <w:tr>
         <w:tc>
           <w:tcPr>
-            <w:tcW w:type="dxa" w:w="2880"/>
+            <w:tcW w:type="dxa" w:w="3312"/>
           </w:tcPr>
           <w:p>
             <w:r/>
             <w:r>
               <w:rPr>
-                <w:sz w:val="19"/>
+                <w:sz w:val="18"/>
               </w:rPr>
               <w:t>Lager — saltkavern (DK)</w:t>
             </w:r>
@@ -2281,13 +2753,13 @@
         </w:tc>
         <w:tc>
           <w:tcPr>
-            <w:tcW w:type="dxa" w:w="1728"/>
+            <w:tcW w:type="dxa" w:w="1872"/>
           </w:tcPr>
           <w:p>
             <w:r/>
             <w:r>
               <w:rPr>
-                <w:sz w:val="19"/>
+                <w:sz w:val="18"/>
               </w:rPr>
               <w:t>0.5 €/kWh</w:t>
             </w:r>
@@ -2301,23 +2773,9 @@
             <w:r/>
             <w:r>
               <w:rPr>
-                <w:sz w:val="19"/>
+                <w:sz w:val="18"/>
               </w:rPr>
               <w:t>—</w:t>
-            </w:r>
-          </w:p>
-        </w:tc>
-        <w:tc>
-          <w:tcPr>
-            <w:tcW w:type="dxa" w:w="1152"/>
-          </w:tcPr>
-          <w:p>
-            <w:r/>
-            <w:r>
-              <w:rPr>
-                <w:sz w:val="19"/>
-              </w:rPr>
-              <w:t>30 år</w:t>
             </w:r>
           </w:p>
         </w:tc>
@@ -2329,7 +2787,7 @@
             <w:r/>
             <w:r>
               <w:rPr>
-                <w:sz w:val="19"/>
+                <w:sz w:val="18"/>
               </w:rPr>
               <w:t>0.046 €/kWh/år</w:t>
             </w:r>
@@ -2339,11 +2797,592 @@
     </w:tbl>
     <w:p/>
     <w:p>
+      <w:pPr>
+        <w:pStyle w:val="Heading1"/>
+      </w:pPr>
+      <w:r>
+        <w:t>9.  Funktionsreferens (flaggor)</w:t>
+      </w:r>
+    </w:p>
+    <w:p>
       <w:r>
         <w:rPr>
           <w:i/>
+          <w:color w:val="555555"/>
         </w:rPr>
-        <w:t>Lagerkostnaden är per zon efter geologi: urberg som default, saltkavern (billig) som geologiskt undantag för DK.</w:t>
+        <w:t>Grupperad genomgång. Fullständig tabell i kap. 13.</w:t>
+      </w:r>
+    </w:p>
+    <w:p>
+      <w:pPr>
+        <w:pStyle w:val="Heading2"/>
+      </w:pPr>
+      <w:r>
+        <w:t>9.1  Dispatch vs expansion</w:t>
+      </w:r>
+    </w:p>
+    <w:p>
+      <w:pPr>
+        <w:pStyle w:val="ListBullet"/>
+      </w:pPr>
+      <w:r/>
+      <w:r>
+        <w:rPr>
+          <w:b/>
+        </w:rPr>
+        <w:t>--no-expansion</w:t>
+      </w:r>
+      <w:r>
+        <w:t xml:space="preserve"> — lås all kapacitet (ren dispatch).</w:t>
+      </w:r>
+    </w:p>
+    <w:p>
+      <w:pPr>
+        <w:pStyle w:val="ListBullet"/>
+      </w:pPr>
+      <w:r/>
+      <w:r>
+        <w:rPr>
+          <w:b/>
+        </w:rPr>
+        <w:t>--spill-cost 50</w:t>
+      </w:r>
+      <w:r>
+        <w:t xml:space="preserve"> — KRÄVS i expansionskörningar (default 0.1 ger phantom spill + VRE-överinvestering).</w:t>
+      </w:r>
+    </w:p>
+    <w:p>
+      <w:pPr>
+        <w:pStyle w:val="ListBullet"/>
+      </w:pPr>
+      <w:r/>
+      <w:r>
+        <w:rPr>
+          <w:b/>
+        </w:rPr>
+        <w:t>--extra-load MW</w:t>
+      </w:r>
+      <w:r>
+        <w:t xml:space="preserve"> — extra flat last per zon (stresstest).</w:t>
+      </w:r>
+    </w:p>
+    <w:p>
+      <w:pPr>
+        <w:pStyle w:val="ListBullet"/>
+      </w:pPr>
+      <w:r/>
+      <w:r>
+        <w:rPr>
+          <w:b/>
+        </w:rPr>
+        <w:t>--dry-run</w:t>
+      </w:r>
+      <w:r>
+        <w:t xml:space="preserve"> — bygg nätet + komponent-sammanfattning men solve:a inte (verifiering).</w:t>
+      </w:r>
+    </w:p>
+    <w:p>
+      <w:pPr>
+        <w:pStyle w:val="ListBullet"/>
+      </w:pPr>
+      <w:r/>
+      <w:r>
+        <w:rPr>
+          <w:b/>
+        </w:rPr>
+        <w:t>--desc TEXT</w:t>
+      </w:r>
+      <w:r>
+        <w:t xml:space="preserve"> — körningens syfte, sparas i run_meta.txt.</w:t>
+      </w:r>
+    </w:p>
+    <w:p>
+      <w:pPr>
+        <w:pStyle w:val="Heading2"/>
+      </w:pPr>
+      <w:r>
+        <w:t>9.2  Scenarier</w:t>
+      </w:r>
+    </w:p>
+    <w:p>
+      <w:pPr>
+        <w:pStyle w:val="ListBullet"/>
+      </w:pPr>
+      <w:r/>
+      <w:r>
+        <w:rPr>
+          <w:b/>
+        </w:rPr>
+        <w:t>--cost-scenario NAMN</w:t>
+      </w:r>
+      <w:r>
+        <w:t xml:space="preserve"> — framtida teknikkostnader (svk_2040, svk_2050), inkl. byggränta.</w:t>
+      </w:r>
+    </w:p>
+    <w:p>
+      <w:pPr>
+        <w:pStyle w:val="ListBullet"/>
+      </w:pPr>
+      <w:r/>
+      <w:r>
+        <w:rPr>
+          <w:b/>
+        </w:rPr>
+        <w:t>--demand-scenario NAMN</w:t>
+      </w:r>
+      <w:r>
+        <w:t xml:space="preserve"> — additivt efterfrågetillskott (svk_2040_mm): last, H2, EV, VRE-tak/golv, NTC.</w:t>
+      </w:r>
+    </w:p>
+    <w:p>
+      <w:pPr>
+        <w:pStyle w:val="Heading2"/>
+      </w:pPr>
+      <w:r>
+        <w:t>9.3  Hydrologi</w:t>
+      </w:r>
+    </w:p>
+    <w:p>
+      <w:pPr>
+        <w:pStyle w:val="ListBullet"/>
+      </w:pPr>
+      <w:r/>
+      <w:r>
+        <w:rPr>
+          <w:b/>
+        </w:rPr>
+        <w:t>--spill-cost EUR</w:t>
+      </w:r>
+      <w:r>
+        <w:t xml:space="preserve"> — hydro-spillkostnad (expansion: 50).</w:t>
+      </w:r>
+    </w:p>
+    <w:p>
+      <w:pPr>
+        <w:pStyle w:val="ListBullet"/>
+      </w:pPr>
+      <w:r/>
+      <w:r>
+        <w:rPr>
+          <w:b/>
+        </w:rPr>
+        <w:t>--soc-pin ZON:START:END</w:t>
+      </w:r>
+      <w:r>
+        <w:t xml:space="preserve"> — icke-cyklisk: lås båda reservoar-ändpunkterna till faktiska fyllnadsfraktioner (kalibrering).</w:t>
+      </w:r>
+    </w:p>
+    <w:p>
+      <w:r>
+        <w:rPr>
+          <w:i w:val="0"/>
+          <w:color w:val="555555"/>
+          <w:sz w:val="19"/>
+        </w:rPr>
+        <w:t>Vattenvärdet = dualvariabeln på reservoarens energibalans (mu_energy_balance), prisgolvet. Sparas till water_value.csv.</w:t>
+      </w:r>
+    </w:p>
+    <w:p>
+      <w:pPr>
+        <w:pStyle w:val="Heading2"/>
+      </w:pPr>
+      <w:r>
+        <w:t>9.4  Kärnkraft, vind, sol</w:t>
+      </w:r>
+    </w:p>
+    <w:p>
+      <w:pPr>
+        <w:pStyle w:val="ListBullet"/>
+      </w:pPr>
+      <w:r/>
+      <w:r>
+        <w:rPr>
+          <w:b/>
+        </w:rPr>
+        <w:t>--add-nuclear ZON:N:SEED</w:t>
+      </w:r>
+      <w:r>
+        <w:t xml:space="preserve"> — N nya reaktorer, syntetisk stokastisk tillgänglighet (seed), EXTENDABLE (tak N×1500 MW). Trigger: befintlig flotta byter till syntetisk profil.</w:t>
+      </w:r>
+    </w:p>
+    <w:p>
+      <w:pPr>
+        <w:pStyle w:val="ListBullet"/>
+      </w:pPr>
+      <w:r/>
+      <w:r>
+        <w:rPr>
+          <w:b/>
+        </w:rPr>
+        <w:t>--nuclear-discount-rate ZON:RATE</w:t>
+      </w:r>
+      <w:r>
+        <w:t xml:space="preserve"> — egen kalkylränta för NY kärnkraft per zon (t.ex. SE-N:0.03).</w:t>
+      </w:r>
+    </w:p>
+    <w:p>
+      <w:pPr>
+        <w:pStyle w:val="ListBullet"/>
+      </w:pPr>
+      <w:r/>
+      <w:r>
+        <w:rPr>
+          <w:b/>
+        </w:rPr>
+        <w:t>--add-wind ZON:MW</w:t>
+      </w:r>
+      <w:r>
+        <w:t xml:space="preserve"> — fast landvind (dispatch, ej extendable); energi-motsvarighet till --add-nuclear.</w:t>
+      </w:r>
+    </w:p>
+    <w:p>
+      <w:pPr>
+        <w:pStyle w:val="ListBullet"/>
+      </w:pPr>
+      <w:r/>
+      <w:r>
+        <w:rPr>
+          <w:b/>
+        </w:rPr>
+        <w:t>--onwind-capfac-increase FRAC</w:t>
+      </w:r>
+      <w:r>
+        <w:t xml:space="preserve"> — höj landvinds CF (olinjär potens-transform, märkeffekt oförändrad).</w:t>
+      </w:r>
+    </w:p>
+    <w:p>
+      <w:pPr>
+        <w:pStyle w:val="ListBullet"/>
+      </w:pPr>
+      <w:r/>
+      <w:r>
+        <w:rPr>
+          <w:b/>
+        </w:rPr>
+        <w:t>--offwind-capfac-increase FRAC</w:t>
+      </w:r>
+      <w:r>
+        <w:t xml:space="preserve"> — som ovan för havsvind (2040-nybyggnadsflotta).</w:t>
+      </w:r>
+    </w:p>
+    <w:p>
+      <w:pPr>
+        <w:pStyle w:val="ListBullet"/>
+      </w:pPr>
+      <w:r/>
+      <w:r>
+        <w:rPr>
+          <w:b/>
+        </w:rPr>
+        <w:t>--onshore-cap ZON:MW</w:t>
+      </w:r>
+      <w:r>
+        <w:t xml:space="preserve"> — expansionstak landvind per zon.</w:t>
+      </w:r>
+    </w:p>
+    <w:p>
+      <w:pPr>
+        <w:pStyle w:val="ListBullet"/>
+      </w:pPr>
+      <w:r/>
+      <w:r>
+        <w:rPr>
+          <w:b/>
+        </w:rPr>
+        <w:t>--solar-cap MW</w:t>
+      </w:r>
+      <w:r>
+        <w:t xml:space="preserve"> — expansionstak sol i alla zoner.</w:t>
+      </w:r>
+    </w:p>
+    <w:p>
+      <w:pPr>
+        <w:pStyle w:val="Heading2"/>
+      </w:pPr>
+      <w:r>
+        <w:t>9.5  Lagring</w:t>
+      </w:r>
+    </w:p>
+    <w:p>
+      <w:pPr>
+        <w:pStyle w:val="ListBullet"/>
+      </w:pPr>
+      <w:r/>
+      <w:r>
+        <w:rPr>
+          <w:b/>
+        </w:rPr>
+        <w:t>--add-battery ZON:MW:HOURS</w:t>
+      </w:r>
+      <w:r>
+        <w:t xml:space="preserve"> — fast batteri; </w:t>
+      </w:r>
+      <w:r>
+        <w:rPr>
+          <w:b/>
+        </w:rPr>
+        <w:t>--battery-extendable</w:t>
+      </w:r>
+      <w:r>
+        <w:t xml:space="preserve"> gör det investerbart.</w:t>
+      </w:r>
+    </w:p>
+    <w:p>
+      <w:pPr>
+        <w:pStyle w:val="ListBullet"/>
+      </w:pPr>
+      <w:r/>
+      <w:r>
+        <w:rPr>
+          <w:b/>
+        </w:rPr>
+        <w:t>--battery 4h [ZON:MW ...]</w:t>
+      </w:r>
+      <w:r>
+        <w:t xml:space="preserve"> — expanderbart batteri i alla zoner (utan zonlista) eller fasta storlekar (med).</w:t>
+      </w:r>
+    </w:p>
+    <w:p>
+      <w:pPr>
+        <w:pStyle w:val="Heading2"/>
+      </w:pPr>
+      <w:r>
+        <w:t>9.6  Sektorkoppling</w:t>
+      </w:r>
+    </w:p>
+    <w:p>
+      <w:pPr>
+        <w:pStyle w:val="ListBullet"/>
+      </w:pPr>
+      <w:r/>
+      <w:r>
+        <w:rPr>
+          <w:b/>
+        </w:rPr>
+        <w:t>--add-heat</w:t>
+      </w:r>
+      <w:r>
+        <w:t xml:space="preserve"> — fjärrvärmesektor (heat-buss + ackumulator + el-panna + VP + bio/KVV).</w:t>
+      </w:r>
+    </w:p>
+    <w:p>
+      <w:pPr>
+        <w:pStyle w:val="ListBullet"/>
+      </w:pPr>
+      <w:r/>
+      <w:r>
+        <w:rPr>
+          <w:b/>
+        </w:rPr>
+        <w:t>--heat-store-ext</w:t>
+      </w:r>
+      <w:r>
+        <w:t xml:space="preserve"> — gör värmeackumulatorn investerbar (kräver --add-heat).</w:t>
+      </w:r>
+    </w:p>
+    <w:p>
+      <w:pPr>
+        <w:pStyle w:val="ListBullet"/>
+      </w:pPr>
+      <w:r/>
+      <w:r>
+        <w:rPr>
+          <w:b/>
+        </w:rPr>
+        <w:t>--chp-fixed-gw GW</w:t>
+      </w:r>
+      <w:r>
+        <w:t xml:space="preserve"> — snabbalternativ: KVV-el som fast must-run-block, ingen värmebuss.</w:t>
+      </w:r>
+    </w:p>
+    <w:p>
+      <w:pPr>
+        <w:pStyle w:val="ListBullet"/>
+      </w:pPr>
+      <w:r/>
+      <w:r>
+        <w:rPr>
+          <w:b/>
+        </w:rPr>
+        <w:t>--add-ev ZON:N_CARS:N_HEAVY</w:t>
+      </w:r>
+      <w:r>
+        <w:t xml:space="preserve"> — fordonsladdning (SvK flex/oflex-formulering).</w:t>
+      </w:r>
+    </w:p>
+    <w:p>
+      <w:pPr>
+        <w:pStyle w:val="ListBullet"/>
+      </w:pPr>
+      <w:r/>
+      <w:r>
+        <w:rPr>
+          <w:b/>
+        </w:rPr>
+        <w:t>--add-h2 ZON:DEMAND:EL:STORE[:TURB]</w:t>
+      </w:r>
+      <w:r>
+        <w:t xml:space="preserve"> — vätgassystem (fasta storlekar).</w:t>
+      </w:r>
+    </w:p>
+    <w:p>
+      <w:pPr>
+        <w:pStyle w:val="ListBullet"/>
+      </w:pPr>
+      <w:r/>
+      <w:r>
+        <w:rPr>
+          <w:b/>
+        </w:rPr>
+        <w:t>--add-h2-ext ZON:DEMAND[:STORE_MAX]</w:t>
+      </w:r>
+      <w:r>
+        <w:t xml:space="preserve"> — investerbart vätgassystem (elektrolys + lager).</w:t>
+      </w:r>
+    </w:p>
+    <w:p>
+      <w:pPr>
+        <w:pStyle w:val="Heading2"/>
+      </w:pPr>
+      <w:r>
+        <w:t>9.7  Riktad budgetbegränsad VRE-expansion</w:t>
+      </w:r>
+    </w:p>
+    <w:p>
+      <w:pPr>
+        <w:pStyle w:val="ListBullet"/>
+      </w:pPr>
+      <w:r/>
+      <w:r>
+        <w:rPr>
+          <w:b/>
+        </w:rPr>
+        <w:t>--expand-vre ZON</w:t>
+      </w:r>
+      <w:r>
+        <w:t xml:space="preserve"> — gör bara den zonens vind+sol investerbara (oavsett --no-expansion).</w:t>
+      </w:r>
+    </w:p>
+    <w:p>
+      <w:pPr>
+        <w:pStyle w:val="ListBullet"/>
+      </w:pPr>
+      <w:r/>
+      <w:r>
+        <w:rPr>
+          <w:b/>
+        </w:rPr>
+        <w:t>--expand-budget-musd/-meur</w:t>
+      </w:r>
+      <w:r>
+        <w:t xml:space="preserve"> — tak på overnight-kostnaden → tvingad likhet + kapital=0 (ren dispatcheffekt).</w:t>
+      </w:r>
+    </w:p>
+    <w:p>
+      <w:pPr>
+        <w:pStyle w:val="Heading2"/>
+      </w:pPr>
+      <w:r>
+        <w:t>9.8  Marknad / NTC</w:t>
+      </w:r>
+    </w:p>
+    <w:p>
+      <w:pPr>
+        <w:pStyle w:val="ListBullet"/>
+      </w:pPr>
+      <w:r/>
+      <w:r>
+        <w:rPr>
+          <w:b/>
+        </w:rPr>
+        <w:t>--market-elasticity</w:t>
+      </w:r>
+      <w:r>
+        <w:t xml:space="preserve"> (default PÅ) — pris-elastisk kontinentgräns (trappa): stora flöden flyttar gränspriset. </w:t>
+      </w:r>
+      <w:r>
+        <w:rPr>
+          <w:b/>
+        </w:rPr>
+        <w:t>--no-market-elast</w:t>
+      </w:r>
+      <w:r>
+        <w:t xml:space="preserve"> stänger av.</w:t>
+      </w:r>
+    </w:p>
+    <w:p>
+      <w:pPr>
+        <w:pStyle w:val="ListBullet"/>
+      </w:pPr>
+      <w:r/>
+      <w:r>
+        <w:rPr>
+          <w:b/>
+        </w:rPr>
+        <w:t>--continent-diurnal-scale FAKTOR</w:t>
+      </w:r>
+      <w:r>
+        <w:t xml:space="preserve"> — komprimera kontinentventilens dygnssväng (1.0=oförändrat, 0.5=halverad).</w:t>
+      </w:r>
+    </w:p>
+    <w:p>
+      <w:pPr>
+        <w:pStyle w:val="ListBullet"/>
+      </w:pPr>
+      <w:r/>
+      <w:r>
+        <w:rPr>
+          <w:b/>
+        </w:rPr>
+        <w:t>--effective-ntc</w:t>
+      </w:r>
+      <w:r>
+        <w:t xml:space="preserve"> — effektiv kontinentkapacitet (P80) istället för märkkapacitet.</w:t>
+      </w:r>
+    </w:p>
+    <w:p>
+      <w:pPr>
+        <w:pStyle w:val="ListBullet"/>
+      </w:pPr>
+      <w:r/>
+      <w:r>
+        <w:rPr>
+          <w:b/>
+        </w:rPr>
+        <w:t>--market-scale FACTOR|ZON:F,...</w:t>
+      </w:r>
+      <w:r>
+        <w:t xml:space="preserve"> — skala kontinentkablar.</w:t>
+      </w:r>
+    </w:p>
+    <w:p>
+      <w:pPr>
+        <w:pStyle w:val="ListBullet"/>
+      </w:pPr>
+      <w:r/>
+      <w:r>
+        <w:rPr>
+          <w:b/>
+        </w:rPr>
+        <w:t>--no-market</w:t>
+      </w:r>
+      <w:r>
+        <w:t xml:space="preserve"> — stäng alla kontinentanslutningar.</w:t>
+      </w:r>
+    </w:p>
+    <w:p>
+      <w:pPr>
+        <w:pStyle w:val="ListBullet"/>
+      </w:pPr>
+      <w:r/>
+      <w:r>
+        <w:rPr>
+          <w:b/>
+        </w:rPr>
+        <w:t>--voll</w:t>
+      </w:r>
+      <w:r>
+        <w:t xml:space="preserve"> — VOLL-slack (3000 €/MWh) i alla zoner (förhindrar dualexplosion).</w:t>
       </w:r>
     </w:p>
     <w:p>
@@ -2351,7 +3390,76 @@
         <w:pStyle w:val="Heading1"/>
       </w:pPr>
       <w:r>
-        <w:t>7.  Funktionsreferens (flaggor)</w:t>
+        <w:t>10.  Solver och prestanda</w:t>
+      </w:r>
+    </w:p>
+    <w:p>
+      <w:r>
+        <w:rPr>
+          <w:i w:val="0"/>
+        </w:rPr>
+        <w:t>HiGHS interior point (IPM/IPX) + crossover. Crossover KRÄVS för korrekt kapacitetsexpansion — utan den ger IPM en inre (utsmetad) lösning där p_nom_opt fastnar nära p_nom_min. Konfigureras i zones.yaml (solver-blocket; ipm_optimality_tolerance 1e-6).</w:t>
+      </w:r>
+    </w:p>
+    <w:p>
+      <w:pPr>
+        <w:pStyle w:val="ListBullet"/>
+      </w:pPr>
+      <w:r/>
+      <w:r>
+        <w:rPr>
+          <w:b/>
+        </w:rPr>
+        <w:t>IPM (interior point)</w:t>
+      </w:r>
+      <w:r>
+        <w:t xml:space="preserve"> — går genom polytopens inre; få men dyra iterationer; skalar bra för stora glesa LP.</w:t>
+      </w:r>
+    </w:p>
+    <w:p>
+      <w:pPr>
+        <w:pStyle w:val="ListBullet"/>
+      </w:pPr>
+      <w:r/>
+      <w:r>
+        <w:rPr>
+          <w:b/>
+        </w:rPr>
+        <w:t>Simplex</w:t>
+      </w:r>
+      <w:r>
+        <w:t xml:space="preserve"> — går längs kanter hörn-till-hörn; ger exakt baslösning; bra för varmstart, känslig för degeneration.</w:t>
+      </w:r>
+    </w:p>
+    <w:p>
+      <w:pPr>
+        <w:pStyle w:val="ListBullet"/>
+      </w:pPr>
+      <w:r/>
+      <w:r>
+        <w:rPr>
+          <w:b/>
+        </w:rPr>
+        <w:t>Crossover</w:t>
+      </w:r>
+      <w:r>
+        <w:t xml:space="preserve"> — trycker IPM-lösningen till ett hörn → exakta p_nom_opt. 'Imprecise' = giltig men städas med simplex.</w:t>
+      </w:r>
+    </w:p>
+    <w:p>
+      <w:r>
+        <w:rPr>
+          <w:i w:val="0"/>
+        </w:rPr>
+        <w:t>Prestanda-tumregler: expansion i 3h ≈ 1–2 h solve; full 2h-körning ≈ 4–5 h (håller minnet med KVV-fast); 1h-expansion riskerar OOM i extraktionen. Degeneration (t.ex. när billig kärnkraft blir kostnadsekvivalent med VRE) kan stalla IPM eller ge divergerande simplex-städning — botas av hårda kapacitetstak och brutna kostnads-likheter.</w:t>
+      </w:r>
+    </w:p>
+    <w:p>
+      <w:pPr>
+        <w:pStyle w:val="Heading1"/>
+      </w:pPr>
+      <w:r>
+        <w:t>11.  Genomgångna exempel</w:t>
       </w:r>
     </w:p>
     <w:p>
@@ -2359,31 +3467,65 @@
         <w:pStyle w:val="Heading2"/>
       </w:pPr>
       <w:r>
-        <w:t>7.1  Dispatch vs expansion</w:t>
+        <w:t>11.1  SvK 2040-expansion (sektorkopplad)</w:t>
+      </w:r>
+    </w:p>
+    <w:p>
+      <w:r>
+        <w:rPr>
+          <w:i w:val="0"/>
+        </w:rPr>
+        <w:t>Full framtidskörning: 2040-kostnader + additiv efterfrågan + värme + EV + ny kärnkraft.</w:t>
       </w:r>
     </w:p>
     <w:p>
       <w:pPr>
-        <w:pStyle w:val="ListBullet"/>
+        <w:spacing w:before="60" w:after="120"/>
+        <w:ind w:left="288"/>
       </w:pPr>
       <w:r>
-        <w:t>--no-expansion — lås all kapacitet (ren dispatch).</w:t>
+        <w:rPr>
+          <w:rFonts w:ascii="Consolas" w:hAnsi="Consolas"/>
+          <w:color w:val="222222"/>
+          <w:sz w:val="18"/>
+        </w:rPr>
+        <w:t>python scripts/run_model.py --resolution 3 --spill-cost 50 --market-elasticity \</w:t>
       </w:r>
-    </w:p>
-    <w:p>
-      <w:pPr>
-        <w:pStyle w:val="ListBullet"/>
-      </w:pPr>
       <w:r>
-        <w:t>--spill-cost 50 — KRÄVS i expansionskörningar (default 0.1 ger phantom spill + VRE-överinvestering).</w:t>
+        <w:rPr>
+          <w:rFonts w:ascii="Consolas" w:hAnsi="Consolas"/>
+          <w:color w:val="222222"/>
+          <w:sz w:val="18"/>
+        </w:rPr>
+        <w:br/>
+        <w:t xml:space="preserve">  --cost-scenario svk_2040 --demand-scenario svk_2040_mm \</w:t>
       </w:r>
-    </w:p>
-    <w:p>
-      <w:pPr>
-        <w:pStyle w:val="ListBullet"/>
-      </w:pPr>
       <w:r>
-        <w:t>--extra-load MW — extra flat last per zon (stresstest).</w:t>
+        <w:rPr>
+          <w:rFonts w:ascii="Consolas" w:hAnsi="Consolas"/>
+          <w:color w:val="222222"/>
+          <w:sz w:val="18"/>
+        </w:rPr>
+        <w:br/>
+        <w:t xml:space="preserve">  --add-heat --add-nuclear SE-S:10:201 SE-N:10:202 FI:10:203 \</w:t>
+      </w:r>
+      <w:r>
+        <w:rPr>
+          <w:rFonts w:ascii="Consolas" w:hAnsi="Consolas"/>
+          <w:color w:val="222222"/>
+          <w:sz w:val="18"/>
+        </w:rPr>
+        <w:br/>
+        <w:t xml:space="preserve">  --onwind-capfac-increase 0.30 --offwind-capfac-increase 0.10 \</w:t>
+      </w:r>
+      <w:r>
+        <w:rPr>
+          <w:rFonts w:ascii="Consolas" w:hAnsi="Consolas"/>
+          <w:color w:val="222222"/>
+          <w:sz w:val="18"/>
+        </w:rPr>
+        <w:br/>
+        <w:t xml:space="preserve">  --output run_svk2040</w:t>
       </w:r>
     </w:p>
     <w:p>
@@ -2391,63 +3533,48 @@
         <w:pStyle w:val="Heading2"/>
       </w:pPr>
       <w:r>
-        <w:t>7.2  Hydrologi och vattenvärde</w:t>
+        <w:t>11.2  Snabb variant med fast KVV (mindre LP)</w:t>
       </w:r>
     </w:p>
     <w:p>
       <w:pPr>
-        <w:pStyle w:val="ListBullet"/>
+        <w:spacing w:before="60" w:after="120"/>
+        <w:ind w:left="288"/>
       </w:pPr>
       <w:r>
-        <w:t>--parametric-inflow — använd parametrisk inflödesfunktion istället för faktiska NVE/ENTSO-E-profiler (default = faktiska).</w:t>
+        <w:rPr>
+          <w:rFonts w:ascii="Consolas" w:hAnsi="Consolas"/>
+          <w:color w:val="222222"/>
+          <w:sz w:val="18"/>
+        </w:rPr>
+        <w:t>python scripts/run_model.py --resolution 3 --spill-cost 50 --market-elasticity \</w:t>
       </w:r>
-    </w:p>
-    <w:p>
-      <w:pPr>
-        <w:pStyle w:val="ListBullet"/>
-      </w:pPr>
-      <w:r>
-        <w:t>--normalized-inflow-profiles — normera inflöde mot faktisk årsproduktion.</w:t>
-      </w:r>
-    </w:p>
-    <w:p>
-      <w:pPr>
-        <w:pStyle w:val="ListBullet"/>
-      </w:pPr>
-      <w:r>
-        <w:t>--restricted-yearly-hydro — LP-cap per zon och år till faktisk nivå.</w:t>
-      </w:r>
-    </w:p>
-    <w:p>
-      <w:pPr>
-        <w:pStyle w:val="ListBullet"/>
-      </w:pPr>
-      <w:r>
-        <w:t>--rolling-horizon / --rolling-weeks N — rullande horisont med terminalvärde (fixar konstant vattenvärde).</w:t>
-      </w:r>
-    </w:p>
-    <w:p>
-      <w:pPr>
-        <w:pStyle w:val="ListBullet"/>
-      </w:pPr>
-      <w:r>
-        <w:t>--terminal-lambda VAL — fast terminal-λ (EUR/MWh) i rullande horisont.</w:t>
-      </w:r>
-    </w:p>
-    <w:p>
-      <w:pPr>
-        <w:pStyle w:val="ListBullet"/>
-      </w:pPr>
-      <w:r>
-        <w:t>--soc-band LOW,HIGH / --soc-terminal-band — låt cyklisk SOC flyta inom ett band.</w:t>
-      </w:r>
-    </w:p>
-    <w:p>
       <w:r>
         <w:rPr>
-          <w:i/>
+          <w:rFonts w:ascii="Consolas" w:hAnsi="Consolas"/>
+          <w:color w:val="222222"/>
+          <w:sz w:val="18"/>
         </w:rPr>
-        <w:t>Vattenvärdet = dualvariabeln på reservoarens energibalans (mu_energy_balance), vilket utgör prisgolvet. Sparas till water_value.csv.</w:t>
+        <w:br/>
+        <w:t xml:space="preserve">  --cost-scenario svk_2040 --demand-scenario svk_2040_mm \</w:t>
+      </w:r>
+      <w:r>
+        <w:rPr>
+          <w:rFonts w:ascii="Consolas" w:hAnsi="Consolas"/>
+          <w:color w:val="222222"/>
+          <w:sz w:val="18"/>
+        </w:rPr>
+        <w:br/>
+        <w:t xml:space="preserve">  --chp-fixed-gw 5 --add-nuclear SE-S:10:201 \</w:t>
+      </w:r>
+      <w:r>
+        <w:rPr>
+          <w:rFonts w:ascii="Consolas" w:hAnsi="Consolas"/>
+          <w:color w:val="222222"/>
+          <w:sz w:val="18"/>
+        </w:rPr>
+        <w:br/>
+        <w:t xml:space="preserve">  --output run_chpfixed</w:t>
       </w:r>
     </w:p>
     <w:p>
@@ -2455,127 +3582,57 @@
         <w:pStyle w:val="Heading2"/>
       </w:pPr>
       <w:r>
-        <w:t>7.3  Lagring och produktionstillägg</w:t>
+        <w:t>11.3  VRE+batteri vs kärnkraft för samma budget</w:t>
+      </w:r>
+    </w:p>
+    <w:p>
+      <w:r>
+        <w:rPr>
+          <w:i w:val="0"/>
+        </w:rPr>
+        <w:t>Vad gör samma 'tilläggsnota' med priserna om den läggs på VRE+batteri istället för kärnkraft i SE-S? (tvingad likhet → ren dispatcheffekt)</w:t>
       </w:r>
     </w:p>
     <w:p>
       <w:pPr>
-        <w:pStyle w:val="ListBullet"/>
+        <w:spacing w:before="60" w:after="120"/>
+        <w:ind w:left="288"/>
       </w:pPr>
       <w:r>
-        <w:t>--add-battery ZON:MW:HOURS — lägg till batteri (StorageUnit). --battery-extendable gör det investerbart.</w:t>
+        <w:rPr>
+          <w:rFonts w:ascii="Consolas" w:hAnsi="Consolas"/>
+          <w:color w:val="222222"/>
+          <w:sz w:val="18"/>
+        </w:rPr>
+        <w:t>python scripts/run_model.py --resolution 1 --no-expansion \</w:t>
+      </w:r>
+      <w:r>
+        <w:rPr>
+          <w:rFonts w:ascii="Consolas" w:hAnsi="Consolas"/>
+          <w:color w:val="222222"/>
+          <w:sz w:val="18"/>
+        </w:rPr>
+        <w:br/>
+        <w:t xml:space="preserve">  --expand-vre SE-S --expand-budget-meur 20000 \</w:t>
+      </w:r>
+      <w:r>
+        <w:rPr>
+          <w:rFonts w:ascii="Consolas" w:hAnsi="Consolas"/>
+          <w:color w:val="222222"/>
+          <w:sz w:val="18"/>
+        </w:rPr>
+        <w:br/>
+        <w:t xml:space="preserve">  --add-battery SE-S:50000:4 --battery-extendable --output run_vre_budget</w:t>
       </w:r>
     </w:p>
     <w:p>
-      <w:pPr>
-        <w:pStyle w:val="ListBullet"/>
-      </w:pPr>
       <w:r>
-        <w:t>--add-nuclear ZON:MW[:PMIN] — ny kärnkraft. PMIN=1 (default) = must-run baslast; PMIN=0 = dispatchbar.</w:t>
-      </w:r>
-    </w:p>
-    <w:p>
-      <w:pPr>
-        <w:pStyle w:val="Heading2"/>
-      </w:pPr>
-      <w:r>
-        <w:t>7.4  Riktad budgetbegränsad VRE-expansion</w:t>
-      </w:r>
-    </w:p>
-    <w:p>
-      <w:pPr>
-        <w:pStyle w:val="ListBullet"/>
-      </w:pPr>
-      <w:r>
-        <w:t>--expand-vre ZON — gör bara den zonens vind+sol investerbara (oavsett --no-expansion).</w:t>
-      </w:r>
-    </w:p>
-    <w:p>
-      <w:pPr>
-        <w:pStyle w:val="ListBullet"/>
-      </w:pPr>
-      <w:r>
-        <w:t>--expand-budget-musd MUSD / --expand-budget-meur MEUR — tak på overnight-kostnaden för tillkommande VRE+batteri. Aktiverar TVINGAD likhet + kapital=0 → ren dispatcheffekt.</w:t>
-      </w:r>
-    </w:p>
-    <w:p>
-      <w:pPr>
-        <w:pStyle w:val="Heading2"/>
-      </w:pPr>
-      <w:r>
-        <w:t>7.5  Förbättrad vind-CF (framtida turbiner)</w:t>
-      </w:r>
-    </w:p>
-    <w:p>
-      <w:pPr>
-        <w:pStyle w:val="ListBullet"/>
-      </w:pPr>
-      <w:r>
-        <w:t>--onwind-capfac-increase FRAC — höj landbaserad vinds CF med relativ andel (0.1 = +10%). Olinjär potens-transform: lyfter låga effektnivåer mest, märkeffekt (cf_max ≈ 0.8, ej installerad effekt pga geografisk spridning) oförändrad.</w:t>
-      </w:r>
-    </w:p>
-    <w:p>
-      <w:pPr>
-        <w:pStyle w:val="Heading2"/>
-      </w:pPr>
-      <w:r>
-        <w:t>7.6  Vätgas (power-to-X)</w:t>
-      </w:r>
-    </w:p>
-    <w:p>
-      <w:pPr>
-        <w:pStyle w:val="ListBullet"/>
-      </w:pPr>
-      <w:r>
-        <w:t>--add-h2 ZON:DEMAND:EL:STORE[:TURB] — vätgassystem med fasta storlekar (elektrolys, lager MWh, valfri turbin MW_el).</w:t>
-      </w:r>
-    </w:p>
-    <w:p>
-      <w:pPr>
-        <w:pStyle w:val="ListBullet"/>
-      </w:pPr>
-      <w:r>
-        <w:t>--add-h2-ext ZON:DEMAND — investerbart system (extendable elektrolys + lager, ingen turbin); modellen dimensionerar mot costs.hydrogen.</w:t>
-      </w:r>
-    </w:p>
-    <w:p>
-      <w:pPr>
-        <w:pStyle w:val="Heading2"/>
-      </w:pPr>
-      <w:r>
-        <w:t>7.7  Marknad / NTC</w:t>
-      </w:r>
-    </w:p>
-    <w:p>
-      <w:pPr>
-        <w:pStyle w:val="ListBullet"/>
-      </w:pPr>
-      <w:r>
-        <w:t>--effective-ntc — använd effektiv kontinentkapacitet (P80) istället för märkkapacitet.</w:t>
-      </w:r>
-    </w:p>
-    <w:p>
-      <w:pPr>
-        <w:pStyle w:val="ListBullet"/>
-      </w:pPr>
-      <w:r>
-        <w:t>--market-scale FACTOR|ZON:F,... — skala kontinentkablar.</w:t>
-      </w:r>
-    </w:p>
-    <w:p>
-      <w:pPr>
-        <w:pStyle w:val="ListBullet"/>
-      </w:pPr>
-      <w:r>
-        <w:t>--link-scale Z0,Z1,FACTOR — skala intern NTC mellan två zoner.</w:t>
-      </w:r>
-    </w:p>
-    <w:p>
-      <w:pPr>
-        <w:pStyle w:val="ListBullet"/>
-      </w:pPr>
-      <w:r>
-        <w:t>--no-market — stäng alla kontinentanslutningar.</w:t>
+        <w:rPr>
+          <w:i w:val="0"/>
+          <w:color w:val="555555"/>
+          <w:sz w:val="19"/>
+        </w:rPr>
+        <w:t>Slutsats (tidigare körningar): VRE+batteri sänker medelpriset mest per krona, med tydliga diminishing returns. En must-run-enhet är aldrig marginell (sätter aldrig priset); en dispatchbar enhet sätter priset till sin MC när den är interiör.</w:t>
       </w:r>
     </w:p>
     <w:p>
@@ -2583,691 +3640,173 @@
         <w:pStyle w:val="Heading1"/>
       </w:pPr>
       <w:r>
-        <w:t>8.  Genomgångna exempel</w:t>
+        <w:t>12.  Konfiguration (zones.yaml)</w:t>
+      </w:r>
+    </w:p>
+    <w:p>
+      <w:r>
+        <w:rPr>
+          <w:i w:val="0"/>
+        </w:rPr>
+        <w:t>All parametrisering ligger i config/zones.yaml:</w:t>
       </w:r>
     </w:p>
     <w:p>
       <w:pPr>
-        <w:pStyle w:val="Heading2"/>
+        <w:pStyle w:val="ListBullet"/>
       </w:pPr>
+      <w:r/>
       <w:r>
-        <w:t>8.1  VRE+batteri vs kärnkraft för samma kostnad</w:t>
+        <w:rPr>
+          <w:b/>
+        </w:rPr>
+        <w:t>zones</w:t>
+      </w:r>
+      <w:r>
+        <w:t xml:space="preserve"> — zondefinitioner med hydro/kärnkraft befintlig kapacitet, reservoarstorlek, SOC-startnivå.</w:t>
+      </w:r>
+    </w:p>
+    <w:p>
+      <w:pPr>
+        <w:pStyle w:val="ListBullet"/>
+      </w:pPr>
+      <w:r/>
+      <w:r>
+        <w:rPr>
+          <w:b/>
+        </w:rPr>
+        <w:t>links</w:t>
+      </w:r>
+      <w:r>
+        <w:t xml:space="preserve"> — interna NTC mellan zoner.</w:t>
+      </w:r>
+    </w:p>
+    <w:p>
+      <w:pPr>
+        <w:pStyle w:val="ListBullet"/>
+      </w:pPr>
+      <w:r/>
+      <w:r>
+        <w:rPr>
+          <w:b/>
+        </w:rPr>
+        <w:t>market_connections</w:t>
+      </w:r>
+      <w:r>
+        <w:t xml:space="preserve"> (+ _effective_mw) — kontinentanslutningar och priszon.</w:t>
+      </w:r>
+    </w:p>
+    <w:p>
+      <w:pPr>
+        <w:pStyle w:val="ListBullet"/>
+      </w:pPr>
+      <w:r/>
+      <w:r>
+        <w:rPr>
+          <w:b/>
+        </w:rPr>
+        <w:t>market_elasticity</w:t>
+      </w:r>
+      <w:r>
+        <w:t xml:space="preserve"> — trappa för pris-elastisk kontinentgräns.</w:t>
+      </w:r>
+    </w:p>
+    <w:p>
+      <w:pPr>
+        <w:pStyle w:val="ListBullet"/>
+      </w:pPr>
+      <w:r/>
+      <w:r>
+        <w:rPr>
+          <w:b/>
+        </w:rPr>
+        <w:t>costs</w:t>
+      </w:r>
+      <w:r>
+        <w:t xml:space="preserve"> — baskostnader (overnight, livslängd, VOM, extendable, p_nom_max), inkl. battery och hydrogen.</w:t>
+      </w:r>
+    </w:p>
+    <w:p>
+      <w:pPr>
+        <w:pStyle w:val="ListBullet"/>
+      </w:pPr>
+      <w:r/>
+      <w:r>
+        <w:rPr>
+          <w:b/>
+        </w:rPr>
+        <w:t>cost_scenarios / demand_scenarios</w:t>
+      </w:r>
+      <w:r>
+        <w:t xml:space="preserve"> — framtidsscenarier (svk_2040/2050, svk_2040_mm).</w:t>
+      </w:r>
+    </w:p>
+    <w:p>
+      <w:pPr>
+        <w:pStyle w:val="ListBullet"/>
+      </w:pPr>
+      <w:r/>
+      <w:r>
+        <w:rPr>
+          <w:b/>
+        </w:rPr>
+        <w:t>heat / ev</w:t>
+      </w:r>
+      <w:r>
+        <w:t xml:space="preserve"> — sektorparametrar (värmezoner, COP, KVV; EV-läge och fordonstal).</w:t>
+      </w:r>
+    </w:p>
+    <w:p>
+      <w:pPr>
+        <w:pStyle w:val="ListBullet"/>
+      </w:pPr>
+      <w:r/>
+      <w:r>
+        <w:rPr>
+          <w:b/>
+        </w:rPr>
+        <w:t>hydrogen</w:t>
+      </w:r>
+      <w:r>
+        <w:t xml:space="preserve"> — valfria vätgassystem per zon (opt-in; default avstängt).</w:t>
+      </w:r>
+    </w:p>
+    <w:p>
+      <w:pPr>
+        <w:pStyle w:val="ListBullet"/>
+      </w:pPr>
+      <w:r/>
+      <w:r>
+        <w:rPr>
+          <w:b/>
+        </w:rPr>
+        <w:t>solver</w:t>
+      </w:r>
+      <w:r>
+        <w:t xml:space="preserve"> — HiGHS IPM + crossover, toleranser.</w:t>
+      </w:r>
+    </w:p>
+    <w:p>
+      <w:pPr>
+        <w:pStyle w:val="ListBullet"/>
+      </w:pPr>
+      <w:r/>
+      <w:r>
+        <w:rPr>
+          <w:b/>
+        </w:rPr>
+        <w:t>snapshots</w:t>
+      </w:r>
+      <w:r>
+        <w:t xml:space="preserve"> — simuleringsperiod och upplösning.</w:t>
       </w:r>
     </w:p>
     <w:p>
       <w:r>
-        <w:t>Frågan: vad gör samma 'tilläggsnota' med priserna om den läggs på VRE+batteri istället för kärnkraft i SE-S? (1h, 2023–2025.)</w:t>
-      </w:r>
-    </w:p>
-    <w:p>
-      <w:pPr>
-        <w:shd w:val="clear" w:color="auto" w:fill="F2F2F2"/>
-        <w:spacing w:before="80" w:after="160"/>
-        <w:ind w:left="216"/>
-      </w:pPr>
-      <w:r>
         <w:rPr>
-          <w:rFonts w:ascii="Consolas" w:hAnsi="Consolas"/>
-          <w:sz w:val="19"/>
+          <w:i w:val="0"/>
         </w:rPr>
-        <w:t># Kärnkraft 2.5 GW (must-run resp dispatchbar)</w:t>
-        <w:br/>
-        <w:t>python scripts/run_model.py --resolution 1 --no-expansion \</w:t>
-        <w:br/>
-        <w:t xml:space="preserve">    --add-nuclear SE-S:2500   --output run70_nuclear_mustrun</w:t>
-        <w:br/>
-        <w:t>python scripts/run_model.py --resolution 1 --no-expansion \</w:t>
-        <w:br/>
-        <w:t xml:space="preserve">    --add-nuclear SE-S:2500:0 --output run71_nuclear_disp</w:t>
-        <w:br/>
-        <w:br/>
-        <w:t># VRE+batteri för samma overnight-budget (tvingad likhet, dispatcheffekt)</w:t>
-        <w:br/>
-        <w:t>python scripts/run_model.py --resolution 1 --no-expansion \</w:t>
-        <w:br/>
-        <w:t xml:space="preserve">    --expand-vre SE-S --expand-budget-meur 20000 \</w:t>
-        <w:br/>
-        <w:t xml:space="preserve">    --add-battery SE-S:50000:4 --battery-extendable --output run73_vre_budget</w:t>
-      </w:r>
-    </w:p>
-    <w:tbl>
-      <w:tblPr>
-        <w:tblStyle w:val="LightGrid-Accent1"/>
-        <w:tblW w:type="auto" w:w="0"/>
-        <w:jc w:val="center"/>
-        <w:tblLook w:firstColumn="1" w:firstRow="1" w:lastColumn="0" w:lastRow="0" w:noHBand="0" w:noVBand="1" w:val="04A0"/>
-      </w:tblPr>
-      <w:tblGrid>
-        <w:gridCol w:w="2880"/>
-        <w:gridCol w:w="2880"/>
-        <w:gridCol w:w="2880"/>
-      </w:tblGrid>
-      <w:tr>
-        <w:tc>
-          <w:tcPr>
-            <w:tcW w:type="dxa" w:w="3456"/>
-          </w:tcPr>
-          <w:p>
-            <w:r/>
-            <w:r>
-              <w:rPr>
-                <w:b/>
-                <w:sz w:val="19"/>
-              </w:rPr>
-              <w:t>Scenario</w:t>
-            </w:r>
-          </w:p>
-        </w:tc>
-        <w:tc>
-          <w:tcPr>
-            <w:tcW w:type="dxa" w:w="2016"/>
-          </w:tcPr>
-          <w:p>
-            <w:r/>
-            <w:r>
-              <w:rPr>
-                <w:b/>
-                <w:sz w:val="19"/>
-              </w:rPr>
-              <w:t>Budget</w:t>
-            </w:r>
-          </w:p>
-        </w:tc>
-        <w:tc>
-          <w:tcPr>
-            <w:tcW w:type="dxa" w:w="2304"/>
-          </w:tcPr>
-          <w:p>
-            <w:r/>
-            <w:r>
-              <w:rPr>
-                <w:b/>
-                <w:sz w:val="19"/>
-              </w:rPr>
-              <w:t>SE-S medelpris</w:t>
-            </w:r>
-          </w:p>
-        </w:tc>
-      </w:tr>
-      <w:tr>
-        <w:tc>
-          <w:tcPr>
-            <w:tcW w:type="dxa" w:w="3456"/>
-          </w:tcPr>
-          <w:p>
-            <w:r/>
-            <w:r>
-              <w:rPr>
-                <w:sz w:val="19"/>
-              </w:rPr>
-              <w:t>Baseline</w:t>
-            </w:r>
-          </w:p>
-        </w:tc>
-        <w:tc>
-          <w:tcPr>
-            <w:tcW w:type="dxa" w:w="2016"/>
-          </w:tcPr>
-          <w:p>
-            <w:r/>
-            <w:r>
-              <w:rPr>
-                <w:sz w:val="19"/>
-              </w:rPr>
-              <w:t>—</w:t>
-            </w:r>
-          </w:p>
-        </w:tc>
-        <w:tc>
-          <w:tcPr>
-            <w:tcW w:type="dxa" w:w="2304"/>
-          </w:tcPr>
-          <w:p>
-            <w:r/>
-            <w:r>
-              <w:rPr>
-                <w:sz w:val="19"/>
-              </w:rPr>
-              <w:t>51.6</w:t>
-            </w:r>
-          </w:p>
-        </w:tc>
-      </w:tr>
-      <w:tr>
-        <w:tc>
-          <w:tcPr>
-            <w:tcW w:type="dxa" w:w="3456"/>
-          </w:tcPr>
-          <w:p>
-            <w:r/>
-            <w:r>
-              <w:rPr>
-                <w:sz w:val="19"/>
-              </w:rPr>
-              <w:t>Kärnkraft dispatchbar</w:t>
-            </w:r>
-          </w:p>
-        </w:tc>
-        <w:tc>
-          <w:tcPr>
-            <w:tcW w:type="dxa" w:w="2016"/>
-          </w:tcPr>
-          <w:p>
-            <w:r/>
-            <w:r>
-              <w:rPr>
-                <w:sz w:val="19"/>
-              </w:rPr>
-              <w:t>25 GUSD</w:t>
-            </w:r>
-          </w:p>
-        </w:tc>
-        <w:tc>
-          <w:tcPr>
-            <w:tcW w:type="dxa" w:w="2304"/>
-          </w:tcPr>
-          <w:p>
-            <w:r/>
-            <w:r>
-              <w:rPr>
-                <w:sz w:val="19"/>
-              </w:rPr>
-              <w:t>41.3</w:t>
-            </w:r>
-          </w:p>
-        </w:tc>
-      </w:tr>
-      <w:tr>
-        <w:tc>
-          <w:tcPr>
-            <w:tcW w:type="dxa" w:w="3456"/>
-          </w:tcPr>
-          <w:p>
-            <w:r/>
-            <w:r>
-              <w:rPr>
-                <w:sz w:val="19"/>
-              </w:rPr>
-              <w:t>Kärnkraft must-run</w:t>
-            </w:r>
-          </w:p>
-        </w:tc>
-        <w:tc>
-          <w:tcPr>
-            <w:tcW w:type="dxa" w:w="2016"/>
-          </w:tcPr>
-          <w:p>
-            <w:r/>
-            <w:r>
-              <w:rPr>
-                <w:sz w:val="19"/>
-              </w:rPr>
-              <w:t>25 GUSD</w:t>
-            </w:r>
-          </w:p>
-        </w:tc>
-        <w:tc>
-          <w:tcPr>
-            <w:tcW w:type="dxa" w:w="2304"/>
-          </w:tcPr>
-          <w:p>
-            <w:r/>
-            <w:r>
-              <w:rPr>
-                <w:sz w:val="19"/>
-              </w:rPr>
-              <w:t>38.9</w:t>
-            </w:r>
-          </w:p>
-        </w:tc>
-      </w:tr>
-      <w:tr>
-        <w:tc>
-          <w:tcPr>
-            <w:tcW w:type="dxa" w:w="3456"/>
-          </w:tcPr>
-          <w:p>
-            <w:r/>
-            <w:r>
-              <w:rPr>
-                <w:sz w:val="19"/>
-              </w:rPr>
-              <w:t>VRE+batteri</w:t>
-            </w:r>
-          </w:p>
-        </w:tc>
-        <w:tc>
-          <w:tcPr>
-            <w:tcW w:type="dxa" w:w="2016"/>
-          </w:tcPr>
-          <w:p>
-            <w:r/>
-            <w:r>
-              <w:rPr>
-                <w:sz w:val="19"/>
-              </w:rPr>
-              <w:t>20 mdr€</w:t>
-            </w:r>
-          </w:p>
-        </w:tc>
-        <w:tc>
-          <w:tcPr>
-            <w:tcW w:type="dxa" w:w="2304"/>
-          </w:tcPr>
-          <w:p>
-            <w:r/>
-            <w:r>
-              <w:rPr>
-                <w:sz w:val="19"/>
-              </w:rPr>
-              <w:t>37.0</w:t>
-            </w:r>
-          </w:p>
-        </w:tc>
-      </w:tr>
-      <w:tr>
-        <w:tc>
-          <w:tcPr>
-            <w:tcW w:type="dxa" w:w="3456"/>
-          </w:tcPr>
-          <w:p>
-            <w:r/>
-            <w:r>
-              <w:rPr>
-                <w:sz w:val="19"/>
-              </w:rPr>
-              <w:t>VRE+batteri</w:t>
-            </w:r>
-          </w:p>
-        </w:tc>
-        <w:tc>
-          <w:tcPr>
-            <w:tcW w:type="dxa" w:w="2016"/>
-          </w:tcPr>
-          <w:p>
-            <w:r/>
-            <w:r>
-              <w:rPr>
-                <w:sz w:val="19"/>
-              </w:rPr>
-              <w:t>23.2 mdr€</w:t>
-            </w:r>
-          </w:p>
-        </w:tc>
-        <w:tc>
-          <w:tcPr>
-            <w:tcW w:type="dxa" w:w="2304"/>
-          </w:tcPr>
-          <w:p>
-            <w:r/>
-            <w:r>
-              <w:rPr>
-                <w:sz w:val="19"/>
-              </w:rPr>
-              <w:t>35.7</w:t>
-            </w:r>
-          </w:p>
-        </w:tc>
-      </w:tr>
-    </w:tbl>
-    <w:p/>
-    <w:p>
-      <w:r>
-        <w:rPr>
-          <w:i/>
-        </w:rPr>
-        <w:t>Slutsats: VRE+batteri sänker medelpriset mest per krona, men med tydliga diminishing returns. En must-run-enhet kan aldrig vara marginell — den sätter aldrig priset; en dispatchbar enhet sätter priset till sin MC (20 €) när den är interiör.</w:t>
-      </w:r>
-    </w:p>
-    <w:p>
-      <w:pPr>
-        <w:pStyle w:val="Heading2"/>
-      </w:pPr>
-      <w:r>
-        <w:t>8.2  Vätgasexpansion — geologins betydelse</w:t>
-      </w:r>
-    </w:p>
-    <w:p>
-      <w:r>
-        <w:t>1 GW vätgasbaslast med investerbar elektrolys + lager. Urberg (SE-N/FI) vs saltkavern (DK).</w:t>
-      </w:r>
-    </w:p>
-    <w:p>
-      <w:pPr>
-        <w:shd w:val="clear" w:color="auto" w:fill="F2F2F2"/>
-        <w:spacing w:before="80" w:after="160"/>
-        <w:ind w:left="216"/>
-      </w:pPr>
-      <w:r>
-        <w:rPr>
-          <w:rFonts w:ascii="Consolas" w:hAnsi="Consolas"/>
-          <w:sz w:val="19"/>
-        </w:rPr>
-        <w:t>python scripts/run_model.py --resolution 3 --no-expansion \</w:t>
-        <w:br/>
-        <w:t xml:space="preserve">    --add-h2-ext SE-N:1000 --add-h2-ext FI:1000 --output run76_h2_north</w:t>
-        <w:br/>
-        <w:br/>
-        <w:t>python scripts/run_model.py --resolution 3 --no-expansion \</w:t>
-        <w:br/>
-        <w:t xml:space="preserve">    --add-h2-ext DK:1000 --output run77_h2_dk_saltcavern</w:t>
-      </w:r>
-    </w:p>
-    <w:tbl>
-      <w:tblPr>
-        <w:tblStyle w:val="LightGrid-Accent1"/>
-        <w:tblW w:type="auto" w:w="0"/>
-        <w:jc w:val="center"/>
-        <w:tblLook w:firstColumn="1" w:firstRow="1" w:lastColumn="0" w:lastRow="0" w:noHBand="0" w:noVBand="1" w:val="04A0"/>
-      </w:tblPr>
-      <w:tblGrid>
-        <w:gridCol w:w="1728"/>
-        <w:gridCol w:w="1728"/>
-        <w:gridCol w:w="1728"/>
-        <w:gridCol w:w="1728"/>
-        <w:gridCol w:w="1728"/>
-      </w:tblGrid>
-      <w:tr>
-        <w:tc>
-          <w:tcPr>
-            <w:tcW w:type="dxa" w:w="3168"/>
-          </w:tcPr>
-          <w:p>
-            <w:r/>
-            <w:r>
-              <w:rPr>
-                <w:b/>
-                <w:sz w:val="19"/>
-              </w:rPr>
-              <w:t>Zon (lager)</w:t>
-            </w:r>
-          </w:p>
-        </w:tc>
-        <w:tc>
-          <w:tcPr>
-            <w:tcW w:type="dxa" w:w="1728"/>
-          </w:tcPr>
-          <w:p>
-            <w:r/>
-            <w:r>
-              <w:rPr>
-                <w:b/>
-                <w:sz w:val="19"/>
-              </w:rPr>
-              <w:t>Elektrolys</w:t>
-            </w:r>
-          </w:p>
-        </w:tc>
-        <w:tc>
-          <w:tcPr>
-            <w:tcW w:type="dxa" w:w="1008"/>
-          </w:tcPr>
-          <w:p>
-            <w:r/>
-            <w:r>
-              <w:rPr>
-                <w:b/>
-                <w:sz w:val="19"/>
-              </w:rPr>
-              <w:t>CF</w:t>
-            </w:r>
-          </w:p>
-        </w:tc>
-        <w:tc>
-          <w:tcPr>
-            <w:tcW w:type="dxa" w:w="2160"/>
-          </w:tcPr>
-          <w:p>
-            <w:r/>
-            <w:r>
-              <w:rPr>
-                <w:b/>
-                <w:sz w:val="19"/>
-              </w:rPr>
-              <w:t>Lager</w:t>
-            </w:r>
-          </w:p>
-        </w:tc>
-        <w:tc>
-          <w:tcPr>
-            <w:tcW w:type="dxa" w:w="2016"/>
-          </w:tcPr>
-          <w:p>
-            <w:r/>
-            <w:r>
-              <w:rPr>
-                <w:b/>
-                <w:sz w:val="19"/>
-              </w:rPr>
-              <w:t>Prispåverkan</w:t>
-            </w:r>
-          </w:p>
-        </w:tc>
-      </w:tr>
-      <w:tr>
-        <w:tc>
-          <w:tcPr>
-            <w:tcW w:type="dxa" w:w="3168"/>
-          </w:tcPr>
-          <w:p>
-            <w:r/>
-            <w:r>
-              <w:rPr>
-                <w:sz w:val="19"/>
-              </w:rPr>
-              <w:t>SE-N (urberg 5 €/kWh)</w:t>
-            </w:r>
-          </w:p>
-        </w:tc>
-        <w:tc>
-          <w:tcPr>
-            <w:tcW w:type="dxa" w:w="1728"/>
-          </w:tcPr>
-          <w:p>
-            <w:r/>
-            <w:r>
-              <w:rPr>
-                <w:sz w:val="19"/>
-              </w:rPr>
-              <w:t>2.1 GW</w:t>
-            </w:r>
-          </w:p>
-        </w:tc>
-        <w:tc>
-          <w:tcPr>
-            <w:tcW w:type="dxa" w:w="1008"/>
-          </w:tcPr>
-          <w:p>
-            <w:r/>
-            <w:r>
-              <w:rPr>
-                <w:sz w:val="19"/>
-              </w:rPr>
-              <w:t>72%</w:t>
-            </w:r>
-          </w:p>
-        </w:tc>
-        <w:tc>
-          <w:tcPr>
-            <w:tcW w:type="dxa" w:w="2160"/>
-          </w:tcPr>
-          <w:p>
-            <w:r/>
-            <w:r>
-              <w:rPr>
-                <w:sz w:val="19"/>
-              </w:rPr>
-              <w:t>55 GWh (~2 dygn)</w:t>
-            </w:r>
-          </w:p>
-        </w:tc>
-        <w:tc>
-          <w:tcPr>
-            <w:tcW w:type="dxa" w:w="2016"/>
-          </w:tcPr>
-          <w:p>
-            <w:r/>
-            <w:r>
-              <w:rPr>
-                <w:sz w:val="19"/>
-              </w:rPr>
-              <w:t>+28 €/MWh</w:t>
-            </w:r>
-          </w:p>
-        </w:tc>
-      </w:tr>
-      <w:tr>
-        <w:tc>
-          <w:tcPr>
-            <w:tcW w:type="dxa" w:w="3168"/>
-          </w:tcPr>
-          <w:p>
-            <w:r/>
-            <w:r>
-              <w:rPr>
-                <w:sz w:val="19"/>
-              </w:rPr>
-              <w:t>FI (urberg 5 €/kWh)</w:t>
-            </w:r>
-          </w:p>
-        </w:tc>
-        <w:tc>
-          <w:tcPr>
-            <w:tcW w:type="dxa" w:w="1728"/>
-          </w:tcPr>
-          <w:p>
-            <w:r/>
-            <w:r>
-              <w:rPr>
-                <w:sz w:val="19"/>
-              </w:rPr>
-              <w:t>2.7 GW</w:t>
-            </w:r>
-          </w:p>
-        </w:tc>
-        <w:tc>
-          <w:tcPr>
-            <w:tcW w:type="dxa" w:w="1008"/>
-          </w:tcPr>
-          <w:p>
-            <w:r/>
-            <w:r>
-              <w:rPr>
-                <w:sz w:val="19"/>
-              </w:rPr>
-              <w:t>56%</w:t>
-            </w:r>
-          </w:p>
-        </w:tc>
-        <w:tc>
-          <w:tcPr>
-            <w:tcW w:type="dxa" w:w="2160"/>
-          </w:tcPr>
-          <w:p>
-            <w:r/>
-            <w:r>
-              <w:rPr>
-                <w:sz w:val="19"/>
-              </w:rPr>
-              <w:t>97 GWh (~2 dygn)</w:t>
-            </w:r>
-          </w:p>
-        </w:tc>
-        <w:tc>
-          <w:tcPr>
-            <w:tcW w:type="dxa" w:w="2016"/>
-          </w:tcPr>
-          <w:p>
-            <w:r/>
-            <w:r>
-              <w:rPr>
-                <w:sz w:val="19"/>
-              </w:rPr>
-              <w:t>+27 €/MWh</w:t>
-            </w:r>
-          </w:p>
-        </w:tc>
-      </w:tr>
-      <w:tr>
-        <w:tc>
-          <w:tcPr>
-            <w:tcW w:type="dxa" w:w="3168"/>
-          </w:tcPr>
-          <w:p>
-            <w:r/>
-            <w:r>
-              <w:rPr>
-                <w:sz w:val="19"/>
-              </w:rPr>
-              <w:t>DK (saltkavern 0.5 €/kWh)</w:t>
-            </w:r>
-          </w:p>
-        </w:tc>
-        <w:tc>
-          <w:tcPr>
-            <w:tcW w:type="dxa" w:w="1728"/>
-          </w:tcPr>
-          <w:p>
-            <w:r/>
-            <w:r>
-              <w:rPr>
-                <w:sz w:val="19"/>
-              </w:rPr>
-              <w:t>4.35 GW</w:t>
-            </w:r>
-          </w:p>
-        </w:tc>
-        <w:tc>
-          <w:tcPr>
-            <w:tcW w:type="dxa" w:w="1008"/>
-          </w:tcPr>
-          <w:p>
-            <w:r/>
-            <w:r>
-              <w:rPr>
-                <w:sz w:val="19"/>
-              </w:rPr>
-              <w:t>35%</w:t>
-            </w:r>
-          </w:p>
-        </w:tc>
-        <w:tc>
-          <w:tcPr>
-            <w:tcW w:type="dxa" w:w="2160"/>
-          </w:tcPr>
-          <w:p>
-            <w:r/>
-            <w:r>
-              <w:rPr>
-                <w:sz w:val="19"/>
-              </w:rPr>
-              <w:t>444 GWh (~6.5 dygn)</w:t>
-            </w:r>
-          </w:p>
-        </w:tc>
-        <w:tc>
-          <w:tcPr>
-            <w:tcW w:type="dxa" w:w="2016"/>
-          </w:tcPr>
-          <w:p>
-            <w:r/>
-            <w:r>
-              <w:rPr>
-                <w:sz w:val="19"/>
-              </w:rPr>
-              <w:t>+4.4 €/MWh</w:t>
-            </w:r>
-          </w:p>
-        </w:tc>
-      </w:tr>
-    </w:tbl>
-    <w:p/>
-    <w:p>
-      <w:r>
-        <w:rPr>
-          <w:i/>
-        </w:rPr>
-        <w:t>Slutsats: lagerkostnaden styr hela systemdesignen. Billig saltkavern → översizad elektrolys + stort flerdygnslager + låg CF (extrem arbitrage). Dyrt urberg → rätt-sizad elektrolys + litet lager + hög CF (jämn drift). Placeringen avgör prispåverkan: i hydro-rika norr äter elektrolysen upp det billiga överskottet (+28), medan kontinentkopplade DK knappt påverkas (+4.4).</w:t>
+        <w:t>Viktiga designval: IPM med crossover krävs för korrekt expansion; termisk och befintlig kärnkraft är must-run; hydro-SOC är cyklisk (start=slut); vätgaslagrets kostnad är per zon efter geologi; efterfrågescenarier är additiva över eSett-basen.</w:t>
       </w:r>
     </w:p>
     <w:p>
@@ -3275,91 +3814,14 @@
         <w:pStyle w:val="Heading1"/>
       </w:pPr>
       <w:r>
-        <w:t>9.  Konfiguration (zones.yaml)</w:t>
-      </w:r>
-    </w:p>
-    <w:p>
-      <w:r>
-        <w:t>All parametrisering ligger i config/zones.yaml:</w:t>
-      </w:r>
-    </w:p>
-    <w:p>
-      <w:pPr>
-        <w:pStyle w:val="ListBullet"/>
-      </w:pPr>
-      <w:r>
-        <w:t>zones — zondefinitioner med hydro/kärnkraft befintlig kapacitet, reservoarstorlek, SOC-startnivå.</w:t>
-      </w:r>
-    </w:p>
-    <w:p>
-      <w:pPr>
-        <w:pStyle w:val="ListBullet"/>
-      </w:pPr>
-      <w:r>
-        <w:t>links — interna NTC mellan zoner.</w:t>
-      </w:r>
-    </w:p>
-    <w:p>
-      <w:pPr>
-        <w:pStyle w:val="ListBullet"/>
-      </w:pPr>
-      <w:r>
-        <w:t>market_connections (+ _effective_mw) — kontinentanslutningar och priszon.</w:t>
-      </w:r>
-    </w:p>
-    <w:p>
-      <w:pPr>
-        <w:pStyle w:val="ListBullet"/>
-      </w:pPr>
-      <w:r>
-        <w:t>costs — teknikkostnader (overnight, livslängd, VOM, extendable, p_nom_max), inkl. battery och hydrogen.</w:t>
-      </w:r>
-    </w:p>
-    <w:p>
-      <w:pPr>
-        <w:pStyle w:val="ListBullet"/>
-      </w:pPr>
-      <w:r>
-        <w:t>hydrogen — valfria vätgassystem per zon (opt-in; default avstängt).</w:t>
-      </w:r>
-    </w:p>
-    <w:p>
-      <w:pPr>
-        <w:pStyle w:val="ListBullet"/>
-      </w:pPr>
-      <w:r>
-        <w:t>solver — HiGHS IPM + crossover.</w:t>
-      </w:r>
-    </w:p>
-    <w:p>
-      <w:pPr>
-        <w:pStyle w:val="ListBullet"/>
-      </w:pPr>
-      <w:r>
-        <w:t>snapshots — simuleringsperiod och upplösning.</w:t>
-      </w:r>
-    </w:p>
-    <w:p>
-      <w:r>
-        <w:rPr>
-          <w:i/>
-        </w:rPr>
-        <w:t>Viktiga designval: IPM med crossover krävs för korrekt expansion; termisk och kärnkraft modelleras som must-run; hydro-SOC är cyklisk (start=slut); vätgaslagrets kostnad är per zon efter geologi.</w:t>
-      </w:r>
-    </w:p>
-    <w:p>
-      <w:pPr>
-        <w:pStyle w:val="Heading1"/>
-      </w:pPr>
-      <w:r>
-        <w:t>10.  Bilaga: fullständig flaggtabell</w:t>
+        <w:t>13.  Bilaga: fullständig flaggtabell</w:t>
       </w:r>
     </w:p>
     <w:tbl>
       <w:tblPr>
         <w:tblStyle w:val="LightGrid-Accent1"/>
         <w:tblW w:type="auto" w:w="0"/>
-        <w:jc w:val="center"/>
+        <w:jc w:val="left"/>
         <w:tblLook w:firstColumn="1" w:firstRow="1" w:lastColumn="0" w:lastRow="0" w:noHBand="0" w:noVBand="1" w:val="04A0"/>
       </w:tblPr>
       <w:tblGrid>
@@ -3369,7 +3831,7 @@
       <w:tr>
         <w:tc>
           <w:tcPr>
-            <w:tcW w:type="dxa" w:w="4176"/>
+            <w:tcW w:type="dxa" w:w="3888"/>
           </w:tcPr>
           <w:p>
             <w:r/>
@@ -3384,7 +3846,7 @@
         </w:tc>
         <w:tc>
           <w:tcPr>
-            <w:tcW w:type="dxa" w:w="4464"/>
+            <w:tcW w:type="dxa" w:w="5328"/>
           </w:tcPr>
           <w:p>
             <w:r/>
@@ -3401,13 +3863,14 @@
       <w:tr>
         <w:tc>
           <w:tcPr>
-            <w:tcW w:type="dxa" w:w="4176"/>
+            <w:tcW w:type="dxa" w:w="3888"/>
           </w:tcPr>
           <w:p>
             <w:r/>
             <w:r>
               <w:rPr>
-                <w:sz w:val="19"/>
+                <w:rFonts w:ascii="Consolas" w:hAnsi="Consolas"/>
+                <w:sz w:val="17"/>
               </w:rPr>
               <w:t>--resolution H</w:t>
             </w:r>
@@ -3415,15 +3878,15 @@
         </w:tc>
         <w:tc>
           <w:tcPr>
-            <w:tcW w:type="dxa" w:w="4464"/>
+            <w:tcW w:type="dxa" w:w="5328"/>
           </w:tcPr>
           <w:p>
             <w:r/>
             <w:r>
               <w:rPr>
-                <w:sz w:val="19"/>
+                <w:sz w:val="18"/>
               </w:rPr>
-              <w:t>Tidsupplösning i timmar (1 eller 3)</w:t>
+              <w:t>Tidsupplösning i timmar (1, 2 eller 3)</w:t>
             </w:r>
           </w:p>
         </w:tc>
@@ -3431,13 +3894,14 @@
       <w:tr>
         <w:tc>
           <w:tcPr>
-            <w:tcW w:type="dxa" w:w="4176"/>
+            <w:tcW w:type="dxa" w:w="3888"/>
           </w:tcPr>
           <w:p>
             <w:r/>
             <w:r>
               <w:rPr>
-                <w:sz w:val="19"/>
+                <w:rFonts w:ascii="Consolas" w:hAnsi="Consolas"/>
+                <w:sz w:val="17"/>
               </w:rPr>
               <w:t>--year Y</w:t>
             </w:r>
@@ -3445,13 +3909,13 @@
         </w:tc>
         <w:tc>
           <w:tcPr>
-            <w:tcW w:type="dxa" w:w="4464"/>
+            <w:tcW w:type="dxa" w:w="5328"/>
           </w:tcPr>
           <w:p>
             <w:r/>
             <w:r>
               <w:rPr>
-                <w:sz w:val="19"/>
+                <w:sz w:val="18"/>
               </w:rPr>
               <w:t>Kör ett enstaka år</w:t>
             </w:r>
@@ -3461,13 +3925,14 @@
       <w:tr>
         <w:tc>
           <w:tcPr>
-            <w:tcW w:type="dxa" w:w="4176"/>
+            <w:tcW w:type="dxa" w:w="3888"/>
           </w:tcPr>
           <w:p>
             <w:r/>
             <w:r>
               <w:rPr>
-                <w:sz w:val="19"/>
+                <w:rFonts w:ascii="Consolas" w:hAnsi="Consolas"/>
+                <w:sz w:val="17"/>
               </w:rPr>
               <w:t>--output NAMN</w:t>
             </w:r>
@@ -3475,13 +3940,13 @@
         </w:tc>
         <w:tc>
           <w:tcPr>
-            <w:tcW w:type="dxa" w:w="4464"/>
+            <w:tcW w:type="dxa" w:w="5328"/>
           </w:tcPr>
           <w:p>
             <w:r/>
             <w:r>
               <w:rPr>
-                <w:sz w:val="19"/>
+                <w:sz w:val="18"/>
               </w:rPr>
               <w:t>Resultatmapp under results/</w:t>
             </w:r>
@@ -3491,13 +3956,76 @@
       <w:tr>
         <w:tc>
           <w:tcPr>
-            <w:tcW w:type="dxa" w:w="4176"/>
+            <w:tcW w:type="dxa" w:w="3888"/>
           </w:tcPr>
           <w:p>
             <w:r/>
             <w:r>
               <w:rPr>
-                <w:sz w:val="19"/>
+                <w:rFonts w:ascii="Consolas" w:hAnsi="Consolas"/>
+                <w:sz w:val="17"/>
+              </w:rPr>
+              <w:t>--desc TEXT</w:t>
+            </w:r>
+          </w:p>
+        </w:tc>
+        <w:tc>
+          <w:tcPr>
+            <w:tcW w:type="dxa" w:w="5328"/>
+          </w:tcPr>
+          <w:p>
+            <w:r/>
+            <w:r>
+              <w:rPr>
+                <w:sz w:val="18"/>
+              </w:rPr>
+              <w:t>Körningens syfte → run_meta.txt</w:t>
+            </w:r>
+          </w:p>
+        </w:tc>
+      </w:tr>
+      <w:tr>
+        <w:tc>
+          <w:tcPr>
+            <w:tcW w:type="dxa" w:w="3888"/>
+          </w:tcPr>
+          <w:p>
+            <w:r/>
+            <w:r>
+              <w:rPr>
+                <w:rFonts w:ascii="Consolas" w:hAnsi="Consolas"/>
+                <w:sz w:val="17"/>
+              </w:rPr>
+              <w:t>--dry-run</w:t>
+            </w:r>
+          </w:p>
+        </w:tc>
+        <w:tc>
+          <w:tcPr>
+            <w:tcW w:type="dxa" w:w="5328"/>
+          </w:tcPr>
+          <w:p>
+            <w:r/>
+            <w:r>
+              <w:rPr>
+                <w:sz w:val="18"/>
+              </w:rPr>
+              <w:t>Bygg nät + sammanfattning, ingen solve</w:t>
+            </w:r>
+          </w:p>
+        </w:tc>
+      </w:tr>
+      <w:tr>
+        <w:tc>
+          <w:tcPr>
+            <w:tcW w:type="dxa" w:w="3888"/>
+          </w:tcPr>
+          <w:p>
+            <w:r/>
+            <w:r>
+              <w:rPr>
+                <w:rFonts w:ascii="Consolas" w:hAnsi="Consolas"/>
+                <w:sz w:val="17"/>
               </w:rPr>
               <w:t>--no-expansion</w:t>
             </w:r>
@@ -3505,13 +4033,13 @@
         </w:tc>
         <w:tc>
           <w:tcPr>
-            <w:tcW w:type="dxa" w:w="4464"/>
+            <w:tcW w:type="dxa" w:w="5328"/>
           </w:tcPr>
           <w:p>
             <w:r/>
             <w:r>
               <w:rPr>
-                <w:sz w:val="19"/>
+                <w:sz w:val="18"/>
               </w:rPr>
               <w:t>Ren dispatch (ingen investering)</w:t>
             </w:r>
@@ -3521,13 +4049,14 @@
       <w:tr>
         <w:tc>
           <w:tcPr>
-            <w:tcW w:type="dxa" w:w="4176"/>
+            <w:tcW w:type="dxa" w:w="3888"/>
           </w:tcPr>
           <w:p>
             <w:r/>
             <w:r>
               <w:rPr>
-                <w:sz w:val="19"/>
+                <w:rFonts w:ascii="Consolas" w:hAnsi="Consolas"/>
+                <w:sz w:val="17"/>
               </w:rPr>
               <w:t>--spill-cost EUR</w:t>
             </w:r>
@@ -3535,13 +4064,13 @@
         </w:tc>
         <w:tc>
           <w:tcPr>
-            <w:tcW w:type="dxa" w:w="4464"/>
+            <w:tcW w:type="dxa" w:w="5328"/>
           </w:tcPr>
           <w:p>
             <w:r/>
             <w:r>
               <w:rPr>
-                <w:sz w:val="19"/>
+                <w:sz w:val="18"/>
               </w:rPr>
               <w:t>Hydro-spillkostnad (expansion: 50)</w:t>
             </w:r>
@@ -3551,13 +4080,14 @@
       <w:tr>
         <w:tc>
           <w:tcPr>
-            <w:tcW w:type="dxa" w:w="4176"/>
+            <w:tcW w:type="dxa" w:w="3888"/>
           </w:tcPr>
           <w:p>
             <w:r/>
             <w:r>
               <w:rPr>
-                <w:sz w:val="19"/>
+                <w:rFonts w:ascii="Consolas" w:hAnsi="Consolas"/>
+                <w:sz w:val="17"/>
               </w:rPr>
               <w:t>--extra-load MW</w:t>
             </w:r>
@@ -3565,13 +4095,13 @@
         </w:tc>
         <w:tc>
           <w:tcPr>
-            <w:tcW w:type="dxa" w:w="4464"/>
+            <w:tcW w:type="dxa" w:w="5328"/>
           </w:tcPr>
           <w:p>
             <w:r/>
             <w:r>
               <w:rPr>
-                <w:sz w:val="19"/>
+                <w:sz w:val="18"/>
               </w:rPr>
               <w:t>Extra flat last per zon</w:t>
             </w:r>
@@ -3581,29 +4111,30 @@
       <w:tr>
         <w:tc>
           <w:tcPr>
-            <w:tcW w:type="dxa" w:w="4176"/>
+            <w:tcW w:type="dxa" w:w="3888"/>
           </w:tcPr>
           <w:p>
             <w:r/>
             <w:r>
               <w:rPr>
-                <w:sz w:val="19"/>
+                <w:rFonts w:ascii="Consolas" w:hAnsi="Consolas"/>
+                <w:sz w:val="17"/>
               </w:rPr>
-              <w:t>--parametric-inflow</w:t>
+              <w:t>--cost-scenario NAMN</w:t>
             </w:r>
           </w:p>
         </w:tc>
         <w:tc>
           <w:tcPr>
-            <w:tcW w:type="dxa" w:w="4464"/>
+            <w:tcW w:type="dxa" w:w="5328"/>
           </w:tcPr>
           <w:p>
             <w:r/>
             <w:r>
               <w:rPr>
-                <w:sz w:val="19"/>
+                <w:sz w:val="18"/>
               </w:rPr>
-              <w:t>Parametrisk inflödesfunktion</w:t>
+              <w:t>Framtida teknikkostnader (svk_2040/2050)</w:t>
             </w:r>
           </w:p>
         </w:tc>
@@ -3611,29 +4142,30 @@
       <w:tr>
         <w:tc>
           <w:tcPr>
-            <w:tcW w:type="dxa" w:w="4176"/>
+            <w:tcW w:type="dxa" w:w="3888"/>
           </w:tcPr>
           <w:p>
             <w:r/>
             <w:r>
               <w:rPr>
-                <w:sz w:val="19"/>
+                <w:rFonts w:ascii="Consolas" w:hAnsi="Consolas"/>
+                <w:sz w:val="17"/>
               </w:rPr>
-              <w:t>--normalized-inflow-profiles</w:t>
+              <w:t>--demand-scenario NAMN</w:t>
             </w:r>
           </w:p>
         </w:tc>
         <w:tc>
           <w:tcPr>
-            <w:tcW w:type="dxa" w:w="4464"/>
+            <w:tcW w:type="dxa" w:w="5328"/>
           </w:tcPr>
           <w:p>
             <w:r/>
             <w:r>
               <w:rPr>
-                <w:sz w:val="19"/>
+                <w:sz w:val="18"/>
               </w:rPr>
-              <w:t>Normera inflöde mot årsproduktion</w:t>
+              <w:t>Additivt efterfrågetillskott (svk_2040_mm)</w:t>
             </w:r>
           </w:p>
         </w:tc>
@@ -3641,29 +4173,30 @@
       <w:tr>
         <w:tc>
           <w:tcPr>
-            <w:tcW w:type="dxa" w:w="4176"/>
+            <w:tcW w:type="dxa" w:w="3888"/>
           </w:tcPr>
           <w:p>
             <w:r/>
             <w:r>
               <w:rPr>
-                <w:sz w:val="19"/>
+                <w:rFonts w:ascii="Consolas" w:hAnsi="Consolas"/>
+                <w:sz w:val="17"/>
               </w:rPr>
-              <w:t>--restricted-yearly-hydro</w:t>
+              <w:t>--soc-pin ZON:START:END</w:t>
             </w:r>
           </w:p>
         </w:tc>
         <w:tc>
           <w:tcPr>
-            <w:tcW w:type="dxa" w:w="4464"/>
+            <w:tcW w:type="dxa" w:w="5328"/>
           </w:tcPr>
           <w:p>
             <w:r/>
             <w:r>
               <w:rPr>
-                <w:sz w:val="19"/>
+                <w:sz w:val="18"/>
               </w:rPr>
-              <w:t>LP-cap hydro per år</w:t>
+              <w:t>Lås reservoar-ändpunkter (kalibrering)</w:t>
             </w:r>
           </w:p>
         </w:tc>
@@ -3671,29 +4204,30 @@
       <w:tr>
         <w:tc>
           <w:tcPr>
-            <w:tcW w:type="dxa" w:w="4176"/>
+            <w:tcW w:type="dxa" w:w="3888"/>
           </w:tcPr>
           <w:p>
             <w:r/>
             <w:r>
               <w:rPr>
-                <w:sz w:val="19"/>
+                <w:rFonts w:ascii="Consolas" w:hAnsi="Consolas"/>
+                <w:sz w:val="17"/>
               </w:rPr>
-              <w:t>--rolling-horizon / --rolling-weeks N</w:t>
+              <w:t>--add-nuclear ZON:N:SEED</w:t>
             </w:r>
           </w:p>
         </w:tc>
         <w:tc>
           <w:tcPr>
-            <w:tcW w:type="dxa" w:w="4464"/>
+            <w:tcW w:type="dxa" w:w="5328"/>
           </w:tcPr>
           <w:p>
             <w:r/>
             <w:r>
               <w:rPr>
-                <w:sz w:val="19"/>
+                <w:sz w:val="18"/>
               </w:rPr>
-              <w:t>Rullande horisont + terminalvärde</w:t>
+              <w:t>Ny syntetisk kärnkraft (extendable)</w:t>
             </w:r>
           </w:p>
         </w:tc>
@@ -3701,29 +4235,30 @@
       <w:tr>
         <w:tc>
           <w:tcPr>
-            <w:tcW w:type="dxa" w:w="4176"/>
+            <w:tcW w:type="dxa" w:w="3888"/>
           </w:tcPr>
           <w:p>
             <w:r/>
             <w:r>
               <w:rPr>
-                <w:sz w:val="19"/>
+                <w:rFonts w:ascii="Consolas" w:hAnsi="Consolas"/>
+                <w:sz w:val="17"/>
               </w:rPr>
-              <w:t>--terminal-lambda VAL</w:t>
+              <w:t>--nuclear-discount-rate ZON:RATE</w:t>
             </w:r>
           </w:p>
         </w:tc>
         <w:tc>
           <w:tcPr>
-            <w:tcW w:type="dxa" w:w="4464"/>
+            <w:tcW w:type="dxa" w:w="5328"/>
           </w:tcPr>
           <w:p>
             <w:r/>
             <w:r>
               <w:rPr>
-                <w:sz w:val="19"/>
+                <w:sz w:val="18"/>
               </w:rPr>
-              <w:t>Fast terminal-λ</w:t>
+              <w:t>Egen kalkylränta för ny kärnkraft</w:t>
             </w:r>
           </w:p>
         </w:tc>
@@ -3731,29 +4266,30 @@
       <w:tr>
         <w:tc>
           <w:tcPr>
-            <w:tcW w:type="dxa" w:w="4176"/>
+            <w:tcW w:type="dxa" w:w="3888"/>
           </w:tcPr>
           <w:p>
             <w:r/>
             <w:r>
               <w:rPr>
-                <w:sz w:val="19"/>
+                <w:rFonts w:ascii="Consolas" w:hAnsi="Consolas"/>
+                <w:sz w:val="17"/>
               </w:rPr>
-              <w:t>--hydro-terminal-value</w:t>
+              <w:t>--add-wind ZON:MW</w:t>
             </w:r>
           </w:p>
         </w:tc>
         <w:tc>
           <w:tcPr>
-            <w:tcW w:type="dxa" w:w="4464"/>
+            <w:tcW w:type="dxa" w:w="5328"/>
           </w:tcPr>
           <w:p>
             <w:r/>
             <w:r>
               <w:rPr>
-                <w:sz w:val="19"/>
+                <w:sz w:val="18"/>
               </w:rPr>
-              <w:t>Vattenvärde via terminalvillkor</w:t>
+              <w:t>Fast landvind (dispatch)</w:t>
             </w:r>
           </w:p>
         </w:tc>
@@ -3761,29 +4297,30 @@
       <w:tr>
         <w:tc>
           <w:tcPr>
-            <w:tcW w:type="dxa" w:w="4176"/>
+            <w:tcW w:type="dxa" w:w="3888"/>
           </w:tcPr>
           <w:p>
             <w:r/>
             <w:r>
               <w:rPr>
-                <w:sz w:val="19"/>
+                <w:rFonts w:ascii="Consolas" w:hAnsi="Consolas"/>
+                <w:sz w:val="17"/>
               </w:rPr>
-              <w:t>--soc-band / --soc-terminal-band L,H</w:t>
+              <w:t>--onwind-capfac-increase FRAC</w:t>
             </w:r>
           </w:p>
         </w:tc>
         <w:tc>
           <w:tcPr>
-            <w:tcW w:type="dxa" w:w="4464"/>
+            <w:tcW w:type="dxa" w:w="5328"/>
           </w:tcPr>
           <w:p>
             <w:r/>
             <w:r>
               <w:rPr>
-                <w:sz w:val="19"/>
+                <w:sz w:val="18"/>
               </w:rPr>
-              <w:t>Flytande SOC-band</w:t>
+              <w:t>Höj landvinds CF</w:t>
             </w:r>
           </w:p>
         </w:tc>
@@ -3791,13 +4328,107 @@
       <w:tr>
         <w:tc>
           <w:tcPr>
-            <w:tcW w:type="dxa" w:w="4176"/>
+            <w:tcW w:type="dxa" w:w="3888"/>
           </w:tcPr>
           <w:p>
             <w:r/>
             <w:r>
               <w:rPr>
-                <w:sz w:val="19"/>
+                <w:rFonts w:ascii="Consolas" w:hAnsi="Consolas"/>
+                <w:sz w:val="17"/>
+              </w:rPr>
+              <w:t>--offwind-capfac-increase FRAC</w:t>
+            </w:r>
+          </w:p>
+        </w:tc>
+        <w:tc>
+          <w:tcPr>
+            <w:tcW w:type="dxa" w:w="5328"/>
+          </w:tcPr>
+          <w:p>
+            <w:r/>
+            <w:r>
+              <w:rPr>
+                <w:sz w:val="18"/>
+              </w:rPr>
+              <w:t>Höj havsvinds CF</w:t>
+            </w:r>
+          </w:p>
+        </w:tc>
+      </w:tr>
+      <w:tr>
+        <w:tc>
+          <w:tcPr>
+            <w:tcW w:type="dxa" w:w="3888"/>
+          </w:tcPr>
+          <w:p>
+            <w:r/>
+            <w:r>
+              <w:rPr>
+                <w:rFonts w:ascii="Consolas" w:hAnsi="Consolas"/>
+                <w:sz w:val="17"/>
+              </w:rPr>
+              <w:t>--onshore-cap ZON:MW</w:t>
+            </w:r>
+          </w:p>
+        </w:tc>
+        <w:tc>
+          <w:tcPr>
+            <w:tcW w:type="dxa" w:w="5328"/>
+          </w:tcPr>
+          <w:p>
+            <w:r/>
+            <w:r>
+              <w:rPr>
+                <w:sz w:val="18"/>
+              </w:rPr>
+              <w:t>Expansionstak landvind per zon</w:t>
+            </w:r>
+          </w:p>
+        </w:tc>
+      </w:tr>
+      <w:tr>
+        <w:tc>
+          <w:tcPr>
+            <w:tcW w:type="dxa" w:w="3888"/>
+          </w:tcPr>
+          <w:p>
+            <w:r/>
+            <w:r>
+              <w:rPr>
+                <w:rFonts w:ascii="Consolas" w:hAnsi="Consolas"/>
+                <w:sz w:val="17"/>
+              </w:rPr>
+              <w:t>--solar-cap MW</w:t>
+            </w:r>
+          </w:p>
+        </w:tc>
+        <w:tc>
+          <w:tcPr>
+            <w:tcW w:type="dxa" w:w="5328"/>
+          </w:tcPr>
+          <w:p>
+            <w:r/>
+            <w:r>
+              <w:rPr>
+                <w:sz w:val="18"/>
+              </w:rPr>
+              <w:t>Expansionstak sol (alla zoner)</w:t>
+            </w:r>
+          </w:p>
+        </w:tc>
+      </w:tr>
+      <w:tr>
+        <w:tc>
+          <w:tcPr>
+            <w:tcW w:type="dxa" w:w="3888"/>
+          </w:tcPr>
+          <w:p>
+            <w:r/>
+            <w:r>
+              <w:rPr>
+                <w:rFonts w:ascii="Consolas" w:hAnsi="Consolas"/>
+                <w:sz w:val="17"/>
               </w:rPr>
               <w:t>--add-battery ZON:MW:HOURS</w:t>
             </w:r>
@@ -3805,15 +4436,15 @@
         </w:tc>
         <w:tc>
           <w:tcPr>
-            <w:tcW w:type="dxa" w:w="4464"/>
+            <w:tcW w:type="dxa" w:w="5328"/>
           </w:tcPr>
           <w:p>
             <w:r/>
             <w:r>
               <w:rPr>
-                <w:sz w:val="19"/>
+                <w:sz w:val="18"/>
               </w:rPr>
-              <w:t>Batteri (tillval)</w:t>
+              <w:t>Fast batteri</w:t>
             </w:r>
           </w:p>
         </w:tc>
@@ -3821,13 +4452,14 @@
       <w:tr>
         <w:tc>
           <w:tcPr>
-            <w:tcW w:type="dxa" w:w="4176"/>
+            <w:tcW w:type="dxa" w:w="3888"/>
           </w:tcPr>
           <w:p>
             <w:r/>
             <w:r>
               <w:rPr>
-                <w:sz w:val="19"/>
+                <w:rFonts w:ascii="Consolas" w:hAnsi="Consolas"/>
+                <w:sz w:val="17"/>
               </w:rPr>
               <w:t>--battery-extendable</w:t>
             </w:r>
@@ -3835,15 +4467,15 @@
         </w:tc>
         <w:tc>
           <w:tcPr>
-            <w:tcW w:type="dxa" w:w="4464"/>
+            <w:tcW w:type="dxa" w:w="5328"/>
           </w:tcPr>
           <w:p>
             <w:r/>
             <w:r>
               <w:rPr>
-                <w:sz w:val="19"/>
+                <w:sz w:val="18"/>
               </w:rPr>
-              <w:t>Gör batteriet investerbart</w:t>
+              <w:t>Gör --add-battery investerbart</w:t>
             </w:r>
           </w:p>
         </w:tc>
@@ -3851,29 +4483,30 @@
       <w:tr>
         <w:tc>
           <w:tcPr>
-            <w:tcW w:type="dxa" w:w="4176"/>
+            <w:tcW w:type="dxa" w:w="3888"/>
           </w:tcPr>
           <w:p>
             <w:r/>
             <w:r>
               <w:rPr>
-                <w:sz w:val="19"/>
+                <w:rFonts w:ascii="Consolas" w:hAnsi="Consolas"/>
+                <w:sz w:val="17"/>
               </w:rPr>
-              <w:t>--add-nuclear ZON:MW[:PMIN]</w:t>
+              <w:t>--battery 4h [ZON:MW ...]</w:t>
             </w:r>
           </w:p>
         </w:tc>
         <w:tc>
           <w:tcPr>
-            <w:tcW w:type="dxa" w:w="4464"/>
+            <w:tcW w:type="dxa" w:w="5328"/>
           </w:tcPr>
           <w:p>
             <w:r/>
             <w:r>
               <w:rPr>
-                <w:sz w:val="19"/>
+                <w:sz w:val="18"/>
               </w:rPr>
-              <w:t>Ny kärnkraft (must-run/dispatchbar)</w:t>
+              <w:t>Expanderbart/fast batteri (varaktighet fast)</w:t>
             </w:r>
           </w:p>
         </w:tc>
@@ -3881,13 +4514,200 @@
       <w:tr>
         <w:tc>
           <w:tcPr>
-            <w:tcW w:type="dxa" w:w="4176"/>
+            <w:tcW w:type="dxa" w:w="3888"/>
           </w:tcPr>
           <w:p>
             <w:r/>
             <w:r>
               <w:rPr>
-                <w:sz w:val="19"/>
+                <w:rFonts w:ascii="Consolas" w:hAnsi="Consolas"/>
+                <w:sz w:val="17"/>
+              </w:rPr>
+              <w:t>--add-heat</w:t>
+            </w:r>
+          </w:p>
+        </w:tc>
+        <w:tc>
+          <w:tcPr>
+            <w:tcW w:type="dxa" w:w="5328"/>
+          </w:tcPr>
+          <w:p>
+            <w:r/>
+            <w:r>
+              <w:rPr>
+                <w:sz w:val="18"/>
+              </w:rPr>
+              <w:t>Fjärrvärmesektor</w:t>
+            </w:r>
+          </w:p>
+        </w:tc>
+      </w:tr>
+      <w:tr>
+        <w:tc>
+          <w:tcPr>
+            <w:tcW w:type="dxa" w:w="3888"/>
+          </w:tcPr>
+          <w:p>
+            <w:r/>
+            <w:r>
+              <w:rPr>
+                <w:rFonts w:ascii="Consolas" w:hAnsi="Consolas"/>
+                <w:sz w:val="17"/>
+              </w:rPr>
+              <w:t>--heat-store-ext</w:t>
+            </w:r>
+          </w:p>
+        </w:tc>
+        <w:tc>
+          <w:tcPr>
+            <w:tcW w:type="dxa" w:w="5328"/>
+          </w:tcPr>
+          <w:p>
+            <w:r/>
+            <w:r>
+              <w:rPr>
+                <w:sz w:val="18"/>
+              </w:rPr>
+              <w:t>Investerbart värmelager (kräver --add-heat)</w:t>
+            </w:r>
+          </w:p>
+        </w:tc>
+      </w:tr>
+      <w:tr>
+        <w:tc>
+          <w:tcPr>
+            <w:tcW w:type="dxa" w:w="3888"/>
+          </w:tcPr>
+          <w:p>
+            <w:r/>
+            <w:r>
+              <w:rPr>
+                <w:rFonts w:ascii="Consolas" w:hAnsi="Consolas"/>
+                <w:sz w:val="17"/>
+              </w:rPr>
+              <w:t>--chp-fixed-gw GW</w:t>
+            </w:r>
+          </w:p>
+        </w:tc>
+        <w:tc>
+          <w:tcPr>
+            <w:tcW w:type="dxa" w:w="5328"/>
+          </w:tcPr>
+          <w:p>
+            <w:r/>
+            <w:r>
+              <w:rPr>
+                <w:sz w:val="18"/>
+              </w:rPr>
+              <w:t>Fast KVV-block, ingen värmebuss</w:t>
+            </w:r>
+          </w:p>
+        </w:tc>
+      </w:tr>
+      <w:tr>
+        <w:tc>
+          <w:tcPr>
+            <w:tcW w:type="dxa" w:w="3888"/>
+          </w:tcPr>
+          <w:p>
+            <w:r/>
+            <w:r>
+              <w:rPr>
+                <w:rFonts w:ascii="Consolas" w:hAnsi="Consolas"/>
+                <w:sz w:val="17"/>
+              </w:rPr>
+              <w:t>--add-ev ZON:CARS:HEAVY</w:t>
+            </w:r>
+          </w:p>
+        </w:tc>
+        <w:tc>
+          <w:tcPr>
+            <w:tcW w:type="dxa" w:w="5328"/>
+          </w:tcPr>
+          <w:p>
+            <w:r/>
+            <w:r>
+              <w:rPr>
+                <w:sz w:val="18"/>
+              </w:rPr>
+              <w:t>Fordonsladdning (SvK flex/oflex)</w:t>
+            </w:r>
+          </w:p>
+        </w:tc>
+      </w:tr>
+      <w:tr>
+        <w:tc>
+          <w:tcPr>
+            <w:tcW w:type="dxa" w:w="3888"/>
+          </w:tcPr>
+          <w:p>
+            <w:r/>
+            <w:r>
+              <w:rPr>
+                <w:rFonts w:ascii="Consolas" w:hAnsi="Consolas"/>
+                <w:sz w:val="17"/>
+              </w:rPr>
+              <w:t>--add-h2 ZON:DEMAND:EL:STORE[:TURB]</w:t>
+            </w:r>
+          </w:p>
+        </w:tc>
+        <w:tc>
+          <w:tcPr>
+            <w:tcW w:type="dxa" w:w="5328"/>
+          </w:tcPr>
+          <w:p>
+            <w:r/>
+            <w:r>
+              <w:rPr>
+                <w:sz w:val="18"/>
+              </w:rPr>
+              <w:t>Vätgassystem (fast storlek)</w:t>
+            </w:r>
+          </w:p>
+        </w:tc>
+      </w:tr>
+      <w:tr>
+        <w:tc>
+          <w:tcPr>
+            <w:tcW w:type="dxa" w:w="3888"/>
+          </w:tcPr>
+          <w:p>
+            <w:r/>
+            <w:r>
+              <w:rPr>
+                <w:rFonts w:ascii="Consolas" w:hAnsi="Consolas"/>
+                <w:sz w:val="17"/>
+              </w:rPr>
+              <w:t>--add-h2-ext ZON:DEMAND[:STORE_MAX]</w:t>
+            </w:r>
+          </w:p>
+        </w:tc>
+        <w:tc>
+          <w:tcPr>
+            <w:tcW w:type="dxa" w:w="5328"/>
+          </w:tcPr>
+          <w:p>
+            <w:r/>
+            <w:r>
+              <w:rPr>
+                <w:sz w:val="18"/>
+              </w:rPr>
+              <w:t>Investerbart vätgassystem</w:t>
+            </w:r>
+          </w:p>
+        </w:tc>
+      </w:tr>
+      <w:tr>
+        <w:tc>
+          <w:tcPr>
+            <w:tcW w:type="dxa" w:w="3888"/>
+          </w:tcPr>
+          <w:p>
+            <w:r/>
+            <w:r>
+              <w:rPr>
+                <w:rFonts w:ascii="Consolas" w:hAnsi="Consolas"/>
+                <w:sz w:val="17"/>
               </w:rPr>
               <w:t>--expand-vre ZON</w:t>
             </w:r>
@@ -3895,13 +4715,13 @@
         </w:tc>
         <w:tc>
           <w:tcPr>
-            <w:tcW w:type="dxa" w:w="4464"/>
+            <w:tcW w:type="dxa" w:w="5328"/>
           </w:tcPr>
           <w:p>
             <w:r/>
             <w:r>
               <w:rPr>
-                <w:sz w:val="19"/>
+                <w:sz w:val="18"/>
               </w:rPr>
               <w:t>Riktad VRE-expansion i zon</w:t>
             </w:r>
@@ -3911,13 +4731,14 @@
       <w:tr>
         <w:tc>
           <w:tcPr>
-            <w:tcW w:type="dxa" w:w="4176"/>
+            <w:tcW w:type="dxa" w:w="3888"/>
           </w:tcPr>
           <w:p>
             <w:r/>
             <w:r>
               <w:rPr>
-                <w:sz w:val="19"/>
+                <w:rFonts w:ascii="Consolas" w:hAnsi="Consolas"/>
+                <w:sz w:val="17"/>
               </w:rPr>
               <w:t>--expand-budget-musd/-meur</w:t>
             </w:r>
@@ -3925,15 +4746,15 @@
         </w:tc>
         <w:tc>
           <w:tcPr>
-            <w:tcW w:type="dxa" w:w="4464"/>
+            <w:tcW w:type="dxa" w:w="5328"/>
           </w:tcPr>
           <w:p>
             <w:r/>
             <w:r>
               <w:rPr>
-                <w:sz w:val="19"/>
+                <w:sz w:val="18"/>
               </w:rPr>
-              <w:t>Overnight-budgettak för VRE+batteri</w:t>
+              <w:t>Overnight-budgettak (tvingad likhet)</w:t>
             </w:r>
           </w:p>
         </w:tc>
@@ -3941,29 +4762,30 @@
       <w:tr>
         <w:tc>
           <w:tcPr>
-            <w:tcW w:type="dxa" w:w="4176"/>
+            <w:tcW w:type="dxa" w:w="3888"/>
           </w:tcPr>
           <w:p>
             <w:r/>
             <w:r>
               <w:rPr>
-                <w:sz w:val="19"/>
+                <w:rFonts w:ascii="Consolas" w:hAnsi="Consolas"/>
+                <w:sz w:val="17"/>
               </w:rPr>
-              <w:t>--onwind-capfac-increase FRAC</w:t>
+              <w:t>--market-elasticity / --no-market-elast</w:t>
             </w:r>
           </w:p>
         </w:tc>
         <w:tc>
           <w:tcPr>
-            <w:tcW w:type="dxa" w:w="4464"/>
+            <w:tcW w:type="dxa" w:w="5328"/>
           </w:tcPr>
           <w:p>
             <w:r/>
             <w:r>
               <w:rPr>
-                <w:sz w:val="19"/>
+                <w:sz w:val="18"/>
               </w:rPr>
-              <w:t>Höj landbaserad vinds CF</w:t>
+              <w:t>Pris-elastisk kontinentgräns (default på)</w:t>
             </w:r>
           </w:p>
         </w:tc>
@@ -3971,29 +4793,30 @@
       <w:tr>
         <w:tc>
           <w:tcPr>
-            <w:tcW w:type="dxa" w:w="4176"/>
+            <w:tcW w:type="dxa" w:w="3888"/>
           </w:tcPr>
           <w:p>
             <w:r/>
             <w:r>
               <w:rPr>
-                <w:sz w:val="19"/>
+                <w:rFonts w:ascii="Consolas" w:hAnsi="Consolas"/>
+                <w:sz w:val="17"/>
               </w:rPr>
-              <w:t>--add-h2 ZON:DEMAND:EL:STORE[:TURB]</w:t>
+              <w:t>--continent-diurnal-scale FAKTOR</w:t>
             </w:r>
           </w:p>
         </w:tc>
         <w:tc>
           <w:tcPr>
-            <w:tcW w:type="dxa" w:w="4464"/>
+            <w:tcW w:type="dxa" w:w="5328"/>
           </w:tcPr>
           <w:p>
             <w:r/>
             <w:r>
               <w:rPr>
-                <w:sz w:val="19"/>
+                <w:sz w:val="18"/>
               </w:rPr>
-              <w:t>Vätgassystem (fast storlek)</w:t>
+              <w:t>Komprimera kontinentventilens dygnssväng</w:t>
             </w:r>
           </w:p>
         </w:tc>
@@ -4001,43 +4824,14 @@
       <w:tr>
         <w:tc>
           <w:tcPr>
-            <w:tcW w:type="dxa" w:w="4176"/>
+            <w:tcW w:type="dxa" w:w="3888"/>
           </w:tcPr>
           <w:p>
             <w:r/>
             <w:r>
               <w:rPr>
-                <w:sz w:val="19"/>
-              </w:rPr>
-              <w:t>--add-h2-ext ZON:DEMAND</w:t>
-            </w:r>
-          </w:p>
-        </w:tc>
-        <w:tc>
-          <w:tcPr>
-            <w:tcW w:type="dxa" w:w="4464"/>
-          </w:tcPr>
-          <w:p>
-            <w:r/>
-            <w:r>
-              <w:rPr>
-                <w:sz w:val="19"/>
-              </w:rPr>
-              <w:t>Investerbart vätgassystem</w:t>
-            </w:r>
-          </w:p>
-        </w:tc>
-      </w:tr>
-      <w:tr>
-        <w:tc>
-          <w:tcPr>
-            <w:tcW w:type="dxa" w:w="4176"/>
-          </w:tcPr>
-          <w:p>
-            <w:r/>
-            <w:r>
-              <w:rPr>
-                <w:sz w:val="19"/>
+                <w:rFonts w:ascii="Consolas" w:hAnsi="Consolas"/>
+                <w:sz w:val="17"/>
               </w:rPr>
               <w:t>--effective-ntc</w:t>
             </w:r>
@@ -4045,13 +4839,13 @@
         </w:tc>
         <w:tc>
           <w:tcPr>
-            <w:tcW w:type="dxa" w:w="4464"/>
+            <w:tcW w:type="dxa" w:w="5328"/>
           </w:tcPr>
           <w:p>
             <w:r/>
             <w:r>
               <w:rPr>
-                <w:sz w:val="19"/>
+                <w:sz w:val="18"/>
               </w:rPr>
               <w:t>P80 kontinentkapacitet</w:t>
             </w:r>
@@ -4061,29 +4855,30 @@
       <w:tr>
         <w:tc>
           <w:tcPr>
-            <w:tcW w:type="dxa" w:w="4176"/>
+            <w:tcW w:type="dxa" w:w="3888"/>
           </w:tcPr>
           <w:p>
             <w:r/>
             <w:r>
               <w:rPr>
-                <w:sz w:val="19"/>
+                <w:rFonts w:ascii="Consolas" w:hAnsi="Consolas"/>
+                <w:sz w:val="17"/>
               </w:rPr>
-              <w:t>--market-scale / --link-scale</w:t>
+              <w:t>--market-scale FACTOR|ZON:F,...</w:t>
             </w:r>
           </w:p>
         </w:tc>
         <w:tc>
           <w:tcPr>
-            <w:tcW w:type="dxa" w:w="4464"/>
+            <w:tcW w:type="dxa" w:w="5328"/>
           </w:tcPr>
           <w:p>
             <w:r/>
             <w:r>
               <w:rPr>
-                <w:sz w:val="19"/>
+                <w:sz w:val="18"/>
               </w:rPr>
-              <w:t>Skala marknads-/intern NTC</w:t>
+              <w:t>Skala kontinentkablar</w:t>
             </w:r>
           </w:p>
         </w:tc>
@@ -4091,13 +4886,14 @@
       <w:tr>
         <w:tc>
           <w:tcPr>
-            <w:tcW w:type="dxa" w:w="4176"/>
+            <w:tcW w:type="dxa" w:w="3888"/>
           </w:tcPr>
           <w:p>
             <w:r/>
             <w:r>
               <w:rPr>
-                <w:sz w:val="19"/>
+                <w:rFonts w:ascii="Consolas" w:hAnsi="Consolas"/>
+                <w:sz w:val="17"/>
               </w:rPr>
               <w:t>--no-market</w:t>
             </w:r>
@@ -4105,13 +4901,13 @@
         </w:tc>
         <w:tc>
           <w:tcPr>
-            <w:tcW w:type="dxa" w:w="4464"/>
+            <w:tcW w:type="dxa" w:w="5328"/>
           </w:tcPr>
           <w:p>
             <w:r/>
             <w:r>
               <w:rPr>
-                <w:sz w:val="19"/>
+                <w:sz w:val="18"/>
               </w:rPr>
               <w:t>Stäng kontinentanslutningar</w:t>
             </w:r>
@@ -4121,13 +4917,14 @@
       <w:tr>
         <w:tc>
           <w:tcPr>
-            <w:tcW w:type="dxa" w:w="4176"/>
+            <w:tcW w:type="dxa" w:w="3888"/>
           </w:tcPr>
           <w:p>
             <w:r/>
             <w:r>
               <w:rPr>
-                <w:sz w:val="19"/>
+                <w:rFonts w:ascii="Consolas" w:hAnsi="Consolas"/>
+                <w:sz w:val="17"/>
               </w:rPr>
               <w:t>--voll</w:t>
             </w:r>
@@ -4135,13 +4932,13 @@
         </w:tc>
         <w:tc>
           <w:tcPr>
-            <w:tcW w:type="dxa" w:w="4464"/>
+            <w:tcW w:type="dxa" w:w="5328"/>
           </w:tcPr>
           <w:p>
             <w:r/>
             <w:r>
               <w:rPr>
-                <w:sz w:val="19"/>
+                <w:sz w:val="18"/>
               </w:rPr>
               <w:t>VOLL-slack i alla zoner</w:t>
             </w:r>
@@ -4525,7 +5322,7 @@
     <w:rsid w:val="00FC693F"/>
     <w:rPr>
       <w:rFonts w:ascii="Calibri" w:hAnsi="Calibri"/>
-      <w:sz w:val="22"/>
+      <w:sz w:val="21"/>
     </w:rPr>
   </w:style>
   <w:style w:type="paragraph" w:styleId="Header">
@@ -4587,11 +5384,11 @@
       <w:outlineLvl w:val="0"/>
     </w:pPr>
     <w:rPr>
-      <w:rFonts w:asciiTheme="majorHAnsi" w:eastAsiaTheme="majorEastAsia" w:hAnsiTheme="majorHAnsi" w:cstheme="majorBidi"/>
+      <w:rFonts w:asciiTheme="majorHAnsi" w:eastAsiaTheme="majorEastAsia" w:hAnsiTheme="majorHAnsi" w:cstheme="majorBidi" w:ascii="Calibri" w:hAnsi="Calibri"/>
       <w:b/>
       <w:bCs/>
-      <w:color w:val="365F91" w:themeColor="accent1" w:themeShade="BF"/>
-      <w:sz w:val="28"/>
+      <w:color w:val="1F4E79"/>
+      <w:sz w:val="32"/>
       <w:szCs w:val="28"/>
     </w:rPr>
   </w:style>
@@ -4611,11 +5408,11 @@
       <w:outlineLvl w:val="1"/>
     </w:pPr>
     <w:rPr>
-      <w:rFonts w:asciiTheme="majorHAnsi" w:eastAsiaTheme="majorEastAsia" w:hAnsiTheme="majorHAnsi" w:cstheme="majorBidi"/>
+      <w:rFonts w:asciiTheme="majorHAnsi" w:eastAsiaTheme="majorEastAsia" w:hAnsiTheme="majorHAnsi" w:cstheme="majorBidi" w:ascii="Calibri" w:hAnsi="Calibri"/>
       <w:b/>
       <w:bCs/>
-      <w:color w:val="4F81BD" w:themeColor="accent1"/>
-      <w:sz w:val="26"/>
+      <w:color w:val="1F4E79"/>
+      <w:sz w:val="25"/>
       <w:szCs w:val="26"/>
     </w:rPr>
   </w:style>
@@ -4635,10 +5432,11 @@
       <w:outlineLvl w:val="2"/>
     </w:pPr>
     <w:rPr>
-      <w:rFonts w:asciiTheme="majorHAnsi" w:eastAsiaTheme="majorEastAsia" w:hAnsiTheme="majorHAnsi" w:cstheme="majorBidi"/>
+      <w:rFonts w:asciiTheme="majorHAnsi" w:eastAsiaTheme="majorEastAsia" w:hAnsiTheme="majorHAnsi" w:cstheme="majorBidi" w:ascii="Calibri" w:hAnsi="Calibri"/>
       <w:b/>
       <w:bCs/>
-      <w:color w:val="4F81BD" w:themeColor="accent1"/>
+      <w:color w:val="1F4E79"/>
+      <w:sz w:val="22"/>
     </w:rPr>
   </w:style>
   <w:style w:type="paragraph" w:styleId="Heading4">
@@ -4876,11 +5674,11 @@
       <w:contextualSpacing/>
     </w:pPr>
     <w:rPr>
-      <w:rFonts w:asciiTheme="majorHAnsi" w:eastAsiaTheme="majorEastAsia" w:hAnsiTheme="majorHAnsi" w:cstheme="majorBidi"/>
-      <w:color w:val="17365D" w:themeColor="text2" w:themeShade="BF"/>
+      <w:rFonts w:asciiTheme="majorHAnsi" w:eastAsiaTheme="majorEastAsia" w:hAnsiTheme="majorHAnsi" w:cstheme="majorBidi" w:ascii="Calibri" w:hAnsi="Calibri"/>
+      <w:color w:val="1F4E79"/>
       <w:spacing w:val="5"/>
       <w:kern w:val="28"/>
-      <w:sz w:val="52"/>
+      <w:sz w:val="48"/>
       <w:szCs w:val="52"/>
     </w:rPr>
   </w:style>
